--- a/9. Software Requirement Specification.docx
+++ b/9. Software Requirement Specification.docx
@@ -34,21 +34,200 @@
       <w:pPr>
         <w:rPr>
           <w:rFonts w:ascii="Times New Roman" w:hAnsi="Times New Roman" w:cs="Times New Roman"/>
-          <w:sz w:val="28"/>
-          <w:szCs w:val="28"/>
-        </w:rPr>
-      </w:pPr>
-    </w:p>
-    <w:p>
-      <w:pPr>
-        <w:rPr>
-          <w:rFonts w:ascii="Times New Roman" w:hAnsi="Times New Roman" w:cs="Times New Roman"/>
           <w:b/>
           <w:bCs/>
           <w:sz w:val="28"/>
           <w:szCs w:val="28"/>
         </w:rPr>
       </w:pPr>
+      <w:r>
+        <w:rPr>
+          <w:rFonts w:ascii="Times New Roman" w:hAnsi="Times New Roman" w:cs="Times New Roman"/>
+          <w:b/>
+          <w:bCs/>
+          <w:sz w:val="28"/>
+          <w:szCs w:val="28"/>
+        </w:rPr>
+        <w:t>1.1 Tujuan</w:t>
+      </w:r>
+    </w:p>
+    <w:p>
+      <w:pPr>
+        <w:rPr>
+          <w:rFonts w:ascii="Times New Roman" w:hAnsi="Times New Roman" w:cs="Times New Roman"/>
+          <w:sz w:val="28"/>
+          <w:szCs w:val="28"/>
+        </w:rPr>
+      </w:pPr>
+      <w:r>
+        <w:rPr>
+          <w:rFonts w:ascii="Times New Roman" w:hAnsi="Times New Roman" w:cs="Times New Roman"/>
+          <w:sz w:val="28"/>
+          <w:szCs w:val="28"/>
+        </w:rPr>
+        <w:t>Dokumen ini bertujuan untuk mendeskripsikan kebutuhan perangkat lunak SIJAWEB secara lengkap, meliputi kebutuhan fungsional dan non-fungsional. Dokumen ini menjadi acuan bagi tim pengembang, stakeholder, dan pihak terkait dalam membangun sistem.</w:t>
+      </w:r>
+    </w:p>
+    <w:p>
+      <w:pPr>
+        <w:rPr>
+          <w:rFonts w:ascii="Times New Roman" w:hAnsi="Times New Roman" w:cs="Times New Roman"/>
+          <w:b/>
+          <w:bCs/>
+          <w:sz w:val="28"/>
+          <w:szCs w:val="28"/>
+        </w:rPr>
+      </w:pPr>
+      <w:r>
+        <w:rPr>
+          <w:rFonts w:ascii="Times New Roman" w:hAnsi="Times New Roman" w:cs="Times New Roman"/>
+          <w:b/>
+          <w:bCs/>
+          <w:sz w:val="28"/>
+          <w:szCs w:val="28"/>
+        </w:rPr>
+        <w:t>1.2 Ruang Lingkup</w:t>
+      </w:r>
+    </w:p>
+    <w:p>
+      <w:pPr>
+        <w:rPr>
+          <w:rFonts w:ascii="Times New Roman" w:hAnsi="Times New Roman" w:cs="Times New Roman"/>
+          <w:sz w:val="28"/>
+          <w:szCs w:val="28"/>
+        </w:rPr>
+      </w:pPr>
+      <w:r>
+        <w:rPr>
+          <w:rFonts w:ascii="Times New Roman" w:hAnsi="Times New Roman" w:cs="Times New Roman"/>
+          <w:sz w:val="28"/>
+          <w:szCs w:val="28"/>
+        </w:rPr>
+        <w:t>SIJAWEB adalah sistem berbasis web yang digunakan untuk menghubungkan pelanggan dengan penyedia jasa secara online. Sistem ini menyediakan fitur pencarian jasa, pemesanan, serta pengelolaan layanan.</w:t>
+      </w:r>
+    </w:p>
+    <w:p>
+      <w:pPr>
+        <w:rPr>
+          <w:rFonts w:ascii="Times New Roman" w:hAnsi="Times New Roman" w:cs="Times New Roman"/>
+          <w:b/>
+          <w:bCs/>
+          <w:sz w:val="28"/>
+          <w:szCs w:val="28"/>
+        </w:rPr>
+      </w:pPr>
+      <w:r>
+        <w:rPr>
+          <w:rFonts w:ascii="Times New Roman" w:hAnsi="Times New Roman" w:cs="Times New Roman"/>
+          <w:b/>
+          <w:bCs/>
+          <w:sz w:val="28"/>
+          <w:szCs w:val="28"/>
+        </w:rPr>
+        <w:t>1.3 Definisi, Akronim, dan Singkatan</w:t>
+      </w:r>
+    </w:p>
+    <w:p>
+      <w:pPr>
+        <w:numPr>
+          <w:ilvl w:val="0"/>
+          <w:numId w:val="8"/>
+        </w:numPr>
+        <w:rPr>
+          <w:rFonts w:ascii="Times New Roman" w:hAnsi="Times New Roman" w:cs="Times New Roman"/>
+          <w:sz w:val="28"/>
+          <w:szCs w:val="28"/>
+        </w:rPr>
+      </w:pPr>
+      <w:r>
+        <w:rPr>
+          <w:rFonts w:ascii="Times New Roman" w:hAnsi="Times New Roman" w:cs="Times New Roman"/>
+          <w:sz w:val="28"/>
+          <w:szCs w:val="28"/>
+        </w:rPr>
+        <w:t>SRS: Software Requirement Specification</w:t>
+      </w:r>
+    </w:p>
+    <w:p>
+      <w:pPr>
+        <w:numPr>
+          <w:ilvl w:val="0"/>
+          <w:numId w:val="8"/>
+        </w:numPr>
+        <w:rPr>
+          <w:rFonts w:ascii="Times New Roman" w:hAnsi="Times New Roman" w:cs="Times New Roman"/>
+          <w:sz w:val="28"/>
+          <w:szCs w:val="28"/>
+        </w:rPr>
+      </w:pPr>
+      <w:r>
+        <w:rPr>
+          <w:rFonts w:ascii="Times New Roman" w:hAnsi="Times New Roman" w:cs="Times New Roman"/>
+          <w:sz w:val="28"/>
+          <w:szCs w:val="28"/>
+        </w:rPr>
+        <w:t>UI/UX: User Interface/User Experience</w:t>
+      </w:r>
+    </w:p>
+    <w:p>
+      <w:pPr>
+        <w:numPr>
+          <w:ilvl w:val="0"/>
+          <w:numId w:val="8"/>
+        </w:numPr>
+        <w:rPr>
+          <w:rFonts w:ascii="Times New Roman" w:hAnsi="Times New Roman" w:cs="Times New Roman"/>
+          <w:sz w:val="28"/>
+          <w:szCs w:val="28"/>
+        </w:rPr>
+      </w:pPr>
+      <w:r>
+        <w:rPr>
+          <w:rFonts w:ascii="Times New Roman" w:hAnsi="Times New Roman" w:cs="Times New Roman"/>
+          <w:sz w:val="28"/>
+          <w:szCs w:val="28"/>
+        </w:rPr>
+        <w:t>DBMS: Database Management System</w:t>
+      </w:r>
+    </w:p>
+    <w:p>
+      <w:pPr>
+        <w:rPr>
+          <w:rFonts w:ascii="Times New Roman" w:hAnsi="Times New Roman" w:cs="Times New Roman"/>
+          <w:sz w:val="28"/>
+          <w:szCs w:val="28"/>
+        </w:rPr>
+      </w:pPr>
+    </w:p>
+    <w:p>
+      <w:pPr>
+        <w:rPr>
+          <w:rFonts w:ascii="Times New Roman" w:hAnsi="Times New Roman" w:cs="Times New Roman"/>
+          <w:sz w:val="28"/>
+          <w:szCs w:val="28"/>
+        </w:rPr>
+      </w:pPr>
+    </w:p>
+    <w:p>
+      <w:pPr>
+        <w:rPr>
+          <w:rFonts w:ascii="Times New Roman" w:hAnsi="Times New Roman" w:cs="Times New Roman"/>
+          <w:b/>
+          <w:bCs/>
+          <w:sz w:val="28"/>
+          <w:szCs w:val="28"/>
+        </w:rPr>
+      </w:pPr>
+      <w:r>
+        <w:rPr>
+          <w:rFonts w:ascii="Times New Roman" w:hAnsi="Times New Roman" w:cs="Times New Roman"/>
+          <w:b/>
+          <w:bCs/>
+          <w:sz w:val="28"/>
+          <w:szCs w:val="28"/>
+        </w:rPr>
+        <w:t>2.</w:t>
+      </w:r>
       <w:r>
         <w:rPr>
           <w:rFonts w:ascii="Times New Roman" w:hAnsi="Times New Roman" w:cs="Times New Roman"/>
@@ -189,7 +368,6 @@
     </w:p>
     <w:p>
       <w:pPr>
-        <w:ind w:left="720"/>
         <w:rPr>
           <w:rFonts w:ascii="Times New Roman" w:hAnsi="Times New Roman" w:cs="Times New Roman"/>
         </w:rPr>
@@ -201,8 +379,6 @@
           <w:rFonts w:ascii="Times New Roman" w:hAnsi="Times New Roman" w:cs="Times New Roman"/>
           <w:b/>
           <w:bCs/>
-          <w:sz w:val="28"/>
-          <w:szCs w:val="28"/>
         </w:rPr>
       </w:pPr>
       <w:r>
@@ -210,11 +386,36 @@
           <w:rFonts w:ascii="Times New Roman" w:hAnsi="Times New Roman" w:cs="Times New Roman"/>
           <w:b/>
           <w:bCs/>
-          <w:sz w:val="28"/>
-          <w:szCs w:val="28"/>
-        </w:rPr>
-        <w:t>Kebutuhan Fungsional</w:t>
-      </w:r>
+        </w:rPr>
+        <w:t>2.1 Perspektif Produk</w:t>
+      </w:r>
+    </w:p>
+    <w:p>
+      <w:pPr>
+        <w:rPr>
+          <w:rFonts w:ascii="Times New Roman" w:hAnsi="Times New Roman" w:cs="Times New Roman"/>
+        </w:rPr>
+      </w:pPr>
+      <w:r>
+        <w:rPr>
+          <w:rFonts w:ascii="Times New Roman" w:hAnsi="Times New Roman" w:cs="Times New Roman"/>
+        </w:rPr>
+        <w:t>SIJAWEB merupakan aplikasi berbasis web yang berdiri sendiri dan menggunakan database sebagai penyimpanan data utama.</w:t>
+      </w:r>
+    </w:p>
+    <w:p>
+      <w:pPr>
+        <w:rPr>
+          <w:rFonts w:ascii="Times New Roman" w:hAnsi="Times New Roman" w:cs="Times New Roman"/>
+        </w:rPr>
+      </w:pPr>
+    </w:p>
+    <w:p>
+      <w:pPr>
+        <w:rPr>
+          <w:rFonts w:ascii="Times New Roman" w:hAnsi="Times New Roman" w:cs="Times New Roman"/>
+        </w:rPr>
+      </w:pPr>
     </w:p>
     <w:p>
       <w:pPr>
@@ -222,8 +423,6 @@
           <w:rFonts w:ascii="Times New Roman" w:hAnsi="Times New Roman" w:cs="Times New Roman"/>
           <w:b/>
           <w:bCs/>
-          <w:sz w:val="28"/>
-          <w:szCs w:val="28"/>
         </w:rPr>
       </w:pPr>
       <w:r>
@@ -231,146 +430,162 @@
           <w:rFonts w:ascii="Times New Roman" w:hAnsi="Times New Roman" w:cs="Times New Roman"/>
           <w:b/>
           <w:bCs/>
-          <w:sz w:val="28"/>
-          <w:szCs w:val="28"/>
-        </w:rPr>
-        <w:t xml:space="preserve"> User (Pelanggan)</w:t>
+        </w:rPr>
+        <w:t>2.2 Fungsi Produk</w:t>
       </w:r>
     </w:p>
     <w:p>
       <w:pPr>
         <w:numPr>
           <w:ilvl w:val="0"/>
-          <w:numId w:val="2"/>
+          <w:numId w:val="9"/>
         </w:numPr>
         <w:rPr>
           <w:rFonts w:ascii="Times New Roman" w:hAnsi="Times New Roman" w:cs="Times New Roman"/>
-          <w:sz w:val="28"/>
-          <w:szCs w:val="28"/>
-        </w:rPr>
-      </w:pPr>
-      <w:r>
-        <w:rPr>
-          <w:rFonts w:ascii="Times New Roman" w:hAnsi="Times New Roman" w:cs="Times New Roman"/>
-          <w:sz w:val="28"/>
-          <w:szCs w:val="28"/>
-        </w:rPr>
-        <w:t xml:space="preserve">Registrasi akun </w:t>
+        </w:rPr>
+      </w:pPr>
+      <w:r>
+        <w:rPr>
+          <w:rFonts w:ascii="Times New Roman" w:hAnsi="Times New Roman" w:cs="Times New Roman"/>
+        </w:rPr>
+        <w:t>Registrasi dan login pengguna</w:t>
       </w:r>
     </w:p>
     <w:p>
       <w:pPr>
         <w:numPr>
           <w:ilvl w:val="0"/>
-          <w:numId w:val="2"/>
+          <w:numId w:val="9"/>
         </w:numPr>
         <w:rPr>
           <w:rFonts w:ascii="Times New Roman" w:hAnsi="Times New Roman" w:cs="Times New Roman"/>
-          <w:sz w:val="28"/>
-          <w:szCs w:val="28"/>
-        </w:rPr>
-      </w:pPr>
-      <w:r>
-        <w:rPr>
-          <w:rFonts w:ascii="Times New Roman" w:hAnsi="Times New Roman" w:cs="Times New Roman"/>
-          <w:sz w:val="28"/>
-          <w:szCs w:val="28"/>
-        </w:rPr>
-        <w:t xml:space="preserve">Login </w:t>
+        </w:rPr>
+      </w:pPr>
+      <w:r>
+        <w:rPr>
+          <w:rFonts w:ascii="Times New Roman" w:hAnsi="Times New Roman" w:cs="Times New Roman"/>
+        </w:rPr>
+        <w:t>Pencarian jasa</w:t>
       </w:r>
     </w:p>
     <w:p>
       <w:pPr>
         <w:numPr>
           <w:ilvl w:val="0"/>
-          <w:numId w:val="2"/>
+          <w:numId w:val="9"/>
         </w:numPr>
         <w:rPr>
           <w:rFonts w:ascii="Times New Roman" w:hAnsi="Times New Roman" w:cs="Times New Roman"/>
-          <w:sz w:val="28"/>
-          <w:szCs w:val="28"/>
-        </w:rPr>
-      </w:pPr>
-      <w:r>
-        <w:rPr>
-          <w:rFonts w:ascii="Times New Roman" w:hAnsi="Times New Roman" w:cs="Times New Roman"/>
-          <w:sz w:val="28"/>
-          <w:szCs w:val="28"/>
-        </w:rPr>
-        <w:t xml:space="preserve">Mencari jasa </w:t>
+        </w:rPr>
+      </w:pPr>
+      <w:r>
+        <w:rPr>
+          <w:rFonts w:ascii="Times New Roman" w:hAnsi="Times New Roman" w:cs="Times New Roman"/>
+        </w:rPr>
+        <w:t>Pemesanan jasa</w:t>
       </w:r>
     </w:p>
     <w:p>
       <w:pPr>
         <w:numPr>
           <w:ilvl w:val="0"/>
-          <w:numId w:val="2"/>
+          <w:numId w:val="9"/>
         </w:numPr>
         <w:rPr>
           <w:rFonts w:ascii="Times New Roman" w:hAnsi="Times New Roman" w:cs="Times New Roman"/>
-          <w:sz w:val="28"/>
-          <w:szCs w:val="28"/>
-        </w:rPr>
-      </w:pPr>
-      <w:r>
-        <w:rPr>
-          <w:rFonts w:ascii="Times New Roman" w:hAnsi="Times New Roman" w:cs="Times New Roman"/>
-          <w:sz w:val="28"/>
-          <w:szCs w:val="28"/>
-        </w:rPr>
-        <w:t xml:space="preserve">Melihat detail jasa </w:t>
+        </w:rPr>
+      </w:pPr>
+      <w:r>
+        <w:rPr>
+          <w:rFonts w:ascii="Times New Roman" w:hAnsi="Times New Roman" w:cs="Times New Roman"/>
+        </w:rPr>
+        <w:t>Pengelolaan jasa oleh penyedia</w:t>
       </w:r>
     </w:p>
     <w:p>
       <w:pPr>
         <w:numPr>
           <w:ilvl w:val="0"/>
-          <w:numId w:val="2"/>
+          <w:numId w:val="9"/>
         </w:numPr>
         <w:rPr>
           <w:rFonts w:ascii="Times New Roman" w:hAnsi="Times New Roman" w:cs="Times New Roman"/>
-          <w:sz w:val="28"/>
-          <w:szCs w:val="28"/>
-        </w:rPr>
-      </w:pPr>
-      <w:r>
-        <w:rPr>
-          <w:rFonts w:ascii="Times New Roman" w:hAnsi="Times New Roman" w:cs="Times New Roman"/>
-          <w:sz w:val="28"/>
-          <w:szCs w:val="28"/>
-        </w:rPr>
-        <w:t xml:space="preserve">Memesan jasa </w:t>
+        </w:rPr>
+      </w:pPr>
+      <w:r>
+        <w:rPr>
+          <w:rFonts w:ascii="Times New Roman" w:hAnsi="Times New Roman" w:cs="Times New Roman"/>
+        </w:rPr>
+        <w:t>Monitoring oleh admin</w:t>
+      </w:r>
+    </w:p>
+    <w:p>
+      <w:pPr>
+        <w:rPr>
+          <w:rFonts w:ascii="Times New Roman" w:hAnsi="Times New Roman" w:cs="Times New Roman"/>
+          <w:b/>
+          <w:bCs/>
+        </w:rPr>
+      </w:pPr>
+      <w:r>
+        <w:rPr>
+          <w:rFonts w:ascii="Times New Roman" w:hAnsi="Times New Roman" w:cs="Times New Roman"/>
+          <w:b/>
+          <w:bCs/>
+        </w:rPr>
+        <w:t>2.3 Karakteristik Pengguna</w:t>
       </w:r>
     </w:p>
     <w:p>
       <w:pPr>
         <w:numPr>
           <w:ilvl w:val="0"/>
-          <w:numId w:val="2"/>
+          <w:numId w:val="10"/>
         </w:numPr>
         <w:rPr>
           <w:rFonts w:ascii="Times New Roman" w:hAnsi="Times New Roman" w:cs="Times New Roman"/>
-          <w:sz w:val="28"/>
-          <w:szCs w:val="28"/>
-        </w:rPr>
-      </w:pPr>
-      <w:r>
-        <w:rPr>
-          <w:rFonts w:ascii="Times New Roman" w:hAnsi="Times New Roman" w:cs="Times New Roman"/>
-          <w:sz w:val="28"/>
-          <w:szCs w:val="28"/>
-        </w:rPr>
-        <w:t xml:space="preserve">Melihat riwayat transaksi </w:t>
-      </w:r>
-    </w:p>
-    <w:p>
-      <w:pPr>
-        <w:rPr>
-          <w:rFonts w:ascii="Times New Roman" w:hAnsi="Times New Roman" w:cs="Times New Roman"/>
-          <w:sz w:val="28"/>
-          <w:szCs w:val="28"/>
-        </w:rPr>
-      </w:pPr>
+        </w:rPr>
+      </w:pPr>
+      <w:r>
+        <w:rPr>
+          <w:rFonts w:ascii="Times New Roman" w:hAnsi="Times New Roman" w:cs="Times New Roman"/>
+        </w:rPr>
+        <w:t>Pelanggan: pengguna umum</w:t>
+      </w:r>
+    </w:p>
+    <w:p>
+      <w:pPr>
+        <w:numPr>
+          <w:ilvl w:val="0"/>
+          <w:numId w:val="10"/>
+        </w:numPr>
+        <w:rPr>
+          <w:rFonts w:ascii="Times New Roman" w:hAnsi="Times New Roman" w:cs="Times New Roman"/>
+        </w:rPr>
+      </w:pPr>
+      <w:r>
+        <w:rPr>
+          <w:rFonts w:ascii="Times New Roman" w:hAnsi="Times New Roman" w:cs="Times New Roman"/>
+        </w:rPr>
+        <w:t>Penyedia jasa: pemilik jasa</w:t>
+      </w:r>
+    </w:p>
+    <w:p>
+      <w:pPr>
+        <w:numPr>
+          <w:ilvl w:val="0"/>
+          <w:numId w:val="10"/>
+        </w:numPr>
+        <w:rPr>
+          <w:rFonts w:ascii="Times New Roman" w:hAnsi="Times New Roman" w:cs="Times New Roman"/>
+        </w:rPr>
+      </w:pPr>
+      <w:r>
+        <w:rPr>
+          <w:rFonts w:ascii="Times New Roman" w:hAnsi="Times New Roman" w:cs="Times New Roman"/>
+        </w:rPr>
+        <w:t>Admin: pengelola sistem</w:t>
+      </w:r>
     </w:p>
     <w:p>
       <w:pPr>
@@ -378,8 +593,6 @@
           <w:rFonts w:ascii="Times New Roman" w:hAnsi="Times New Roman" w:cs="Times New Roman"/>
           <w:b/>
           <w:bCs/>
-          <w:sz w:val="28"/>
-          <w:szCs w:val="28"/>
         </w:rPr>
       </w:pPr>
       <w:r>
@@ -387,80 +600,115 @@
           <w:rFonts w:ascii="Times New Roman" w:hAnsi="Times New Roman" w:cs="Times New Roman"/>
           <w:b/>
           <w:bCs/>
-          <w:sz w:val="28"/>
-          <w:szCs w:val="28"/>
-        </w:rPr>
-        <w:t>Penyedia Jasa</w:t>
+        </w:rPr>
+        <w:t>2.4 Batasan</w:t>
       </w:r>
     </w:p>
     <w:p>
       <w:pPr>
         <w:numPr>
           <w:ilvl w:val="0"/>
-          <w:numId w:val="3"/>
+          <w:numId w:val="11"/>
         </w:numPr>
         <w:rPr>
           <w:rFonts w:ascii="Times New Roman" w:hAnsi="Times New Roman" w:cs="Times New Roman"/>
-          <w:sz w:val="28"/>
-          <w:szCs w:val="28"/>
-        </w:rPr>
-      </w:pPr>
-      <w:r>
-        <w:rPr>
-          <w:rFonts w:ascii="Times New Roman" w:hAnsi="Times New Roman" w:cs="Times New Roman"/>
-          <w:sz w:val="28"/>
-          <w:szCs w:val="28"/>
-        </w:rPr>
-        <w:t xml:space="preserve">Registrasi akun </w:t>
+        </w:rPr>
+      </w:pPr>
+      <w:r>
+        <w:rPr>
+          <w:rFonts w:ascii="Times New Roman" w:hAnsi="Times New Roman" w:cs="Times New Roman"/>
+        </w:rPr>
+        <w:t>Hanya berbasis web</w:t>
       </w:r>
     </w:p>
     <w:p>
       <w:pPr>
         <w:numPr>
           <w:ilvl w:val="0"/>
-          <w:numId w:val="3"/>
+          <w:numId w:val="11"/>
         </w:numPr>
         <w:rPr>
           <w:rFonts w:ascii="Times New Roman" w:hAnsi="Times New Roman" w:cs="Times New Roman"/>
-          <w:sz w:val="28"/>
-          <w:szCs w:val="28"/>
-        </w:rPr>
-      </w:pPr>
-      <w:r>
-        <w:rPr>
-          <w:rFonts w:ascii="Times New Roman" w:hAnsi="Times New Roman" w:cs="Times New Roman"/>
-          <w:sz w:val="28"/>
-          <w:szCs w:val="28"/>
-        </w:rPr>
-        <w:t xml:space="preserve">Login </w:t>
+        </w:rPr>
+      </w:pPr>
+      <w:r>
+        <w:rPr>
+          <w:rFonts w:ascii="Times New Roman" w:hAnsi="Times New Roman" w:cs="Times New Roman"/>
+        </w:rPr>
+        <w:t>Tidak ada pembayaran online</w:t>
       </w:r>
     </w:p>
     <w:p>
       <w:pPr>
         <w:numPr>
           <w:ilvl w:val="0"/>
-          <w:numId w:val="3"/>
+          <w:numId w:val="11"/>
         </w:numPr>
         <w:rPr>
           <w:rFonts w:ascii="Times New Roman" w:hAnsi="Times New Roman" w:cs="Times New Roman"/>
-          <w:sz w:val="28"/>
-          <w:szCs w:val="28"/>
-        </w:rPr>
-      </w:pPr>
-      <w:r>
-        <w:rPr>
-          <w:rFonts w:ascii="Times New Roman" w:hAnsi="Times New Roman" w:cs="Times New Roman"/>
-          <w:sz w:val="28"/>
-          <w:szCs w:val="28"/>
-        </w:rPr>
-        <w:t xml:space="preserve">Menambah jasa </w:t>
+        </w:rPr>
+      </w:pPr>
+      <w:r>
+        <w:rPr>
+          <w:rFonts w:ascii="Times New Roman" w:hAnsi="Times New Roman" w:cs="Times New Roman"/>
+        </w:rPr>
+        <w:t>Tidak ada fitur chat real-time</w:t>
+      </w:r>
+    </w:p>
+    <w:p>
+      <w:pPr>
+        <w:rPr>
+          <w:rFonts w:ascii="Times New Roman" w:hAnsi="Times New Roman" w:cs="Times New Roman"/>
+        </w:rPr>
+      </w:pPr>
+    </w:p>
+    <w:p>
+      <w:pPr>
+        <w:rPr>
+          <w:rFonts w:ascii="Times New Roman" w:hAnsi="Times New Roman" w:cs="Times New Roman"/>
+          <w:b/>
+          <w:bCs/>
+          <w:sz w:val="28"/>
+          <w:szCs w:val="28"/>
+        </w:rPr>
+      </w:pPr>
+      <w:r>
+        <w:rPr>
+          <w:rFonts w:ascii="Times New Roman" w:hAnsi="Times New Roman" w:cs="Times New Roman"/>
+          <w:b/>
+          <w:bCs/>
+          <w:sz w:val="28"/>
+          <w:szCs w:val="28"/>
+        </w:rPr>
+        <w:t>3. Kebutuhan Fungsional</w:t>
+      </w:r>
+    </w:p>
+    <w:p>
+      <w:pPr>
+        <w:rPr>
+          <w:rFonts w:ascii="Times New Roman" w:hAnsi="Times New Roman" w:cs="Times New Roman"/>
+          <w:b/>
+          <w:bCs/>
+          <w:sz w:val="28"/>
+          <w:szCs w:val="28"/>
+        </w:rPr>
+      </w:pPr>
+      <w:r>
+        <w:rPr>
+          <w:rFonts w:ascii="Times New Roman" w:hAnsi="Times New Roman" w:cs="Times New Roman"/>
+          <w:b/>
+          <w:bCs/>
+          <w:sz w:val="28"/>
+          <w:szCs w:val="28"/>
+        </w:rPr>
+        <w:t>3.1 Modul Pelanggan</w:t>
       </w:r>
     </w:p>
     <w:p>
       <w:pPr>
         <w:numPr>
           <w:ilvl w:val="0"/>
-          <w:numId w:val="3"/>
+          <w:numId w:val="12"/>
         </w:numPr>
         <w:rPr>
           <w:rFonts w:ascii="Times New Roman" w:hAnsi="Times New Roman" w:cs="Times New Roman"/>
@@ -474,14 +722,14 @@
           <w:sz w:val="28"/>
           <w:szCs w:val="28"/>
         </w:rPr>
-        <w:t xml:space="preserve">Mengedit jasa </w:t>
+        <w:t>Pengguna dapat registrasi akun</w:t>
       </w:r>
     </w:p>
     <w:p>
       <w:pPr>
         <w:numPr>
           <w:ilvl w:val="0"/>
-          <w:numId w:val="3"/>
+          <w:numId w:val="12"/>
         </w:numPr>
         <w:rPr>
           <w:rFonts w:ascii="Times New Roman" w:hAnsi="Times New Roman" w:cs="Times New Roman"/>
@@ -495,14 +743,14 @@
           <w:sz w:val="28"/>
           <w:szCs w:val="28"/>
         </w:rPr>
-        <w:t xml:space="preserve">Menghapus jasa </w:t>
+        <w:t>Pengguna dapat login/logout</w:t>
       </w:r>
     </w:p>
     <w:p>
       <w:pPr>
         <w:numPr>
           <w:ilvl w:val="0"/>
-          <w:numId w:val="3"/>
+          <w:numId w:val="12"/>
         </w:numPr>
         <w:rPr>
           <w:rFonts w:ascii="Times New Roman" w:hAnsi="Times New Roman" w:cs="Times New Roman"/>
@@ -516,11 +764,99 @@
           <w:sz w:val="28"/>
           <w:szCs w:val="28"/>
         </w:rPr>
-        <w:t xml:space="preserve">Melihat pesanan </w:t>
-      </w:r>
-    </w:p>
-    <w:p>
-      <w:pPr>
+        <w:t>Pengguna dapat melihat daftar jasa</w:t>
+      </w:r>
+    </w:p>
+    <w:p>
+      <w:pPr>
+        <w:numPr>
+          <w:ilvl w:val="0"/>
+          <w:numId w:val="12"/>
+        </w:numPr>
+        <w:rPr>
+          <w:rFonts w:ascii="Times New Roman" w:hAnsi="Times New Roman" w:cs="Times New Roman"/>
+          <w:sz w:val="28"/>
+          <w:szCs w:val="28"/>
+        </w:rPr>
+      </w:pPr>
+      <w:r>
+        <w:rPr>
+          <w:rFonts w:ascii="Times New Roman" w:hAnsi="Times New Roman" w:cs="Times New Roman"/>
+          <w:sz w:val="28"/>
+          <w:szCs w:val="28"/>
+        </w:rPr>
+        <w:t>Pengguna dapat mencari jasa</w:t>
+      </w:r>
+    </w:p>
+    <w:p>
+      <w:pPr>
+        <w:numPr>
+          <w:ilvl w:val="0"/>
+          <w:numId w:val="12"/>
+        </w:numPr>
+        <w:rPr>
+          <w:rFonts w:ascii="Times New Roman" w:hAnsi="Times New Roman" w:cs="Times New Roman"/>
+          <w:sz w:val="28"/>
+          <w:szCs w:val="28"/>
+        </w:rPr>
+      </w:pPr>
+      <w:r>
+        <w:rPr>
+          <w:rFonts w:ascii="Times New Roman" w:hAnsi="Times New Roman" w:cs="Times New Roman"/>
+          <w:sz w:val="28"/>
+          <w:szCs w:val="28"/>
+        </w:rPr>
+        <w:t>Pengguna dapat melihat detail jasa</w:t>
+      </w:r>
+    </w:p>
+    <w:p>
+      <w:pPr>
+        <w:numPr>
+          <w:ilvl w:val="0"/>
+          <w:numId w:val="12"/>
+        </w:numPr>
+        <w:rPr>
+          <w:rFonts w:ascii="Times New Roman" w:hAnsi="Times New Roman" w:cs="Times New Roman"/>
+          <w:sz w:val="28"/>
+          <w:szCs w:val="28"/>
+        </w:rPr>
+      </w:pPr>
+      <w:r>
+        <w:rPr>
+          <w:rFonts w:ascii="Times New Roman" w:hAnsi="Times New Roman" w:cs="Times New Roman"/>
+          <w:sz w:val="28"/>
+          <w:szCs w:val="28"/>
+        </w:rPr>
+        <w:t>Pengguna dapat memesan jasa</w:t>
+      </w:r>
+    </w:p>
+    <w:p>
+      <w:pPr>
+        <w:numPr>
+          <w:ilvl w:val="0"/>
+          <w:numId w:val="12"/>
+        </w:numPr>
+        <w:rPr>
+          <w:rFonts w:ascii="Times New Roman" w:hAnsi="Times New Roman" w:cs="Times New Roman"/>
+          <w:sz w:val="28"/>
+          <w:szCs w:val="28"/>
+        </w:rPr>
+      </w:pPr>
+      <w:r>
+        <w:rPr>
+          <w:rFonts w:ascii="Times New Roman" w:hAnsi="Times New Roman" w:cs="Times New Roman"/>
+          <w:sz w:val="28"/>
+          <w:szCs w:val="28"/>
+        </w:rPr>
+        <w:t>Pengguna dapat melihat riwayat transaksi</w:t>
+      </w:r>
+    </w:p>
+    <w:p>
+      <w:pPr>
+        <w:numPr>
+          <w:ilvl w:val="0"/>
+          <w:numId w:val="12"/>
+        </w:numPr>
         <w:rPr>
           <w:rFonts w:ascii="Times New Roman" w:hAnsi="Times New Roman" w:cs="Times New Roman"/>
           <w:sz w:val="28"/>
@@ -546,14 +882,15 @@
           <w:sz w:val="28"/>
           <w:szCs w:val="28"/>
         </w:rPr>
-        <w:t xml:space="preserve"> Admin</w:t>
+        <w:lastRenderedPageBreak/>
+        <w:t>3.2 Modul Penyedia Jasa</w:t>
       </w:r>
     </w:p>
     <w:p>
       <w:pPr>
         <w:numPr>
           <w:ilvl w:val="0"/>
-          <w:numId w:val="4"/>
+          <w:numId w:val="13"/>
         </w:numPr>
         <w:rPr>
           <w:rFonts w:ascii="Times New Roman" w:hAnsi="Times New Roman" w:cs="Times New Roman"/>
@@ -567,14 +904,14 @@
           <w:sz w:val="28"/>
           <w:szCs w:val="28"/>
         </w:rPr>
-        <w:t xml:space="preserve">Login </w:t>
+        <w:t>Penyedia dapat registrasi</w:t>
       </w:r>
     </w:p>
     <w:p>
       <w:pPr>
         <w:numPr>
           <w:ilvl w:val="0"/>
-          <w:numId w:val="4"/>
+          <w:numId w:val="13"/>
         </w:numPr>
         <w:rPr>
           <w:rFonts w:ascii="Times New Roman" w:hAnsi="Times New Roman" w:cs="Times New Roman"/>
@@ -588,14 +925,14 @@
           <w:sz w:val="28"/>
           <w:szCs w:val="28"/>
         </w:rPr>
-        <w:t xml:space="preserve">Mengelola user </w:t>
+        <w:t>Penyedia dapat login/logout</w:t>
       </w:r>
     </w:p>
     <w:p>
       <w:pPr>
         <w:numPr>
           <w:ilvl w:val="0"/>
-          <w:numId w:val="4"/>
+          <w:numId w:val="13"/>
         </w:numPr>
         <w:rPr>
           <w:rFonts w:ascii="Times New Roman" w:hAnsi="Times New Roman" w:cs="Times New Roman"/>
@@ -609,14 +946,14 @@
           <w:sz w:val="28"/>
           <w:szCs w:val="28"/>
         </w:rPr>
-        <w:t xml:space="preserve">Mengelola jasa </w:t>
+        <w:t>Penyedia dapat menambah jasa</w:t>
       </w:r>
     </w:p>
     <w:p>
       <w:pPr>
         <w:numPr>
           <w:ilvl w:val="0"/>
-          <w:numId w:val="4"/>
+          <w:numId w:val="13"/>
         </w:numPr>
         <w:rPr>
           <w:rFonts w:ascii="Times New Roman" w:hAnsi="Times New Roman" w:cs="Times New Roman"/>
@@ -630,11 +967,75 @@
           <w:sz w:val="28"/>
           <w:szCs w:val="28"/>
         </w:rPr>
-        <w:t xml:space="preserve">Monitoring transaksi </w:t>
-      </w:r>
-    </w:p>
-    <w:p>
-      <w:pPr>
+        <w:t>Penyedia dapat mengedit jasa</w:t>
+      </w:r>
+    </w:p>
+    <w:p>
+      <w:pPr>
+        <w:numPr>
+          <w:ilvl w:val="0"/>
+          <w:numId w:val="13"/>
+        </w:numPr>
+        <w:rPr>
+          <w:rFonts w:ascii="Times New Roman" w:hAnsi="Times New Roman" w:cs="Times New Roman"/>
+          <w:sz w:val="28"/>
+          <w:szCs w:val="28"/>
+        </w:rPr>
+      </w:pPr>
+      <w:r>
+        <w:rPr>
+          <w:rFonts w:ascii="Times New Roman" w:hAnsi="Times New Roman" w:cs="Times New Roman"/>
+          <w:sz w:val="28"/>
+          <w:szCs w:val="28"/>
+        </w:rPr>
+        <w:t>Penyedia dapat menghapus jasa</w:t>
+      </w:r>
+    </w:p>
+    <w:p>
+      <w:pPr>
+        <w:numPr>
+          <w:ilvl w:val="0"/>
+          <w:numId w:val="13"/>
+        </w:numPr>
+        <w:rPr>
+          <w:rFonts w:ascii="Times New Roman" w:hAnsi="Times New Roman" w:cs="Times New Roman"/>
+          <w:sz w:val="28"/>
+          <w:szCs w:val="28"/>
+        </w:rPr>
+      </w:pPr>
+      <w:r>
+        <w:rPr>
+          <w:rFonts w:ascii="Times New Roman" w:hAnsi="Times New Roman" w:cs="Times New Roman"/>
+          <w:sz w:val="28"/>
+          <w:szCs w:val="28"/>
+        </w:rPr>
+        <w:t>Penyedia dapat melihat pesanan</w:t>
+      </w:r>
+    </w:p>
+    <w:p>
+      <w:pPr>
+        <w:numPr>
+          <w:ilvl w:val="0"/>
+          <w:numId w:val="13"/>
+        </w:numPr>
+        <w:rPr>
+          <w:rFonts w:ascii="Times New Roman" w:hAnsi="Times New Roman" w:cs="Times New Roman"/>
+          <w:sz w:val="28"/>
+          <w:szCs w:val="28"/>
+        </w:rPr>
+      </w:pPr>
+      <w:r>
+        <w:rPr>
+          <w:rFonts w:ascii="Times New Roman" w:hAnsi="Times New Roman" w:cs="Times New Roman"/>
+          <w:sz w:val="28"/>
+          <w:szCs w:val="28"/>
+        </w:rPr>
+        <w:t>Penyedia dapat mengubah status pesanan</w:t>
+      </w:r>
+    </w:p>
+    <w:p>
+      <w:pPr>
+        <w:ind w:left="720"/>
         <w:rPr>
           <w:rFonts w:ascii="Times New Roman" w:hAnsi="Times New Roman" w:cs="Times New Roman"/>
           <w:sz w:val="28"/>
@@ -660,14 +1061,14 @@
           <w:sz w:val="28"/>
           <w:szCs w:val="28"/>
         </w:rPr>
-        <w:t>3. Kebutuhan Non-Fungsional</w:t>
+        <w:t>3.3 Modul Admin</w:t>
       </w:r>
     </w:p>
     <w:p>
       <w:pPr>
         <w:numPr>
           <w:ilvl w:val="0"/>
-          <w:numId w:val="5"/>
+          <w:numId w:val="14"/>
         </w:numPr>
         <w:rPr>
           <w:rFonts w:ascii="Times New Roman" w:hAnsi="Times New Roman" w:cs="Times New Roman"/>
@@ -681,9 +1082,104 @@
           <w:sz w:val="28"/>
           <w:szCs w:val="28"/>
         </w:rPr>
-        <w:t xml:space="preserve">Sistem harus </w:t>
-      </w:r>
-      <w:r>
+        <w:t>Admin dapat login</w:t>
+      </w:r>
+    </w:p>
+    <w:p>
+      <w:pPr>
+        <w:numPr>
+          <w:ilvl w:val="0"/>
+          <w:numId w:val="14"/>
+        </w:numPr>
+        <w:rPr>
+          <w:rFonts w:ascii="Times New Roman" w:hAnsi="Times New Roman" w:cs="Times New Roman"/>
+          <w:sz w:val="28"/>
+          <w:szCs w:val="28"/>
+        </w:rPr>
+      </w:pPr>
+      <w:r>
+        <w:rPr>
+          <w:rFonts w:ascii="Times New Roman" w:hAnsi="Times New Roman" w:cs="Times New Roman"/>
+          <w:sz w:val="28"/>
+          <w:szCs w:val="28"/>
+        </w:rPr>
+        <w:t>Admin dapat mengelola pengguna</w:t>
+      </w:r>
+    </w:p>
+    <w:p>
+      <w:pPr>
+        <w:numPr>
+          <w:ilvl w:val="0"/>
+          <w:numId w:val="14"/>
+        </w:numPr>
+        <w:rPr>
+          <w:rFonts w:ascii="Times New Roman" w:hAnsi="Times New Roman" w:cs="Times New Roman"/>
+          <w:sz w:val="28"/>
+          <w:szCs w:val="28"/>
+        </w:rPr>
+      </w:pPr>
+      <w:r>
+        <w:rPr>
+          <w:rFonts w:ascii="Times New Roman" w:hAnsi="Times New Roman" w:cs="Times New Roman"/>
+          <w:sz w:val="28"/>
+          <w:szCs w:val="28"/>
+        </w:rPr>
+        <w:t>Admin dapat mengelola penyedia jasa</w:t>
+      </w:r>
+    </w:p>
+    <w:p>
+      <w:pPr>
+        <w:numPr>
+          <w:ilvl w:val="0"/>
+          <w:numId w:val="14"/>
+        </w:numPr>
+        <w:rPr>
+          <w:rFonts w:ascii="Times New Roman" w:hAnsi="Times New Roman" w:cs="Times New Roman"/>
+          <w:sz w:val="28"/>
+          <w:szCs w:val="28"/>
+        </w:rPr>
+      </w:pPr>
+      <w:r>
+        <w:rPr>
+          <w:rFonts w:ascii="Times New Roman" w:hAnsi="Times New Roman" w:cs="Times New Roman"/>
+          <w:sz w:val="28"/>
+          <w:szCs w:val="28"/>
+        </w:rPr>
+        <w:t>Admin dapat mengelola data jasa</w:t>
+      </w:r>
+    </w:p>
+    <w:p>
+      <w:pPr>
+        <w:numPr>
+          <w:ilvl w:val="0"/>
+          <w:numId w:val="14"/>
+        </w:numPr>
+        <w:rPr>
+          <w:rFonts w:ascii="Times New Roman" w:hAnsi="Times New Roman" w:cs="Times New Roman"/>
+          <w:sz w:val="28"/>
+          <w:szCs w:val="28"/>
+        </w:rPr>
+      </w:pPr>
+      <w:r>
+        <w:rPr>
+          <w:rFonts w:ascii="Times New Roman" w:hAnsi="Times New Roman" w:cs="Times New Roman"/>
+          <w:sz w:val="28"/>
+          <w:szCs w:val="28"/>
+        </w:rPr>
+        <w:t>Admin dapat melihat laporan</w:t>
+      </w:r>
+    </w:p>
+    <w:p>
+      <w:pPr>
+        <w:rPr>
+          <w:rFonts w:ascii="Times New Roman" w:hAnsi="Times New Roman" w:cs="Times New Roman"/>
+          <w:sz w:val="28"/>
+          <w:szCs w:val="28"/>
+        </w:rPr>
+      </w:pPr>
+    </w:p>
+    <w:p>
+      <w:pPr>
         <w:rPr>
           <w:rFonts w:ascii="Times New Roman" w:hAnsi="Times New Roman" w:cs="Times New Roman"/>
           <w:b/>
@@ -691,22 +1187,64 @@
           <w:sz w:val="28"/>
           <w:szCs w:val="28"/>
         </w:rPr>
-        <w:t>responsif (mobile-friendly)</w:t>
-      </w:r>
-      <w:r>
-        <w:rPr>
-          <w:rFonts w:ascii="Times New Roman" w:hAnsi="Times New Roman" w:cs="Times New Roman"/>
-          <w:sz w:val="28"/>
-          <w:szCs w:val="28"/>
+      </w:pPr>
+      <w:r>
+        <w:rPr>
+          <w:rFonts w:ascii="Times New Roman" w:hAnsi="Times New Roman" w:cs="Times New Roman"/>
+          <w:sz w:val="28"/>
+          <w:szCs w:val="28"/>
+        </w:rPr>
+        <w:t>4.</w:t>
+      </w:r>
+      <w:r>
+        <w:rPr>
+          <w:rFonts w:ascii="Times New Roman" w:eastAsia="Times New Roman" w:hAnsi="Times New Roman" w:cs="Times New Roman"/>
+          <w:b/>
+          <w:bCs/>
+          <w:kern w:val="0"/>
+          <w:sz w:val="36"/>
+          <w:szCs w:val="36"/>
+          <w14:ligatures w14:val="none"/>
         </w:rPr>
         <w:t xml:space="preserve"> </w:t>
+      </w:r>
+      <w:r>
+        <w:rPr>
+          <w:rFonts w:ascii="Times New Roman" w:hAnsi="Times New Roman" w:cs="Times New Roman"/>
+          <w:b/>
+          <w:bCs/>
+          <w:sz w:val="28"/>
+          <w:szCs w:val="28"/>
+        </w:rPr>
+        <w:t>Kebutuhan Non-Fungsional</w:t>
+      </w:r>
+    </w:p>
+    <w:p>
+      <w:pPr>
+        <w:rPr>
+          <w:rFonts w:ascii="Times New Roman" w:hAnsi="Times New Roman" w:cs="Times New Roman"/>
+          <w:b/>
+          <w:bCs/>
+          <w:sz w:val="28"/>
+          <w:szCs w:val="28"/>
+        </w:rPr>
+      </w:pPr>
+      <w:r>
+        <w:rPr>
+          <w:rFonts w:ascii="Times New Roman" w:hAnsi="Times New Roman" w:cs="Times New Roman"/>
+          <w:b/>
+          <w:bCs/>
+          <w:sz w:val="28"/>
+          <w:szCs w:val="28"/>
+        </w:rPr>
+        <w:t>4.1 Performa</w:t>
       </w:r>
     </w:p>
     <w:p>
       <w:pPr>
         <w:numPr>
           <w:ilvl w:val="0"/>
-          <w:numId w:val="5"/>
+          <w:numId w:val="15"/>
         </w:numPr>
         <w:rPr>
           <w:rFonts w:ascii="Times New Roman" w:hAnsi="Times New Roman" w:cs="Times New Roman"/>
@@ -720,9 +1258,32 @@
           <w:sz w:val="28"/>
           <w:szCs w:val="28"/>
         </w:rPr>
-        <w:t xml:space="preserve">Sistem harus </w:t>
-      </w:r>
-      <w:r>
+        <w:t>Sistem dapat diakses 24/7</w:t>
+      </w:r>
+    </w:p>
+    <w:p>
+      <w:pPr>
+        <w:numPr>
+          <w:ilvl w:val="0"/>
+          <w:numId w:val="15"/>
+        </w:numPr>
+        <w:rPr>
+          <w:rFonts w:ascii="Times New Roman" w:hAnsi="Times New Roman" w:cs="Times New Roman"/>
+          <w:sz w:val="28"/>
+          <w:szCs w:val="28"/>
+        </w:rPr>
+      </w:pPr>
+      <w:r>
+        <w:rPr>
+          <w:rFonts w:ascii="Times New Roman" w:hAnsi="Times New Roman" w:cs="Times New Roman"/>
+          <w:sz w:val="28"/>
+          <w:szCs w:val="28"/>
+        </w:rPr>
+        <w:t>Waktu respon maksimal 3 detik</w:t>
+      </w:r>
+    </w:p>
+    <w:p>
+      <w:pPr>
         <w:rPr>
           <w:rFonts w:ascii="Times New Roman" w:hAnsi="Times New Roman" w:cs="Times New Roman"/>
           <w:b/>
@@ -730,22 +1291,23 @@
           <w:sz w:val="28"/>
           <w:szCs w:val="28"/>
         </w:rPr>
-        <w:t>aman (login &amp; data terenkripsi)</w:t>
-      </w:r>
-      <w:r>
-        <w:rPr>
-          <w:rFonts w:ascii="Times New Roman" w:hAnsi="Times New Roman" w:cs="Times New Roman"/>
-          <w:sz w:val="28"/>
-          <w:szCs w:val="28"/>
-        </w:rPr>
-        <w:t xml:space="preserve"> </w:t>
+      </w:pPr>
+      <w:r>
+        <w:rPr>
+          <w:rFonts w:ascii="Times New Roman" w:hAnsi="Times New Roman" w:cs="Times New Roman"/>
+          <w:b/>
+          <w:bCs/>
+          <w:sz w:val="28"/>
+          <w:szCs w:val="28"/>
+        </w:rPr>
+        <w:t>4.2 Keamanan</w:t>
       </w:r>
     </w:p>
     <w:p>
       <w:pPr>
         <w:numPr>
           <w:ilvl w:val="0"/>
-          <w:numId w:val="5"/>
+          <w:numId w:val="16"/>
         </w:numPr>
         <w:rPr>
           <w:rFonts w:ascii="Times New Roman" w:hAnsi="Times New Roman" w:cs="Times New Roman"/>
@@ -759,9 +1321,42 @@
           <w:sz w:val="28"/>
           <w:szCs w:val="28"/>
         </w:rPr>
-        <w:t xml:space="preserve">Sistem harus </w:t>
-      </w:r>
-      <w:r>
+        <w:t>Sistem menggunakan autentikasi login</w:t>
+      </w:r>
+    </w:p>
+    <w:p>
+      <w:pPr>
+        <w:numPr>
+          <w:ilvl w:val="0"/>
+          <w:numId w:val="16"/>
+        </w:numPr>
+        <w:rPr>
+          <w:rFonts w:ascii="Times New Roman" w:hAnsi="Times New Roman" w:cs="Times New Roman"/>
+          <w:sz w:val="28"/>
+          <w:szCs w:val="28"/>
+        </w:rPr>
+      </w:pPr>
+      <w:r>
+        <w:rPr>
+          <w:rFonts w:ascii="Times New Roman" w:hAnsi="Times New Roman" w:cs="Times New Roman"/>
+          <w:sz w:val="28"/>
+          <w:szCs w:val="28"/>
+        </w:rPr>
+        <w:t>Password disimpan secara terenkripsi</w:t>
+      </w:r>
+    </w:p>
+    <w:p>
+      <w:pPr>
+        <w:ind w:left="720"/>
+        <w:rPr>
+          <w:rFonts w:ascii="Times New Roman" w:hAnsi="Times New Roman" w:cs="Times New Roman"/>
+          <w:sz w:val="28"/>
+          <w:szCs w:val="28"/>
+        </w:rPr>
+      </w:pPr>
+    </w:p>
+    <w:p>
+      <w:pPr>
         <w:rPr>
           <w:rFonts w:ascii="Times New Roman" w:hAnsi="Times New Roman" w:cs="Times New Roman"/>
           <w:b/>
@@ -769,22 +1364,24 @@
           <w:sz w:val="28"/>
           <w:szCs w:val="28"/>
         </w:rPr>
-        <w:t>mudah digunakan (user-friendly)</w:t>
-      </w:r>
-      <w:r>
-        <w:rPr>
-          <w:rFonts w:ascii="Times New Roman" w:hAnsi="Times New Roman" w:cs="Times New Roman"/>
-          <w:sz w:val="28"/>
-          <w:szCs w:val="28"/>
-        </w:rPr>
-        <w:t xml:space="preserve"> </w:t>
+      </w:pPr>
+      <w:r>
+        <w:rPr>
+          <w:rFonts w:ascii="Times New Roman" w:hAnsi="Times New Roman" w:cs="Times New Roman"/>
+          <w:b/>
+          <w:bCs/>
+          <w:sz w:val="28"/>
+          <w:szCs w:val="28"/>
+        </w:rPr>
+        <w:lastRenderedPageBreak/>
+        <w:t>4.3 Usability</w:t>
       </w:r>
     </w:p>
     <w:p>
       <w:pPr>
         <w:numPr>
           <w:ilvl w:val="0"/>
-          <w:numId w:val="5"/>
+          <w:numId w:val="17"/>
         </w:numPr>
         <w:rPr>
           <w:rFonts w:ascii="Times New Roman" w:hAnsi="Times New Roman" w:cs="Times New Roman"/>
@@ -798,9 +1395,32 @@
           <w:sz w:val="28"/>
           <w:szCs w:val="28"/>
         </w:rPr>
-        <w:t xml:space="preserve">Sistem harus </w:t>
-      </w:r>
-      <w:r>
+        <w:t>Antarmuka mudah digunakan</w:t>
+      </w:r>
+    </w:p>
+    <w:p>
+      <w:pPr>
+        <w:numPr>
+          <w:ilvl w:val="0"/>
+          <w:numId w:val="17"/>
+        </w:numPr>
+        <w:rPr>
+          <w:rFonts w:ascii="Times New Roman" w:hAnsi="Times New Roman" w:cs="Times New Roman"/>
+          <w:sz w:val="28"/>
+          <w:szCs w:val="28"/>
+        </w:rPr>
+      </w:pPr>
+      <w:r>
+        <w:rPr>
+          <w:rFonts w:ascii="Times New Roman" w:hAnsi="Times New Roman" w:cs="Times New Roman"/>
+          <w:sz w:val="28"/>
+          <w:szCs w:val="28"/>
+        </w:rPr>
+        <w:t>Navigasi jelas</w:t>
+      </w:r>
+    </w:p>
+    <w:p>
+      <w:pPr>
         <w:rPr>
           <w:rFonts w:ascii="Times New Roman" w:hAnsi="Times New Roman" w:cs="Times New Roman"/>
           <w:b/>
@@ -808,20 +1428,8 @@
           <w:sz w:val="28"/>
           <w:szCs w:val="28"/>
         </w:rPr>
-        <w:t>cepat (loading ringan)</w:t>
-      </w:r>
-    </w:p>
-    <w:p>
-      <w:pPr>
-        <w:rPr>
-          <w:rFonts w:ascii="Times New Roman" w:hAnsi="Times New Roman" w:cs="Times New Roman"/>
-          <w:sz w:val="28"/>
-          <w:szCs w:val="28"/>
-        </w:rPr>
-      </w:pPr>
-    </w:p>
-    <w:p>
-      <w:pPr>
+      </w:pPr>
+      <w:r>
         <w:rPr>
           <w:rFonts w:ascii="Times New Roman" w:hAnsi="Times New Roman" w:cs="Times New Roman"/>
           <w:b/>
@@ -829,8 +1437,37 @@
           <w:sz w:val="28"/>
           <w:szCs w:val="28"/>
         </w:rPr>
-      </w:pPr>
-      <w:r>
+        <w:t>4.4 Reliability</w:t>
+      </w:r>
+    </w:p>
+    <w:p>
+      <w:pPr>
+        <w:numPr>
+          <w:ilvl w:val="0"/>
+          <w:numId w:val="18"/>
+        </w:numPr>
+        <w:rPr>
+          <w:rFonts w:ascii="Times New Roman" w:hAnsi="Times New Roman" w:cs="Times New Roman"/>
+          <w:sz w:val="28"/>
+          <w:szCs w:val="28"/>
+        </w:rPr>
+      </w:pPr>
+      <w:r>
+        <w:rPr>
+          <w:rFonts w:ascii="Times New Roman" w:hAnsi="Times New Roman" w:cs="Times New Roman"/>
+          <w:sz w:val="28"/>
+          <w:szCs w:val="28"/>
+        </w:rPr>
+        <w:t>Sistem stabil dan minim error</w:t>
+      </w:r>
+    </w:p>
+    <w:p>
+      <w:pPr>
+        <w:pStyle w:val="ListParagraph"/>
+        <w:numPr>
+          <w:ilvl w:val="1"/>
+          <w:numId w:val="24"/>
+        </w:numPr>
         <w:rPr>
           <w:rFonts w:ascii="Times New Roman" w:hAnsi="Times New Roman" w:cs="Times New Roman"/>
           <w:b/>
@@ -838,8 +1475,7 @@
           <w:sz w:val="28"/>
           <w:szCs w:val="28"/>
         </w:rPr>
-        <w:t>4.</w:t>
-      </w:r>
+      </w:pPr>
       <w:r>
         <w:rPr>
           <w:rFonts w:ascii="Times New Roman" w:hAnsi="Times New Roman" w:cs="Times New Roman"/>
@@ -848,11 +1484,57 @@
           <w:sz w:val="28"/>
           <w:szCs w:val="28"/>
         </w:rPr>
-        <w:t xml:space="preserve"> Kebutuhan Sistem</w:t>
-      </w:r>
-    </w:p>
-    <w:p>
-      <w:pPr>
+        <w:t>Compatibility</w:t>
+      </w:r>
+    </w:p>
+    <w:p>
+      <w:pPr>
+        <w:numPr>
+          <w:ilvl w:val="0"/>
+          <w:numId w:val="19"/>
+        </w:numPr>
+        <w:rPr>
+          <w:rFonts w:ascii="Times New Roman" w:hAnsi="Times New Roman" w:cs="Times New Roman"/>
+          <w:sz w:val="28"/>
+          <w:szCs w:val="28"/>
+        </w:rPr>
+      </w:pPr>
+      <w:r>
+        <w:rPr>
+          <w:rFonts w:ascii="Times New Roman" w:hAnsi="Times New Roman" w:cs="Times New Roman"/>
+          <w:sz w:val="28"/>
+          <w:szCs w:val="28"/>
+        </w:rPr>
+        <w:t>Support browser modern</w:t>
+      </w:r>
+      <w:r>
+        <w:rPr>
+          <w:rFonts w:ascii="Times New Roman" w:hAnsi="Times New Roman" w:cs="Times New Roman"/>
+          <w:sz w:val="28"/>
+          <w:szCs w:val="28"/>
+        </w:rPr>
+        <w:t>.</w:t>
+      </w:r>
+    </w:p>
+    <w:p>
+      <w:pPr>
+        <w:ind w:left="720"/>
+        <w:rPr>
+          <w:rFonts w:ascii="Times New Roman" w:hAnsi="Times New Roman" w:cs="Times New Roman"/>
+          <w:sz w:val="28"/>
+          <w:szCs w:val="28"/>
+        </w:rPr>
+      </w:pPr>
+    </w:p>
+    <w:p>
+      <w:pPr>
+        <w:rPr>
+          <w:rFonts w:ascii="Times New Roman" w:hAnsi="Times New Roman" w:cs="Times New Roman"/>
+          <w:sz w:val="28"/>
+          <w:szCs w:val="28"/>
+        </w:rPr>
+      </w:pPr>
+      <w:r>
         <w:rPr>
           <w:rFonts w:ascii="Times New Roman" w:hAnsi="Times New Roman" w:cs="Times New Roman"/>
           <w:b/>
@@ -860,8 +1542,11 @@
           <w:sz w:val="28"/>
           <w:szCs w:val="28"/>
         </w:rPr>
-      </w:pPr>
-      <w:r>
+        <w:t>5. Kebutuhan Sistem</w:t>
+      </w:r>
+    </w:p>
+    <w:p>
+      <w:pPr>
         <w:rPr>
           <w:rFonts w:ascii="Times New Roman" w:hAnsi="Times New Roman" w:cs="Times New Roman"/>
           <w:b/>
@@ -869,8 +1554,7 @@
           <w:sz w:val="28"/>
           <w:szCs w:val="28"/>
         </w:rPr>
-        <w:t xml:space="preserve">  </w:t>
-      </w:r>
+      </w:pPr>
       <w:r>
         <w:rPr>
           <w:rFonts w:ascii="Times New Roman" w:hAnsi="Times New Roman" w:cs="Times New Roman"/>
@@ -879,14 +1563,14 @@
           <w:sz w:val="28"/>
           <w:szCs w:val="28"/>
         </w:rPr>
-        <w:t>1 Perangkat Keras</w:t>
+        <w:t>5.1 Perangkat Keras</w:t>
       </w:r>
     </w:p>
     <w:p>
       <w:pPr>
         <w:numPr>
           <w:ilvl w:val="0"/>
-          <w:numId w:val="6"/>
+          <w:numId w:val="20"/>
         </w:numPr>
         <w:rPr>
           <w:rFonts w:ascii="Times New Roman" w:hAnsi="Times New Roman" w:cs="Times New Roman"/>
@@ -900,14 +1584,14 @@
           <w:sz w:val="28"/>
           <w:szCs w:val="28"/>
         </w:rPr>
-        <w:t xml:space="preserve">Server hosting </w:t>
+        <w:t>Laptop/PC</w:t>
       </w:r>
     </w:p>
     <w:p>
       <w:pPr>
         <w:numPr>
           <w:ilvl w:val="0"/>
-          <w:numId w:val="6"/>
+          <w:numId w:val="20"/>
         </w:numPr>
         <w:rPr>
           <w:rFonts w:ascii="Times New Roman" w:hAnsi="Times New Roman" w:cs="Times New Roman"/>
@@ -921,14 +1605,35 @@
           <w:sz w:val="28"/>
           <w:szCs w:val="28"/>
         </w:rPr>
-        <w:t xml:space="preserve">Komputer/laptop pengguna </w:t>
+        <w:t>Server hosting</w:t>
+      </w:r>
+    </w:p>
+    <w:p>
+      <w:pPr>
+        <w:rPr>
+          <w:rFonts w:ascii="Times New Roman" w:hAnsi="Times New Roman" w:cs="Times New Roman"/>
+          <w:b/>
+          <w:bCs/>
+          <w:sz w:val="28"/>
+          <w:szCs w:val="28"/>
+        </w:rPr>
+      </w:pPr>
+      <w:r>
+        <w:rPr>
+          <w:rFonts w:ascii="Times New Roman" w:hAnsi="Times New Roman" w:cs="Times New Roman"/>
+          <w:b/>
+          <w:bCs/>
+          <w:sz w:val="28"/>
+          <w:szCs w:val="28"/>
+        </w:rPr>
+        <w:t>5.2 Perangkat Lunak</w:t>
       </w:r>
     </w:p>
     <w:p>
       <w:pPr>
         <w:numPr>
           <w:ilvl w:val="0"/>
-          <w:numId w:val="6"/>
+          <w:numId w:val="21"/>
         </w:numPr>
         <w:rPr>
           <w:rFonts w:ascii="Times New Roman" w:hAnsi="Times New Roman" w:cs="Times New Roman"/>
@@ -942,8 +1647,59 @@
           <w:sz w:val="28"/>
           <w:szCs w:val="28"/>
         </w:rPr>
-        <w:t xml:space="preserve">Smartphone (opsional) </w:t>
-      </w:r>
+        <w:t>OS Windows/Linux</w:t>
+      </w:r>
+    </w:p>
+    <w:p>
+      <w:pPr>
+        <w:numPr>
+          <w:ilvl w:val="0"/>
+          <w:numId w:val="21"/>
+        </w:numPr>
+        <w:rPr>
+          <w:rFonts w:ascii="Times New Roman" w:hAnsi="Times New Roman" w:cs="Times New Roman"/>
+          <w:sz w:val="28"/>
+          <w:szCs w:val="28"/>
+        </w:rPr>
+      </w:pPr>
+      <w:r>
+        <w:rPr>
+          <w:rFonts w:ascii="Times New Roman" w:hAnsi="Times New Roman" w:cs="Times New Roman"/>
+          <w:sz w:val="28"/>
+          <w:szCs w:val="28"/>
+        </w:rPr>
+        <w:t>Browser</w:t>
+      </w:r>
+    </w:p>
+    <w:p>
+      <w:pPr>
+        <w:numPr>
+          <w:ilvl w:val="0"/>
+          <w:numId w:val="21"/>
+        </w:numPr>
+        <w:rPr>
+          <w:rFonts w:ascii="Times New Roman" w:hAnsi="Times New Roman" w:cs="Times New Roman"/>
+          <w:sz w:val="28"/>
+          <w:szCs w:val="28"/>
+        </w:rPr>
+      </w:pPr>
+      <w:r>
+        <w:rPr>
+          <w:rFonts w:ascii="Times New Roman" w:hAnsi="Times New Roman" w:cs="Times New Roman"/>
+          <w:sz w:val="28"/>
+          <w:szCs w:val="28"/>
+        </w:rPr>
+        <w:t>Database MySQL</w:t>
+      </w:r>
+    </w:p>
+    <w:p>
+      <w:pPr>
+        <w:rPr>
+          <w:rFonts w:ascii="Times New Roman" w:hAnsi="Times New Roman" w:cs="Times New Roman"/>
+          <w:sz w:val="28"/>
+          <w:szCs w:val="28"/>
+        </w:rPr>
+      </w:pPr>
     </w:p>
     <w:p>
       <w:pPr>
@@ -963,9 +1719,220 @@
           <w:sz w:val="28"/>
           <w:szCs w:val="28"/>
         </w:rPr>
-        <w:t xml:space="preserve"> </w:t>
-      </w:r>
-      <w:r>
+        <w:t>6. Use Case Diagram (Deskripsi)</w:t>
+      </w:r>
+    </w:p>
+    <w:p>
+      <w:pPr>
+        <w:rPr>
+          <w:rFonts w:ascii="Times New Roman" w:hAnsi="Times New Roman" w:cs="Times New Roman"/>
+          <w:sz w:val="28"/>
+          <w:szCs w:val="28"/>
+        </w:rPr>
+      </w:pPr>
+      <w:r>
+        <w:rPr>
+          <w:rFonts w:ascii="Times New Roman" w:hAnsi="Times New Roman" w:cs="Times New Roman"/>
+          <w:sz w:val="28"/>
+          <w:szCs w:val="28"/>
+        </w:rPr>
+        <w:t>Aktor:</w:t>
+      </w:r>
+    </w:p>
+    <w:p>
+      <w:pPr>
+        <w:numPr>
+          <w:ilvl w:val="0"/>
+          <w:numId w:val="22"/>
+        </w:numPr>
+        <w:rPr>
+          <w:rFonts w:ascii="Times New Roman" w:hAnsi="Times New Roman" w:cs="Times New Roman"/>
+          <w:sz w:val="28"/>
+          <w:szCs w:val="28"/>
+        </w:rPr>
+      </w:pPr>
+      <w:r>
+        <w:rPr>
+          <w:rFonts w:ascii="Times New Roman" w:hAnsi="Times New Roman" w:cs="Times New Roman"/>
+          <w:sz w:val="28"/>
+          <w:szCs w:val="28"/>
+        </w:rPr>
+        <w:t>Pelanggan</w:t>
+      </w:r>
+    </w:p>
+    <w:p>
+      <w:pPr>
+        <w:numPr>
+          <w:ilvl w:val="0"/>
+          <w:numId w:val="22"/>
+        </w:numPr>
+        <w:rPr>
+          <w:rFonts w:ascii="Times New Roman" w:hAnsi="Times New Roman" w:cs="Times New Roman"/>
+          <w:sz w:val="28"/>
+          <w:szCs w:val="28"/>
+        </w:rPr>
+      </w:pPr>
+      <w:r>
+        <w:rPr>
+          <w:rFonts w:ascii="Times New Roman" w:hAnsi="Times New Roman" w:cs="Times New Roman"/>
+          <w:sz w:val="28"/>
+          <w:szCs w:val="28"/>
+        </w:rPr>
+        <w:t>Penyedia Jasa</w:t>
+      </w:r>
+    </w:p>
+    <w:p>
+      <w:pPr>
+        <w:numPr>
+          <w:ilvl w:val="0"/>
+          <w:numId w:val="22"/>
+        </w:numPr>
+        <w:rPr>
+          <w:rFonts w:ascii="Times New Roman" w:hAnsi="Times New Roman" w:cs="Times New Roman"/>
+          <w:sz w:val="28"/>
+          <w:szCs w:val="28"/>
+        </w:rPr>
+      </w:pPr>
+      <w:r>
+        <w:rPr>
+          <w:rFonts w:ascii="Times New Roman" w:hAnsi="Times New Roman" w:cs="Times New Roman"/>
+          <w:sz w:val="28"/>
+          <w:szCs w:val="28"/>
+        </w:rPr>
+        <w:t>Admin</w:t>
+      </w:r>
+    </w:p>
+    <w:p>
+      <w:pPr>
+        <w:rPr>
+          <w:rFonts w:ascii="Times New Roman" w:hAnsi="Times New Roman" w:cs="Times New Roman"/>
+          <w:sz w:val="28"/>
+          <w:szCs w:val="28"/>
+        </w:rPr>
+      </w:pPr>
+    </w:p>
+    <w:p>
+      <w:pPr>
+        <w:rPr>
+          <w:rFonts w:ascii="Times New Roman" w:hAnsi="Times New Roman" w:cs="Times New Roman"/>
+          <w:sz w:val="28"/>
+          <w:szCs w:val="28"/>
+        </w:rPr>
+      </w:pPr>
+    </w:p>
+    <w:p>
+      <w:pPr>
+        <w:rPr>
+          <w:rFonts w:ascii="Times New Roman" w:hAnsi="Times New Roman" w:cs="Times New Roman"/>
+          <w:sz w:val="28"/>
+          <w:szCs w:val="28"/>
+        </w:rPr>
+      </w:pPr>
+      <w:r>
+        <w:rPr>
+          <w:rFonts w:ascii="Times New Roman" w:hAnsi="Times New Roman" w:cs="Times New Roman"/>
+          <w:sz w:val="28"/>
+          <w:szCs w:val="28"/>
+        </w:rPr>
+        <w:lastRenderedPageBreak/>
+        <w:t>Use Case:</w:t>
+      </w:r>
+    </w:p>
+    <w:p>
+      <w:pPr>
+        <w:numPr>
+          <w:ilvl w:val="0"/>
+          <w:numId w:val="23"/>
+        </w:numPr>
+        <w:rPr>
+          <w:rFonts w:ascii="Times New Roman" w:hAnsi="Times New Roman" w:cs="Times New Roman"/>
+          <w:sz w:val="28"/>
+          <w:szCs w:val="28"/>
+        </w:rPr>
+      </w:pPr>
+      <w:r>
+        <w:rPr>
+          <w:rFonts w:ascii="Times New Roman" w:hAnsi="Times New Roman" w:cs="Times New Roman"/>
+          <w:sz w:val="28"/>
+          <w:szCs w:val="28"/>
+        </w:rPr>
+        <w:t>Login</w:t>
+      </w:r>
+    </w:p>
+    <w:p>
+      <w:pPr>
+        <w:numPr>
+          <w:ilvl w:val="0"/>
+          <w:numId w:val="23"/>
+        </w:numPr>
+        <w:rPr>
+          <w:rFonts w:ascii="Times New Roman" w:hAnsi="Times New Roman" w:cs="Times New Roman"/>
+          <w:sz w:val="28"/>
+          <w:szCs w:val="28"/>
+        </w:rPr>
+      </w:pPr>
+      <w:r>
+        <w:rPr>
+          <w:rFonts w:ascii="Times New Roman" w:hAnsi="Times New Roman" w:cs="Times New Roman"/>
+          <w:sz w:val="28"/>
+          <w:szCs w:val="28"/>
+        </w:rPr>
+        <w:t>Kelola Jasa</w:t>
+      </w:r>
+    </w:p>
+    <w:p>
+      <w:pPr>
+        <w:numPr>
+          <w:ilvl w:val="0"/>
+          <w:numId w:val="23"/>
+        </w:numPr>
+        <w:rPr>
+          <w:rFonts w:ascii="Times New Roman" w:hAnsi="Times New Roman" w:cs="Times New Roman"/>
+          <w:sz w:val="28"/>
+          <w:szCs w:val="28"/>
+        </w:rPr>
+      </w:pPr>
+      <w:r>
+        <w:rPr>
+          <w:rFonts w:ascii="Times New Roman" w:hAnsi="Times New Roman" w:cs="Times New Roman"/>
+          <w:sz w:val="28"/>
+          <w:szCs w:val="28"/>
+        </w:rPr>
+        <w:t>Pesan Jasa</w:t>
+      </w:r>
+    </w:p>
+    <w:p>
+      <w:pPr>
+        <w:numPr>
+          <w:ilvl w:val="0"/>
+          <w:numId w:val="23"/>
+        </w:numPr>
+        <w:rPr>
+          <w:rFonts w:ascii="Times New Roman" w:hAnsi="Times New Roman" w:cs="Times New Roman"/>
+          <w:sz w:val="28"/>
+          <w:szCs w:val="28"/>
+        </w:rPr>
+      </w:pPr>
+      <w:r>
+        <w:rPr>
+          <w:rFonts w:ascii="Times New Roman" w:hAnsi="Times New Roman" w:cs="Times New Roman"/>
+          <w:sz w:val="28"/>
+          <w:szCs w:val="28"/>
+        </w:rPr>
+        <w:t>Kelola Pengguna</w:t>
+      </w:r>
+    </w:p>
+    <w:p>
+      <w:pPr>
+        <w:rPr>
+          <w:rFonts w:ascii="Times New Roman" w:hAnsi="Times New Roman" w:cs="Times New Roman"/>
+          <w:sz w:val="28"/>
+          <w:szCs w:val="28"/>
+        </w:rPr>
+      </w:pPr>
+    </w:p>
+    <w:p>
+      <w:pPr>
         <w:rPr>
           <w:rFonts w:ascii="Times New Roman" w:hAnsi="Times New Roman" w:cs="Times New Roman"/>
           <w:b/>
@@ -973,14 +1940,50 @@
           <w:sz w:val="28"/>
           <w:szCs w:val="28"/>
         </w:rPr>
-        <w:t>2 Perangkat Lunak</w:t>
+      </w:pPr>
+      <w:r>
+        <w:rPr>
+          <w:rFonts w:ascii="Times New Roman" w:hAnsi="Times New Roman" w:cs="Times New Roman"/>
+          <w:b/>
+          <w:bCs/>
+          <w:sz w:val="28"/>
+          <w:szCs w:val="28"/>
+        </w:rPr>
+        <w:t>7.</w:t>
+      </w:r>
+      <w:r>
+        <w:rPr>
+          <w:rFonts w:ascii="Times New Roman" w:hAnsi="Times New Roman" w:cs="Times New Roman"/>
+          <w:b/>
+          <w:bCs/>
+          <w:sz w:val="28"/>
+          <w:szCs w:val="28"/>
+        </w:rPr>
+        <w:t>ERD (Deskripsi)</w:t>
+      </w:r>
+    </w:p>
+    <w:p>
+      <w:pPr>
+        <w:rPr>
+          <w:rFonts w:ascii="Times New Roman" w:hAnsi="Times New Roman" w:cs="Times New Roman"/>
+          <w:sz w:val="28"/>
+          <w:szCs w:val="28"/>
+        </w:rPr>
+      </w:pPr>
+      <w:r>
+        <w:rPr>
+          <w:rFonts w:ascii="Times New Roman" w:hAnsi="Times New Roman" w:cs="Times New Roman"/>
+          <w:sz w:val="28"/>
+          <w:szCs w:val="28"/>
+        </w:rPr>
+        <w:t>Entitas:</w:t>
       </w:r>
     </w:p>
     <w:p>
       <w:pPr>
         <w:numPr>
           <w:ilvl w:val="0"/>
-          <w:numId w:val="7"/>
+          <w:numId w:val="25"/>
         </w:numPr>
         <w:rPr>
           <w:rFonts w:ascii="Times New Roman" w:hAnsi="Times New Roman" w:cs="Times New Roman"/>
@@ -994,14 +1997,14 @@
           <w:sz w:val="28"/>
           <w:szCs w:val="28"/>
         </w:rPr>
-        <w:t xml:space="preserve">Browser (Chrome, Firefox, dll) </w:t>
+        <w:t>User</w:t>
       </w:r>
     </w:p>
     <w:p>
       <w:pPr>
         <w:numPr>
           <w:ilvl w:val="0"/>
-          <w:numId w:val="7"/>
+          <w:numId w:val="25"/>
         </w:numPr>
         <w:rPr>
           <w:rFonts w:ascii="Times New Roman" w:hAnsi="Times New Roman" w:cs="Times New Roman"/>
@@ -1015,14 +2018,14 @@
           <w:sz w:val="28"/>
           <w:szCs w:val="28"/>
         </w:rPr>
-        <w:t xml:space="preserve">Database (MySQL/PostgreSQL) </w:t>
+        <w:t>Jasa</w:t>
       </w:r>
     </w:p>
     <w:p>
       <w:pPr>
         <w:numPr>
           <w:ilvl w:val="0"/>
-          <w:numId w:val="7"/>
+          <w:numId w:val="25"/>
         </w:numPr>
         <w:rPr>
           <w:rFonts w:ascii="Times New Roman" w:hAnsi="Times New Roman" w:cs="Times New Roman"/>
@@ -1036,14 +2039,31 @@
           <w:sz w:val="28"/>
           <w:szCs w:val="28"/>
         </w:rPr>
-        <w:t xml:space="preserve">Backend (Laravel/Node.js, dll) </w:t>
+        <w:t>Transaksi</w:t>
+      </w:r>
+    </w:p>
+    <w:p>
+      <w:pPr>
+        <w:rPr>
+          <w:rFonts w:ascii="Times New Roman" w:hAnsi="Times New Roman" w:cs="Times New Roman"/>
+          <w:sz w:val="28"/>
+          <w:szCs w:val="28"/>
+        </w:rPr>
+      </w:pPr>
+      <w:r>
+        <w:rPr>
+          <w:rFonts w:ascii="Times New Roman" w:hAnsi="Times New Roman" w:cs="Times New Roman"/>
+          <w:sz w:val="28"/>
+          <w:szCs w:val="28"/>
+        </w:rPr>
+        <w:t>Relasi:</w:t>
       </w:r>
     </w:p>
     <w:p>
       <w:pPr>
         <w:numPr>
           <w:ilvl w:val="0"/>
-          <w:numId w:val="7"/>
+          <w:numId w:val="26"/>
         </w:numPr>
         <w:rPr>
           <w:rFonts w:ascii="Times New Roman" w:hAnsi="Times New Roman" w:cs="Times New Roman"/>
@@ -1057,7 +2077,75 @@
           <w:sz w:val="28"/>
           <w:szCs w:val="28"/>
         </w:rPr>
-        <w:t xml:space="preserve">Frontend (HTML, CSS, JS) </w:t>
+        <w:t>User melakukan transaksi</w:t>
+      </w:r>
+    </w:p>
+    <w:p>
+      <w:pPr>
+        <w:numPr>
+          <w:ilvl w:val="0"/>
+          <w:numId w:val="26"/>
+        </w:numPr>
+        <w:rPr>
+          <w:rFonts w:ascii="Times New Roman" w:hAnsi="Times New Roman" w:cs="Times New Roman"/>
+          <w:sz w:val="28"/>
+          <w:szCs w:val="28"/>
+        </w:rPr>
+      </w:pPr>
+      <w:r>
+        <w:rPr>
+          <w:rFonts w:ascii="Times New Roman" w:hAnsi="Times New Roman" w:cs="Times New Roman"/>
+          <w:sz w:val="28"/>
+          <w:szCs w:val="28"/>
+        </w:rPr>
+        <w:t>Penyedia memiliki jasa</w:t>
+      </w:r>
+    </w:p>
+    <w:p>
+      <w:pPr>
+        <w:rPr>
+          <w:rFonts w:ascii="Times New Roman" w:hAnsi="Times New Roman" w:cs="Times New Roman"/>
+          <w:sz w:val="28"/>
+          <w:szCs w:val="28"/>
+        </w:rPr>
+      </w:pPr>
+    </w:p>
+    <w:p>
+      <w:pPr>
+        <w:rPr>
+          <w:rFonts w:ascii="Times New Roman" w:hAnsi="Times New Roman" w:cs="Times New Roman"/>
+          <w:b/>
+          <w:bCs/>
+          <w:sz w:val="28"/>
+          <w:szCs w:val="28"/>
+        </w:rPr>
+      </w:pPr>
+      <w:r>
+        <w:rPr>
+          <w:rFonts w:ascii="Times New Roman" w:hAnsi="Times New Roman" w:cs="Times New Roman"/>
+          <w:b/>
+          <w:bCs/>
+          <w:sz w:val="28"/>
+          <w:szCs w:val="28"/>
+        </w:rPr>
+        <w:t>8. Penutup</w:t>
+      </w:r>
+    </w:p>
+    <w:p>
+      <w:pPr>
+        <w:rPr>
+          <w:rFonts w:ascii="Times New Roman" w:hAnsi="Times New Roman" w:cs="Times New Roman"/>
+          <w:sz w:val="28"/>
+          <w:szCs w:val="28"/>
+        </w:rPr>
+      </w:pPr>
+      <w:r>
+        <w:rPr>
+          <w:rFonts w:ascii="Times New Roman" w:hAnsi="Times New Roman" w:cs="Times New Roman"/>
+          <w:sz w:val="28"/>
+          <w:szCs w:val="28"/>
+        </w:rPr>
+        <w:t>Dokumen ini menjadi acuan utama dalam pengembangan SIJAWEB agar sistem berjalan sesuai kebutuhan dan tujuan proyek.</w:t>
       </w:r>
     </w:p>
     <w:p>
@@ -1082,6 +2170,155 @@
 <file path=word/numbering.xml><?xml version="1.0" encoding="utf-8"?>
 <w:numbering xmlns:wpc="http://schemas.microsoft.com/office/word/2010/wordprocessingCanvas" xmlns:cx="http://schemas.microsoft.com/office/drawing/2014/chartex" xmlns:cx1="http://schemas.microsoft.com/office/drawing/2015/9/8/chartex" xmlns:cx2="http://schemas.microsoft.com/office/drawing/2015/10/21/chartex" xmlns:cx3="http://schemas.microsoft.com/office/drawing/2016/5/9/chartex" xmlns:cx4="http://schemas.microsoft.com/office/drawing/2016/5/10/chartex" xmlns:cx5="http://schemas.microsoft.com/office/drawing/2016/5/11/chartex" xmlns:cx6="http://schemas.microsoft.com/office/drawing/2016/5/12/chartex" xmlns:cx7="http://schemas.microsoft.com/office/drawing/2016/5/13/chartex" xmlns:cx8="http://schemas.microsoft.com/office/drawing/2016/5/14/chartex" xmlns:mc="http://schemas.openxmlformats.org/markup-compatibility/2006" xmlns:aink="http://schemas.microsoft.com/office/drawing/2016/ink" xmlns:am3d="http://schemas.microsoft.com/office/drawing/2017/model3d" xmlns:o="urn:schemas-microsoft-com:office:office" xmlns:oel="http://schemas.microsoft.com/office/2019/extlst" xmlns:r="http://schemas.openxmlformats.org/officeDocument/2006/relationships" xmlns:m="http://schemas.openxmlformats.org/officeDocument/2006/math" xmlns:v="urn:schemas-microsoft-com:vml" xmlns:wp14="http://schemas.microsoft.com/office/word/2010/wordprocessingDrawing" xmlns:wp="http://schemas.openxmlformats.org/drawingml/2006/wordprocessingDrawing" xmlns:w10="urn:schemas-microsoft-com:office:word" xmlns:w="http://schemas.openxmlformats.org/wordprocessingml/2006/main" xmlns:w14="http://schemas.microsoft.com/office/word/2010/wordml" xmlns:w15="http://schemas.microsoft.com/office/word/2012/wordml" xmlns:w16cex="http://schemas.microsoft.com/office/word/2018/wordml/cex" xmlns:w16cid="http://schemas.microsoft.com/office/word/2016/wordml/cid" xmlns:w16="http://schemas.microsoft.com/office/word/2018/wordml" xmlns:w16du="http://schemas.microsoft.com/office/word/2023/wordml/word16du" xmlns:w16sdtdh="http://schemas.microsoft.com/office/word/2020/wordml/sdtdatahash" xmlns:w16sdtfl="http://schemas.microsoft.com/office/word/2024/wordml/sdtformatlock" xmlns:w16se="http://schemas.microsoft.com/office/word/2015/wordml/symex" xmlns:wpg="http://schemas.microsoft.com/office/word/2010/wordprocessingGroup" xmlns:wpi="http://schemas.microsoft.com/office/word/2010/wordprocessingInk" xmlns:wne="http://schemas.microsoft.com/office/word/2006/wordml" xmlns:wps="http://schemas.microsoft.com/office/word/2010/wordprocessingShape" mc:Ignorable="w14 w15 w16se w16cid w16 w16cex w16sdtdh w16sdtfl w16du wp14">
   <w:abstractNum w:abstractNumId="0" w15:restartNumberingAfterBreak="0">
+    <w:nsid w:val="07613B9F"/>
+    <w:multiLevelType w:val="multilevel"/>
+    <w:tmpl w:val="1370FC6E"/>
+    <w:lvl w:ilvl="0">
+      <w:start w:val="1"/>
+      <w:numFmt w:val="bullet"/>
+      <w:lvlText w:val=""/>
+      <w:lvlJc w:val="left"/>
+      <w:pPr>
+        <w:tabs>
+          <w:tab w:val="num" w:pos="720"/>
+        </w:tabs>
+        <w:ind w:left="720" w:hanging="360"/>
+      </w:pPr>
+      <w:rPr>
+        <w:rFonts w:ascii="Symbol" w:hAnsi="Symbol" w:hint="default"/>
+        <w:sz w:val="20"/>
+      </w:rPr>
+    </w:lvl>
+    <w:lvl w:ilvl="1" w:tentative="1">
+      <w:start w:val="1"/>
+      <w:numFmt w:val="bullet"/>
+      <w:lvlText w:val="o"/>
+      <w:lvlJc w:val="left"/>
+      <w:pPr>
+        <w:tabs>
+          <w:tab w:val="num" w:pos="1440"/>
+        </w:tabs>
+        <w:ind w:left="1440" w:hanging="360"/>
+      </w:pPr>
+      <w:rPr>
+        <w:rFonts w:ascii="Courier New" w:hAnsi="Courier New" w:hint="default"/>
+        <w:sz w:val="20"/>
+      </w:rPr>
+    </w:lvl>
+    <w:lvl w:ilvl="2" w:tentative="1">
+      <w:start w:val="1"/>
+      <w:numFmt w:val="bullet"/>
+      <w:lvlText w:val=""/>
+      <w:lvlJc w:val="left"/>
+      <w:pPr>
+        <w:tabs>
+          <w:tab w:val="num" w:pos="2160"/>
+        </w:tabs>
+        <w:ind w:left="2160" w:hanging="360"/>
+      </w:pPr>
+      <w:rPr>
+        <w:rFonts w:ascii="Wingdings" w:hAnsi="Wingdings" w:hint="default"/>
+        <w:sz w:val="20"/>
+      </w:rPr>
+    </w:lvl>
+    <w:lvl w:ilvl="3" w:tentative="1">
+      <w:start w:val="1"/>
+      <w:numFmt w:val="bullet"/>
+      <w:lvlText w:val=""/>
+      <w:lvlJc w:val="left"/>
+      <w:pPr>
+        <w:tabs>
+          <w:tab w:val="num" w:pos="2880"/>
+        </w:tabs>
+        <w:ind w:left="2880" w:hanging="360"/>
+      </w:pPr>
+      <w:rPr>
+        <w:rFonts w:ascii="Wingdings" w:hAnsi="Wingdings" w:hint="default"/>
+        <w:sz w:val="20"/>
+      </w:rPr>
+    </w:lvl>
+    <w:lvl w:ilvl="4" w:tentative="1">
+      <w:start w:val="1"/>
+      <w:numFmt w:val="bullet"/>
+      <w:lvlText w:val=""/>
+      <w:lvlJc w:val="left"/>
+      <w:pPr>
+        <w:tabs>
+          <w:tab w:val="num" w:pos="3600"/>
+        </w:tabs>
+        <w:ind w:left="3600" w:hanging="360"/>
+      </w:pPr>
+      <w:rPr>
+        <w:rFonts w:ascii="Wingdings" w:hAnsi="Wingdings" w:hint="default"/>
+        <w:sz w:val="20"/>
+      </w:rPr>
+    </w:lvl>
+    <w:lvl w:ilvl="5" w:tentative="1">
+      <w:start w:val="1"/>
+      <w:numFmt w:val="bullet"/>
+      <w:lvlText w:val=""/>
+      <w:lvlJc w:val="left"/>
+      <w:pPr>
+        <w:tabs>
+          <w:tab w:val="num" w:pos="4320"/>
+        </w:tabs>
+        <w:ind w:left="4320" w:hanging="360"/>
+      </w:pPr>
+      <w:rPr>
+        <w:rFonts w:ascii="Wingdings" w:hAnsi="Wingdings" w:hint="default"/>
+        <w:sz w:val="20"/>
+      </w:rPr>
+    </w:lvl>
+    <w:lvl w:ilvl="6" w:tentative="1">
+      <w:start w:val="1"/>
+      <w:numFmt w:val="bullet"/>
+      <w:lvlText w:val=""/>
+      <w:lvlJc w:val="left"/>
+      <w:pPr>
+        <w:tabs>
+          <w:tab w:val="num" w:pos="5040"/>
+        </w:tabs>
+        <w:ind w:left="5040" w:hanging="360"/>
+      </w:pPr>
+      <w:rPr>
+        <w:rFonts w:ascii="Wingdings" w:hAnsi="Wingdings" w:hint="default"/>
+        <w:sz w:val="20"/>
+      </w:rPr>
+    </w:lvl>
+    <w:lvl w:ilvl="7" w:tentative="1">
+      <w:start w:val="1"/>
+      <w:numFmt w:val="bullet"/>
+      <w:lvlText w:val=""/>
+      <w:lvlJc w:val="left"/>
+      <w:pPr>
+        <w:tabs>
+          <w:tab w:val="num" w:pos="5760"/>
+        </w:tabs>
+        <w:ind w:left="5760" w:hanging="360"/>
+      </w:pPr>
+      <w:rPr>
+        <w:rFonts w:ascii="Wingdings" w:hAnsi="Wingdings" w:hint="default"/>
+        <w:sz w:val="20"/>
+      </w:rPr>
+    </w:lvl>
+    <w:lvl w:ilvl="8" w:tentative="1">
+      <w:start w:val="1"/>
+      <w:numFmt w:val="bullet"/>
+      <w:lvlText w:val=""/>
+      <w:lvlJc w:val="left"/>
+      <w:pPr>
+        <w:tabs>
+          <w:tab w:val="num" w:pos="6480"/>
+        </w:tabs>
+        <w:ind w:left="6480" w:hanging="360"/>
+      </w:pPr>
+      <w:rPr>
+        <w:rFonts w:ascii="Wingdings" w:hAnsi="Wingdings" w:hint="default"/>
+        <w:sz w:val="20"/>
+      </w:rPr>
+    </w:lvl>
+  </w:abstractNum>
+  <w:abstractNum w:abstractNumId="1" w15:restartNumberingAfterBreak="0">
     <w:nsid w:val="0EF32C61"/>
     <w:multiLevelType w:val="multilevel"/>
     <w:tmpl w:val="A544D4B6"/>
@@ -1230,7 +2467,454 @@
       </w:rPr>
     </w:lvl>
   </w:abstractNum>
-  <w:abstractNum w:abstractNumId="1" w15:restartNumberingAfterBreak="0">
+  <w:abstractNum w:abstractNumId="2" w15:restartNumberingAfterBreak="0">
+    <w:nsid w:val="0FC366B8"/>
+    <w:multiLevelType w:val="multilevel"/>
+    <w:tmpl w:val="DC34788A"/>
+    <w:lvl w:ilvl="0">
+      <w:start w:val="1"/>
+      <w:numFmt w:val="bullet"/>
+      <w:lvlText w:val=""/>
+      <w:lvlJc w:val="left"/>
+      <w:pPr>
+        <w:tabs>
+          <w:tab w:val="num" w:pos="720"/>
+        </w:tabs>
+        <w:ind w:left="720" w:hanging="360"/>
+      </w:pPr>
+      <w:rPr>
+        <w:rFonts w:ascii="Symbol" w:hAnsi="Symbol" w:hint="default"/>
+        <w:sz w:val="20"/>
+      </w:rPr>
+    </w:lvl>
+    <w:lvl w:ilvl="1" w:tentative="1">
+      <w:start w:val="1"/>
+      <w:numFmt w:val="bullet"/>
+      <w:lvlText w:val="o"/>
+      <w:lvlJc w:val="left"/>
+      <w:pPr>
+        <w:tabs>
+          <w:tab w:val="num" w:pos="1440"/>
+        </w:tabs>
+        <w:ind w:left="1440" w:hanging="360"/>
+      </w:pPr>
+      <w:rPr>
+        <w:rFonts w:ascii="Courier New" w:hAnsi="Courier New" w:hint="default"/>
+        <w:sz w:val="20"/>
+      </w:rPr>
+    </w:lvl>
+    <w:lvl w:ilvl="2" w:tentative="1">
+      <w:start w:val="1"/>
+      <w:numFmt w:val="bullet"/>
+      <w:lvlText w:val=""/>
+      <w:lvlJc w:val="left"/>
+      <w:pPr>
+        <w:tabs>
+          <w:tab w:val="num" w:pos="2160"/>
+        </w:tabs>
+        <w:ind w:left="2160" w:hanging="360"/>
+      </w:pPr>
+      <w:rPr>
+        <w:rFonts w:ascii="Wingdings" w:hAnsi="Wingdings" w:hint="default"/>
+        <w:sz w:val="20"/>
+      </w:rPr>
+    </w:lvl>
+    <w:lvl w:ilvl="3" w:tentative="1">
+      <w:start w:val="1"/>
+      <w:numFmt w:val="bullet"/>
+      <w:lvlText w:val=""/>
+      <w:lvlJc w:val="left"/>
+      <w:pPr>
+        <w:tabs>
+          <w:tab w:val="num" w:pos="2880"/>
+        </w:tabs>
+        <w:ind w:left="2880" w:hanging="360"/>
+      </w:pPr>
+      <w:rPr>
+        <w:rFonts w:ascii="Wingdings" w:hAnsi="Wingdings" w:hint="default"/>
+        <w:sz w:val="20"/>
+      </w:rPr>
+    </w:lvl>
+    <w:lvl w:ilvl="4" w:tentative="1">
+      <w:start w:val="1"/>
+      <w:numFmt w:val="bullet"/>
+      <w:lvlText w:val=""/>
+      <w:lvlJc w:val="left"/>
+      <w:pPr>
+        <w:tabs>
+          <w:tab w:val="num" w:pos="3600"/>
+        </w:tabs>
+        <w:ind w:left="3600" w:hanging="360"/>
+      </w:pPr>
+      <w:rPr>
+        <w:rFonts w:ascii="Wingdings" w:hAnsi="Wingdings" w:hint="default"/>
+        <w:sz w:val="20"/>
+      </w:rPr>
+    </w:lvl>
+    <w:lvl w:ilvl="5" w:tentative="1">
+      <w:start w:val="1"/>
+      <w:numFmt w:val="bullet"/>
+      <w:lvlText w:val=""/>
+      <w:lvlJc w:val="left"/>
+      <w:pPr>
+        <w:tabs>
+          <w:tab w:val="num" w:pos="4320"/>
+        </w:tabs>
+        <w:ind w:left="4320" w:hanging="360"/>
+      </w:pPr>
+      <w:rPr>
+        <w:rFonts w:ascii="Wingdings" w:hAnsi="Wingdings" w:hint="default"/>
+        <w:sz w:val="20"/>
+      </w:rPr>
+    </w:lvl>
+    <w:lvl w:ilvl="6" w:tentative="1">
+      <w:start w:val="1"/>
+      <w:numFmt w:val="bullet"/>
+      <w:lvlText w:val=""/>
+      <w:lvlJc w:val="left"/>
+      <w:pPr>
+        <w:tabs>
+          <w:tab w:val="num" w:pos="5040"/>
+        </w:tabs>
+        <w:ind w:left="5040" w:hanging="360"/>
+      </w:pPr>
+      <w:rPr>
+        <w:rFonts w:ascii="Wingdings" w:hAnsi="Wingdings" w:hint="default"/>
+        <w:sz w:val="20"/>
+      </w:rPr>
+    </w:lvl>
+    <w:lvl w:ilvl="7" w:tentative="1">
+      <w:start w:val="1"/>
+      <w:numFmt w:val="bullet"/>
+      <w:lvlText w:val=""/>
+      <w:lvlJc w:val="left"/>
+      <w:pPr>
+        <w:tabs>
+          <w:tab w:val="num" w:pos="5760"/>
+        </w:tabs>
+        <w:ind w:left="5760" w:hanging="360"/>
+      </w:pPr>
+      <w:rPr>
+        <w:rFonts w:ascii="Wingdings" w:hAnsi="Wingdings" w:hint="default"/>
+        <w:sz w:val="20"/>
+      </w:rPr>
+    </w:lvl>
+    <w:lvl w:ilvl="8" w:tentative="1">
+      <w:start w:val="1"/>
+      <w:numFmt w:val="bullet"/>
+      <w:lvlText w:val=""/>
+      <w:lvlJc w:val="left"/>
+      <w:pPr>
+        <w:tabs>
+          <w:tab w:val="num" w:pos="6480"/>
+        </w:tabs>
+        <w:ind w:left="6480" w:hanging="360"/>
+      </w:pPr>
+      <w:rPr>
+        <w:rFonts w:ascii="Wingdings" w:hAnsi="Wingdings" w:hint="default"/>
+        <w:sz w:val="20"/>
+      </w:rPr>
+    </w:lvl>
+  </w:abstractNum>
+  <w:abstractNum w:abstractNumId="3" w15:restartNumberingAfterBreak="0">
+    <w:nsid w:val="13F261D0"/>
+    <w:multiLevelType w:val="multilevel"/>
+    <w:tmpl w:val="8D1AA95C"/>
+    <w:lvl w:ilvl="0">
+      <w:start w:val="1"/>
+      <w:numFmt w:val="bullet"/>
+      <w:lvlText w:val=""/>
+      <w:lvlJc w:val="left"/>
+      <w:pPr>
+        <w:tabs>
+          <w:tab w:val="num" w:pos="720"/>
+        </w:tabs>
+        <w:ind w:left="720" w:hanging="360"/>
+      </w:pPr>
+      <w:rPr>
+        <w:rFonts w:ascii="Symbol" w:hAnsi="Symbol" w:hint="default"/>
+        <w:sz w:val="20"/>
+      </w:rPr>
+    </w:lvl>
+    <w:lvl w:ilvl="1" w:tentative="1">
+      <w:start w:val="1"/>
+      <w:numFmt w:val="bullet"/>
+      <w:lvlText w:val="o"/>
+      <w:lvlJc w:val="left"/>
+      <w:pPr>
+        <w:tabs>
+          <w:tab w:val="num" w:pos="1440"/>
+        </w:tabs>
+        <w:ind w:left="1440" w:hanging="360"/>
+      </w:pPr>
+      <w:rPr>
+        <w:rFonts w:ascii="Courier New" w:hAnsi="Courier New" w:hint="default"/>
+        <w:sz w:val="20"/>
+      </w:rPr>
+    </w:lvl>
+    <w:lvl w:ilvl="2" w:tentative="1">
+      <w:start w:val="1"/>
+      <w:numFmt w:val="bullet"/>
+      <w:lvlText w:val=""/>
+      <w:lvlJc w:val="left"/>
+      <w:pPr>
+        <w:tabs>
+          <w:tab w:val="num" w:pos="2160"/>
+        </w:tabs>
+        <w:ind w:left="2160" w:hanging="360"/>
+      </w:pPr>
+      <w:rPr>
+        <w:rFonts w:ascii="Wingdings" w:hAnsi="Wingdings" w:hint="default"/>
+        <w:sz w:val="20"/>
+      </w:rPr>
+    </w:lvl>
+    <w:lvl w:ilvl="3" w:tentative="1">
+      <w:start w:val="1"/>
+      <w:numFmt w:val="bullet"/>
+      <w:lvlText w:val=""/>
+      <w:lvlJc w:val="left"/>
+      <w:pPr>
+        <w:tabs>
+          <w:tab w:val="num" w:pos="2880"/>
+        </w:tabs>
+        <w:ind w:left="2880" w:hanging="360"/>
+      </w:pPr>
+      <w:rPr>
+        <w:rFonts w:ascii="Wingdings" w:hAnsi="Wingdings" w:hint="default"/>
+        <w:sz w:val="20"/>
+      </w:rPr>
+    </w:lvl>
+    <w:lvl w:ilvl="4" w:tentative="1">
+      <w:start w:val="1"/>
+      <w:numFmt w:val="bullet"/>
+      <w:lvlText w:val=""/>
+      <w:lvlJc w:val="left"/>
+      <w:pPr>
+        <w:tabs>
+          <w:tab w:val="num" w:pos="3600"/>
+        </w:tabs>
+        <w:ind w:left="3600" w:hanging="360"/>
+      </w:pPr>
+      <w:rPr>
+        <w:rFonts w:ascii="Wingdings" w:hAnsi="Wingdings" w:hint="default"/>
+        <w:sz w:val="20"/>
+      </w:rPr>
+    </w:lvl>
+    <w:lvl w:ilvl="5" w:tentative="1">
+      <w:start w:val="1"/>
+      <w:numFmt w:val="bullet"/>
+      <w:lvlText w:val=""/>
+      <w:lvlJc w:val="left"/>
+      <w:pPr>
+        <w:tabs>
+          <w:tab w:val="num" w:pos="4320"/>
+        </w:tabs>
+        <w:ind w:left="4320" w:hanging="360"/>
+      </w:pPr>
+      <w:rPr>
+        <w:rFonts w:ascii="Wingdings" w:hAnsi="Wingdings" w:hint="default"/>
+        <w:sz w:val="20"/>
+      </w:rPr>
+    </w:lvl>
+    <w:lvl w:ilvl="6" w:tentative="1">
+      <w:start w:val="1"/>
+      <w:numFmt w:val="bullet"/>
+      <w:lvlText w:val=""/>
+      <w:lvlJc w:val="left"/>
+      <w:pPr>
+        <w:tabs>
+          <w:tab w:val="num" w:pos="5040"/>
+        </w:tabs>
+        <w:ind w:left="5040" w:hanging="360"/>
+      </w:pPr>
+      <w:rPr>
+        <w:rFonts w:ascii="Wingdings" w:hAnsi="Wingdings" w:hint="default"/>
+        <w:sz w:val="20"/>
+      </w:rPr>
+    </w:lvl>
+    <w:lvl w:ilvl="7" w:tentative="1">
+      <w:start w:val="1"/>
+      <w:numFmt w:val="bullet"/>
+      <w:lvlText w:val=""/>
+      <w:lvlJc w:val="left"/>
+      <w:pPr>
+        <w:tabs>
+          <w:tab w:val="num" w:pos="5760"/>
+        </w:tabs>
+        <w:ind w:left="5760" w:hanging="360"/>
+      </w:pPr>
+      <w:rPr>
+        <w:rFonts w:ascii="Wingdings" w:hAnsi="Wingdings" w:hint="default"/>
+        <w:sz w:val="20"/>
+      </w:rPr>
+    </w:lvl>
+    <w:lvl w:ilvl="8" w:tentative="1">
+      <w:start w:val="1"/>
+      <w:numFmt w:val="bullet"/>
+      <w:lvlText w:val=""/>
+      <w:lvlJc w:val="left"/>
+      <w:pPr>
+        <w:tabs>
+          <w:tab w:val="num" w:pos="6480"/>
+        </w:tabs>
+        <w:ind w:left="6480" w:hanging="360"/>
+      </w:pPr>
+      <w:rPr>
+        <w:rFonts w:ascii="Wingdings" w:hAnsi="Wingdings" w:hint="default"/>
+        <w:sz w:val="20"/>
+      </w:rPr>
+    </w:lvl>
+  </w:abstractNum>
+  <w:abstractNum w:abstractNumId="4" w15:restartNumberingAfterBreak="0">
+    <w:nsid w:val="16A9166B"/>
+    <w:multiLevelType w:val="multilevel"/>
+    <w:tmpl w:val="62CEE64C"/>
+    <w:lvl w:ilvl="0">
+      <w:start w:val="1"/>
+      <w:numFmt w:val="bullet"/>
+      <w:lvlText w:val=""/>
+      <w:lvlJc w:val="left"/>
+      <w:pPr>
+        <w:tabs>
+          <w:tab w:val="num" w:pos="720"/>
+        </w:tabs>
+        <w:ind w:left="720" w:hanging="360"/>
+      </w:pPr>
+      <w:rPr>
+        <w:rFonts w:ascii="Symbol" w:hAnsi="Symbol" w:hint="default"/>
+        <w:sz w:val="20"/>
+      </w:rPr>
+    </w:lvl>
+    <w:lvl w:ilvl="1" w:tentative="1">
+      <w:start w:val="1"/>
+      <w:numFmt w:val="bullet"/>
+      <w:lvlText w:val="o"/>
+      <w:lvlJc w:val="left"/>
+      <w:pPr>
+        <w:tabs>
+          <w:tab w:val="num" w:pos="1440"/>
+        </w:tabs>
+        <w:ind w:left="1440" w:hanging="360"/>
+      </w:pPr>
+      <w:rPr>
+        <w:rFonts w:ascii="Courier New" w:hAnsi="Courier New" w:hint="default"/>
+        <w:sz w:val="20"/>
+      </w:rPr>
+    </w:lvl>
+    <w:lvl w:ilvl="2" w:tentative="1">
+      <w:start w:val="1"/>
+      <w:numFmt w:val="bullet"/>
+      <w:lvlText w:val=""/>
+      <w:lvlJc w:val="left"/>
+      <w:pPr>
+        <w:tabs>
+          <w:tab w:val="num" w:pos="2160"/>
+        </w:tabs>
+        <w:ind w:left="2160" w:hanging="360"/>
+      </w:pPr>
+      <w:rPr>
+        <w:rFonts w:ascii="Wingdings" w:hAnsi="Wingdings" w:hint="default"/>
+        <w:sz w:val="20"/>
+      </w:rPr>
+    </w:lvl>
+    <w:lvl w:ilvl="3" w:tentative="1">
+      <w:start w:val="1"/>
+      <w:numFmt w:val="bullet"/>
+      <w:lvlText w:val=""/>
+      <w:lvlJc w:val="left"/>
+      <w:pPr>
+        <w:tabs>
+          <w:tab w:val="num" w:pos="2880"/>
+        </w:tabs>
+        <w:ind w:left="2880" w:hanging="360"/>
+      </w:pPr>
+      <w:rPr>
+        <w:rFonts w:ascii="Wingdings" w:hAnsi="Wingdings" w:hint="default"/>
+        <w:sz w:val="20"/>
+      </w:rPr>
+    </w:lvl>
+    <w:lvl w:ilvl="4" w:tentative="1">
+      <w:start w:val="1"/>
+      <w:numFmt w:val="bullet"/>
+      <w:lvlText w:val=""/>
+      <w:lvlJc w:val="left"/>
+      <w:pPr>
+        <w:tabs>
+          <w:tab w:val="num" w:pos="3600"/>
+        </w:tabs>
+        <w:ind w:left="3600" w:hanging="360"/>
+      </w:pPr>
+      <w:rPr>
+        <w:rFonts w:ascii="Wingdings" w:hAnsi="Wingdings" w:hint="default"/>
+        <w:sz w:val="20"/>
+      </w:rPr>
+    </w:lvl>
+    <w:lvl w:ilvl="5" w:tentative="1">
+      <w:start w:val="1"/>
+      <w:numFmt w:val="bullet"/>
+      <w:lvlText w:val=""/>
+      <w:lvlJc w:val="left"/>
+      <w:pPr>
+        <w:tabs>
+          <w:tab w:val="num" w:pos="4320"/>
+        </w:tabs>
+        <w:ind w:left="4320" w:hanging="360"/>
+      </w:pPr>
+      <w:rPr>
+        <w:rFonts w:ascii="Wingdings" w:hAnsi="Wingdings" w:hint="default"/>
+        <w:sz w:val="20"/>
+      </w:rPr>
+    </w:lvl>
+    <w:lvl w:ilvl="6" w:tentative="1">
+      <w:start w:val="1"/>
+      <w:numFmt w:val="bullet"/>
+      <w:lvlText w:val=""/>
+      <w:lvlJc w:val="left"/>
+      <w:pPr>
+        <w:tabs>
+          <w:tab w:val="num" w:pos="5040"/>
+        </w:tabs>
+        <w:ind w:left="5040" w:hanging="360"/>
+      </w:pPr>
+      <w:rPr>
+        <w:rFonts w:ascii="Wingdings" w:hAnsi="Wingdings" w:hint="default"/>
+        <w:sz w:val="20"/>
+      </w:rPr>
+    </w:lvl>
+    <w:lvl w:ilvl="7" w:tentative="1">
+      <w:start w:val="1"/>
+      <w:numFmt w:val="bullet"/>
+      <w:lvlText w:val=""/>
+      <w:lvlJc w:val="left"/>
+      <w:pPr>
+        <w:tabs>
+          <w:tab w:val="num" w:pos="5760"/>
+        </w:tabs>
+        <w:ind w:left="5760" w:hanging="360"/>
+      </w:pPr>
+      <w:rPr>
+        <w:rFonts w:ascii="Wingdings" w:hAnsi="Wingdings" w:hint="default"/>
+        <w:sz w:val="20"/>
+      </w:rPr>
+    </w:lvl>
+    <w:lvl w:ilvl="8" w:tentative="1">
+      <w:start w:val="1"/>
+      <w:numFmt w:val="bullet"/>
+      <w:lvlText w:val=""/>
+      <w:lvlJc w:val="left"/>
+      <w:pPr>
+        <w:tabs>
+          <w:tab w:val="num" w:pos="6480"/>
+        </w:tabs>
+        <w:ind w:left="6480" w:hanging="360"/>
+      </w:pPr>
+      <w:rPr>
+        <w:rFonts w:ascii="Wingdings" w:hAnsi="Wingdings" w:hint="default"/>
+        <w:sz w:val="20"/>
+      </w:rPr>
+    </w:lvl>
+  </w:abstractNum>
+  <w:abstractNum w:abstractNumId="5" w15:restartNumberingAfterBreak="0">
     <w:nsid w:val="1B07087E"/>
     <w:multiLevelType w:val="multilevel"/>
     <w:tmpl w:val="F0FA60AE"/>
@@ -1379,7 +3063,7 @@
       </w:rPr>
     </w:lvl>
   </w:abstractNum>
-  <w:abstractNum w:abstractNumId="2" w15:restartNumberingAfterBreak="0">
+  <w:abstractNum w:abstractNumId="6" w15:restartNumberingAfterBreak="0">
     <w:nsid w:val="201D3B1A"/>
     <w:multiLevelType w:val="multilevel"/>
     <w:tmpl w:val="09F67D1A"/>
@@ -1528,7 +3212,454 @@
       </w:rPr>
     </w:lvl>
   </w:abstractNum>
-  <w:abstractNum w:abstractNumId="3" w15:restartNumberingAfterBreak="0">
+  <w:abstractNum w:abstractNumId="7" w15:restartNumberingAfterBreak="0">
+    <w:nsid w:val="21AA1FD6"/>
+    <w:multiLevelType w:val="multilevel"/>
+    <w:tmpl w:val="31DC281E"/>
+    <w:lvl w:ilvl="0">
+      <w:start w:val="1"/>
+      <w:numFmt w:val="bullet"/>
+      <w:lvlText w:val=""/>
+      <w:lvlJc w:val="left"/>
+      <w:pPr>
+        <w:tabs>
+          <w:tab w:val="num" w:pos="720"/>
+        </w:tabs>
+        <w:ind w:left="720" w:hanging="360"/>
+      </w:pPr>
+      <w:rPr>
+        <w:rFonts w:ascii="Symbol" w:hAnsi="Symbol" w:hint="default"/>
+        <w:sz w:val="20"/>
+      </w:rPr>
+    </w:lvl>
+    <w:lvl w:ilvl="1" w:tentative="1">
+      <w:start w:val="1"/>
+      <w:numFmt w:val="bullet"/>
+      <w:lvlText w:val="o"/>
+      <w:lvlJc w:val="left"/>
+      <w:pPr>
+        <w:tabs>
+          <w:tab w:val="num" w:pos="1440"/>
+        </w:tabs>
+        <w:ind w:left="1440" w:hanging="360"/>
+      </w:pPr>
+      <w:rPr>
+        <w:rFonts w:ascii="Courier New" w:hAnsi="Courier New" w:hint="default"/>
+        <w:sz w:val="20"/>
+      </w:rPr>
+    </w:lvl>
+    <w:lvl w:ilvl="2" w:tentative="1">
+      <w:start w:val="1"/>
+      <w:numFmt w:val="bullet"/>
+      <w:lvlText w:val=""/>
+      <w:lvlJc w:val="left"/>
+      <w:pPr>
+        <w:tabs>
+          <w:tab w:val="num" w:pos="2160"/>
+        </w:tabs>
+        <w:ind w:left="2160" w:hanging="360"/>
+      </w:pPr>
+      <w:rPr>
+        <w:rFonts w:ascii="Wingdings" w:hAnsi="Wingdings" w:hint="default"/>
+        <w:sz w:val="20"/>
+      </w:rPr>
+    </w:lvl>
+    <w:lvl w:ilvl="3" w:tentative="1">
+      <w:start w:val="1"/>
+      <w:numFmt w:val="bullet"/>
+      <w:lvlText w:val=""/>
+      <w:lvlJc w:val="left"/>
+      <w:pPr>
+        <w:tabs>
+          <w:tab w:val="num" w:pos="2880"/>
+        </w:tabs>
+        <w:ind w:left="2880" w:hanging="360"/>
+      </w:pPr>
+      <w:rPr>
+        <w:rFonts w:ascii="Wingdings" w:hAnsi="Wingdings" w:hint="default"/>
+        <w:sz w:val="20"/>
+      </w:rPr>
+    </w:lvl>
+    <w:lvl w:ilvl="4" w:tentative="1">
+      <w:start w:val="1"/>
+      <w:numFmt w:val="bullet"/>
+      <w:lvlText w:val=""/>
+      <w:lvlJc w:val="left"/>
+      <w:pPr>
+        <w:tabs>
+          <w:tab w:val="num" w:pos="3600"/>
+        </w:tabs>
+        <w:ind w:left="3600" w:hanging="360"/>
+      </w:pPr>
+      <w:rPr>
+        <w:rFonts w:ascii="Wingdings" w:hAnsi="Wingdings" w:hint="default"/>
+        <w:sz w:val="20"/>
+      </w:rPr>
+    </w:lvl>
+    <w:lvl w:ilvl="5" w:tentative="1">
+      <w:start w:val="1"/>
+      <w:numFmt w:val="bullet"/>
+      <w:lvlText w:val=""/>
+      <w:lvlJc w:val="left"/>
+      <w:pPr>
+        <w:tabs>
+          <w:tab w:val="num" w:pos="4320"/>
+        </w:tabs>
+        <w:ind w:left="4320" w:hanging="360"/>
+      </w:pPr>
+      <w:rPr>
+        <w:rFonts w:ascii="Wingdings" w:hAnsi="Wingdings" w:hint="default"/>
+        <w:sz w:val="20"/>
+      </w:rPr>
+    </w:lvl>
+    <w:lvl w:ilvl="6" w:tentative="1">
+      <w:start w:val="1"/>
+      <w:numFmt w:val="bullet"/>
+      <w:lvlText w:val=""/>
+      <w:lvlJc w:val="left"/>
+      <w:pPr>
+        <w:tabs>
+          <w:tab w:val="num" w:pos="5040"/>
+        </w:tabs>
+        <w:ind w:left="5040" w:hanging="360"/>
+      </w:pPr>
+      <w:rPr>
+        <w:rFonts w:ascii="Wingdings" w:hAnsi="Wingdings" w:hint="default"/>
+        <w:sz w:val="20"/>
+      </w:rPr>
+    </w:lvl>
+    <w:lvl w:ilvl="7" w:tentative="1">
+      <w:start w:val="1"/>
+      <w:numFmt w:val="bullet"/>
+      <w:lvlText w:val=""/>
+      <w:lvlJc w:val="left"/>
+      <w:pPr>
+        <w:tabs>
+          <w:tab w:val="num" w:pos="5760"/>
+        </w:tabs>
+        <w:ind w:left="5760" w:hanging="360"/>
+      </w:pPr>
+      <w:rPr>
+        <w:rFonts w:ascii="Wingdings" w:hAnsi="Wingdings" w:hint="default"/>
+        <w:sz w:val="20"/>
+      </w:rPr>
+    </w:lvl>
+    <w:lvl w:ilvl="8" w:tentative="1">
+      <w:start w:val="1"/>
+      <w:numFmt w:val="bullet"/>
+      <w:lvlText w:val=""/>
+      <w:lvlJc w:val="left"/>
+      <w:pPr>
+        <w:tabs>
+          <w:tab w:val="num" w:pos="6480"/>
+        </w:tabs>
+        <w:ind w:left="6480" w:hanging="360"/>
+      </w:pPr>
+      <w:rPr>
+        <w:rFonts w:ascii="Wingdings" w:hAnsi="Wingdings" w:hint="default"/>
+        <w:sz w:val="20"/>
+      </w:rPr>
+    </w:lvl>
+  </w:abstractNum>
+  <w:abstractNum w:abstractNumId="8" w15:restartNumberingAfterBreak="0">
+    <w:nsid w:val="23913D04"/>
+    <w:multiLevelType w:val="multilevel"/>
+    <w:tmpl w:val="FD960200"/>
+    <w:lvl w:ilvl="0">
+      <w:start w:val="1"/>
+      <w:numFmt w:val="bullet"/>
+      <w:lvlText w:val=""/>
+      <w:lvlJc w:val="left"/>
+      <w:pPr>
+        <w:tabs>
+          <w:tab w:val="num" w:pos="720"/>
+        </w:tabs>
+        <w:ind w:left="720" w:hanging="360"/>
+      </w:pPr>
+      <w:rPr>
+        <w:rFonts w:ascii="Symbol" w:hAnsi="Symbol" w:hint="default"/>
+        <w:sz w:val="20"/>
+      </w:rPr>
+    </w:lvl>
+    <w:lvl w:ilvl="1" w:tentative="1">
+      <w:start w:val="1"/>
+      <w:numFmt w:val="bullet"/>
+      <w:lvlText w:val="o"/>
+      <w:lvlJc w:val="left"/>
+      <w:pPr>
+        <w:tabs>
+          <w:tab w:val="num" w:pos="1440"/>
+        </w:tabs>
+        <w:ind w:left="1440" w:hanging="360"/>
+      </w:pPr>
+      <w:rPr>
+        <w:rFonts w:ascii="Courier New" w:hAnsi="Courier New" w:hint="default"/>
+        <w:sz w:val="20"/>
+      </w:rPr>
+    </w:lvl>
+    <w:lvl w:ilvl="2" w:tentative="1">
+      <w:start w:val="1"/>
+      <w:numFmt w:val="bullet"/>
+      <w:lvlText w:val=""/>
+      <w:lvlJc w:val="left"/>
+      <w:pPr>
+        <w:tabs>
+          <w:tab w:val="num" w:pos="2160"/>
+        </w:tabs>
+        <w:ind w:left="2160" w:hanging="360"/>
+      </w:pPr>
+      <w:rPr>
+        <w:rFonts w:ascii="Wingdings" w:hAnsi="Wingdings" w:hint="default"/>
+        <w:sz w:val="20"/>
+      </w:rPr>
+    </w:lvl>
+    <w:lvl w:ilvl="3" w:tentative="1">
+      <w:start w:val="1"/>
+      <w:numFmt w:val="bullet"/>
+      <w:lvlText w:val=""/>
+      <w:lvlJc w:val="left"/>
+      <w:pPr>
+        <w:tabs>
+          <w:tab w:val="num" w:pos="2880"/>
+        </w:tabs>
+        <w:ind w:left="2880" w:hanging="360"/>
+      </w:pPr>
+      <w:rPr>
+        <w:rFonts w:ascii="Wingdings" w:hAnsi="Wingdings" w:hint="default"/>
+        <w:sz w:val="20"/>
+      </w:rPr>
+    </w:lvl>
+    <w:lvl w:ilvl="4" w:tentative="1">
+      <w:start w:val="1"/>
+      <w:numFmt w:val="bullet"/>
+      <w:lvlText w:val=""/>
+      <w:lvlJc w:val="left"/>
+      <w:pPr>
+        <w:tabs>
+          <w:tab w:val="num" w:pos="3600"/>
+        </w:tabs>
+        <w:ind w:left="3600" w:hanging="360"/>
+      </w:pPr>
+      <w:rPr>
+        <w:rFonts w:ascii="Wingdings" w:hAnsi="Wingdings" w:hint="default"/>
+        <w:sz w:val="20"/>
+      </w:rPr>
+    </w:lvl>
+    <w:lvl w:ilvl="5" w:tentative="1">
+      <w:start w:val="1"/>
+      <w:numFmt w:val="bullet"/>
+      <w:lvlText w:val=""/>
+      <w:lvlJc w:val="left"/>
+      <w:pPr>
+        <w:tabs>
+          <w:tab w:val="num" w:pos="4320"/>
+        </w:tabs>
+        <w:ind w:left="4320" w:hanging="360"/>
+      </w:pPr>
+      <w:rPr>
+        <w:rFonts w:ascii="Wingdings" w:hAnsi="Wingdings" w:hint="default"/>
+        <w:sz w:val="20"/>
+      </w:rPr>
+    </w:lvl>
+    <w:lvl w:ilvl="6" w:tentative="1">
+      <w:start w:val="1"/>
+      <w:numFmt w:val="bullet"/>
+      <w:lvlText w:val=""/>
+      <w:lvlJc w:val="left"/>
+      <w:pPr>
+        <w:tabs>
+          <w:tab w:val="num" w:pos="5040"/>
+        </w:tabs>
+        <w:ind w:left="5040" w:hanging="360"/>
+      </w:pPr>
+      <w:rPr>
+        <w:rFonts w:ascii="Wingdings" w:hAnsi="Wingdings" w:hint="default"/>
+        <w:sz w:val="20"/>
+      </w:rPr>
+    </w:lvl>
+    <w:lvl w:ilvl="7" w:tentative="1">
+      <w:start w:val="1"/>
+      <w:numFmt w:val="bullet"/>
+      <w:lvlText w:val=""/>
+      <w:lvlJc w:val="left"/>
+      <w:pPr>
+        <w:tabs>
+          <w:tab w:val="num" w:pos="5760"/>
+        </w:tabs>
+        <w:ind w:left="5760" w:hanging="360"/>
+      </w:pPr>
+      <w:rPr>
+        <w:rFonts w:ascii="Wingdings" w:hAnsi="Wingdings" w:hint="default"/>
+        <w:sz w:val="20"/>
+      </w:rPr>
+    </w:lvl>
+    <w:lvl w:ilvl="8" w:tentative="1">
+      <w:start w:val="1"/>
+      <w:numFmt w:val="bullet"/>
+      <w:lvlText w:val=""/>
+      <w:lvlJc w:val="left"/>
+      <w:pPr>
+        <w:tabs>
+          <w:tab w:val="num" w:pos="6480"/>
+        </w:tabs>
+        <w:ind w:left="6480" w:hanging="360"/>
+      </w:pPr>
+      <w:rPr>
+        <w:rFonts w:ascii="Wingdings" w:hAnsi="Wingdings" w:hint="default"/>
+        <w:sz w:val="20"/>
+      </w:rPr>
+    </w:lvl>
+  </w:abstractNum>
+  <w:abstractNum w:abstractNumId="9" w15:restartNumberingAfterBreak="0">
+    <w:nsid w:val="2D136974"/>
+    <w:multiLevelType w:val="multilevel"/>
+    <w:tmpl w:val="A806A1AC"/>
+    <w:lvl w:ilvl="0">
+      <w:start w:val="1"/>
+      <w:numFmt w:val="bullet"/>
+      <w:lvlText w:val=""/>
+      <w:lvlJc w:val="left"/>
+      <w:pPr>
+        <w:tabs>
+          <w:tab w:val="num" w:pos="720"/>
+        </w:tabs>
+        <w:ind w:left="720" w:hanging="360"/>
+      </w:pPr>
+      <w:rPr>
+        <w:rFonts w:ascii="Symbol" w:hAnsi="Symbol" w:hint="default"/>
+        <w:sz w:val="20"/>
+      </w:rPr>
+    </w:lvl>
+    <w:lvl w:ilvl="1" w:tentative="1">
+      <w:start w:val="1"/>
+      <w:numFmt w:val="bullet"/>
+      <w:lvlText w:val="o"/>
+      <w:lvlJc w:val="left"/>
+      <w:pPr>
+        <w:tabs>
+          <w:tab w:val="num" w:pos="1440"/>
+        </w:tabs>
+        <w:ind w:left="1440" w:hanging="360"/>
+      </w:pPr>
+      <w:rPr>
+        <w:rFonts w:ascii="Courier New" w:hAnsi="Courier New" w:hint="default"/>
+        <w:sz w:val="20"/>
+      </w:rPr>
+    </w:lvl>
+    <w:lvl w:ilvl="2" w:tentative="1">
+      <w:start w:val="1"/>
+      <w:numFmt w:val="bullet"/>
+      <w:lvlText w:val=""/>
+      <w:lvlJc w:val="left"/>
+      <w:pPr>
+        <w:tabs>
+          <w:tab w:val="num" w:pos="2160"/>
+        </w:tabs>
+        <w:ind w:left="2160" w:hanging="360"/>
+      </w:pPr>
+      <w:rPr>
+        <w:rFonts w:ascii="Wingdings" w:hAnsi="Wingdings" w:hint="default"/>
+        <w:sz w:val="20"/>
+      </w:rPr>
+    </w:lvl>
+    <w:lvl w:ilvl="3" w:tentative="1">
+      <w:start w:val="1"/>
+      <w:numFmt w:val="bullet"/>
+      <w:lvlText w:val=""/>
+      <w:lvlJc w:val="left"/>
+      <w:pPr>
+        <w:tabs>
+          <w:tab w:val="num" w:pos="2880"/>
+        </w:tabs>
+        <w:ind w:left="2880" w:hanging="360"/>
+      </w:pPr>
+      <w:rPr>
+        <w:rFonts w:ascii="Wingdings" w:hAnsi="Wingdings" w:hint="default"/>
+        <w:sz w:val="20"/>
+      </w:rPr>
+    </w:lvl>
+    <w:lvl w:ilvl="4" w:tentative="1">
+      <w:start w:val="1"/>
+      <w:numFmt w:val="bullet"/>
+      <w:lvlText w:val=""/>
+      <w:lvlJc w:val="left"/>
+      <w:pPr>
+        <w:tabs>
+          <w:tab w:val="num" w:pos="3600"/>
+        </w:tabs>
+        <w:ind w:left="3600" w:hanging="360"/>
+      </w:pPr>
+      <w:rPr>
+        <w:rFonts w:ascii="Wingdings" w:hAnsi="Wingdings" w:hint="default"/>
+        <w:sz w:val="20"/>
+      </w:rPr>
+    </w:lvl>
+    <w:lvl w:ilvl="5" w:tentative="1">
+      <w:start w:val="1"/>
+      <w:numFmt w:val="bullet"/>
+      <w:lvlText w:val=""/>
+      <w:lvlJc w:val="left"/>
+      <w:pPr>
+        <w:tabs>
+          <w:tab w:val="num" w:pos="4320"/>
+        </w:tabs>
+        <w:ind w:left="4320" w:hanging="360"/>
+      </w:pPr>
+      <w:rPr>
+        <w:rFonts w:ascii="Wingdings" w:hAnsi="Wingdings" w:hint="default"/>
+        <w:sz w:val="20"/>
+      </w:rPr>
+    </w:lvl>
+    <w:lvl w:ilvl="6" w:tentative="1">
+      <w:start w:val="1"/>
+      <w:numFmt w:val="bullet"/>
+      <w:lvlText w:val=""/>
+      <w:lvlJc w:val="left"/>
+      <w:pPr>
+        <w:tabs>
+          <w:tab w:val="num" w:pos="5040"/>
+        </w:tabs>
+        <w:ind w:left="5040" w:hanging="360"/>
+      </w:pPr>
+      <w:rPr>
+        <w:rFonts w:ascii="Wingdings" w:hAnsi="Wingdings" w:hint="default"/>
+        <w:sz w:val="20"/>
+      </w:rPr>
+    </w:lvl>
+    <w:lvl w:ilvl="7" w:tentative="1">
+      <w:start w:val="1"/>
+      <w:numFmt w:val="bullet"/>
+      <w:lvlText w:val=""/>
+      <w:lvlJc w:val="left"/>
+      <w:pPr>
+        <w:tabs>
+          <w:tab w:val="num" w:pos="5760"/>
+        </w:tabs>
+        <w:ind w:left="5760" w:hanging="360"/>
+      </w:pPr>
+      <w:rPr>
+        <w:rFonts w:ascii="Wingdings" w:hAnsi="Wingdings" w:hint="default"/>
+        <w:sz w:val="20"/>
+      </w:rPr>
+    </w:lvl>
+    <w:lvl w:ilvl="8" w:tentative="1">
+      <w:start w:val="1"/>
+      <w:numFmt w:val="bullet"/>
+      <w:lvlText w:val=""/>
+      <w:lvlJc w:val="left"/>
+      <w:pPr>
+        <w:tabs>
+          <w:tab w:val="num" w:pos="6480"/>
+        </w:tabs>
+        <w:ind w:left="6480" w:hanging="360"/>
+      </w:pPr>
+      <w:rPr>
+        <w:rFonts w:ascii="Wingdings" w:hAnsi="Wingdings" w:hint="default"/>
+        <w:sz w:val="20"/>
+      </w:rPr>
+    </w:lvl>
+  </w:abstractNum>
+  <w:abstractNum w:abstractNumId="10" w15:restartNumberingAfterBreak="0">
     <w:nsid w:val="321F02C3"/>
     <w:multiLevelType w:val="multilevel"/>
     <w:tmpl w:val="5E3472DC"/>
@@ -1677,7 +3808,269 @@
       </w:rPr>
     </w:lvl>
   </w:abstractNum>
-  <w:abstractNum w:abstractNumId="4" w15:restartNumberingAfterBreak="0">
+  <w:abstractNum w:abstractNumId="11" w15:restartNumberingAfterBreak="0">
+    <w:nsid w:val="392755AF"/>
+    <w:multiLevelType w:val="multilevel"/>
+    <w:tmpl w:val="D2A2513E"/>
+    <w:lvl w:ilvl="0">
+      <w:start w:val="1"/>
+      <w:numFmt w:val="bullet"/>
+      <w:lvlText w:val=""/>
+      <w:lvlJc w:val="left"/>
+      <w:pPr>
+        <w:tabs>
+          <w:tab w:val="num" w:pos="720"/>
+        </w:tabs>
+        <w:ind w:left="720" w:hanging="360"/>
+      </w:pPr>
+      <w:rPr>
+        <w:rFonts w:ascii="Symbol" w:hAnsi="Symbol" w:hint="default"/>
+        <w:sz w:val="20"/>
+      </w:rPr>
+    </w:lvl>
+    <w:lvl w:ilvl="1" w:tentative="1">
+      <w:start w:val="1"/>
+      <w:numFmt w:val="bullet"/>
+      <w:lvlText w:val="o"/>
+      <w:lvlJc w:val="left"/>
+      <w:pPr>
+        <w:tabs>
+          <w:tab w:val="num" w:pos="1440"/>
+        </w:tabs>
+        <w:ind w:left="1440" w:hanging="360"/>
+      </w:pPr>
+      <w:rPr>
+        <w:rFonts w:ascii="Courier New" w:hAnsi="Courier New" w:hint="default"/>
+        <w:sz w:val="20"/>
+      </w:rPr>
+    </w:lvl>
+    <w:lvl w:ilvl="2" w:tentative="1">
+      <w:start w:val="1"/>
+      <w:numFmt w:val="bullet"/>
+      <w:lvlText w:val=""/>
+      <w:lvlJc w:val="left"/>
+      <w:pPr>
+        <w:tabs>
+          <w:tab w:val="num" w:pos="2160"/>
+        </w:tabs>
+        <w:ind w:left="2160" w:hanging="360"/>
+      </w:pPr>
+      <w:rPr>
+        <w:rFonts w:ascii="Wingdings" w:hAnsi="Wingdings" w:hint="default"/>
+        <w:sz w:val="20"/>
+      </w:rPr>
+    </w:lvl>
+    <w:lvl w:ilvl="3" w:tentative="1">
+      <w:start w:val="1"/>
+      <w:numFmt w:val="bullet"/>
+      <w:lvlText w:val=""/>
+      <w:lvlJc w:val="left"/>
+      <w:pPr>
+        <w:tabs>
+          <w:tab w:val="num" w:pos="2880"/>
+        </w:tabs>
+        <w:ind w:left="2880" w:hanging="360"/>
+      </w:pPr>
+      <w:rPr>
+        <w:rFonts w:ascii="Wingdings" w:hAnsi="Wingdings" w:hint="default"/>
+        <w:sz w:val="20"/>
+      </w:rPr>
+    </w:lvl>
+    <w:lvl w:ilvl="4" w:tentative="1">
+      <w:start w:val="1"/>
+      <w:numFmt w:val="bullet"/>
+      <w:lvlText w:val=""/>
+      <w:lvlJc w:val="left"/>
+      <w:pPr>
+        <w:tabs>
+          <w:tab w:val="num" w:pos="3600"/>
+        </w:tabs>
+        <w:ind w:left="3600" w:hanging="360"/>
+      </w:pPr>
+      <w:rPr>
+        <w:rFonts w:ascii="Wingdings" w:hAnsi="Wingdings" w:hint="default"/>
+        <w:sz w:val="20"/>
+      </w:rPr>
+    </w:lvl>
+    <w:lvl w:ilvl="5" w:tentative="1">
+      <w:start w:val="1"/>
+      <w:numFmt w:val="bullet"/>
+      <w:lvlText w:val=""/>
+      <w:lvlJc w:val="left"/>
+      <w:pPr>
+        <w:tabs>
+          <w:tab w:val="num" w:pos="4320"/>
+        </w:tabs>
+        <w:ind w:left="4320" w:hanging="360"/>
+      </w:pPr>
+      <w:rPr>
+        <w:rFonts w:ascii="Wingdings" w:hAnsi="Wingdings" w:hint="default"/>
+        <w:sz w:val="20"/>
+      </w:rPr>
+    </w:lvl>
+    <w:lvl w:ilvl="6" w:tentative="1">
+      <w:start w:val="1"/>
+      <w:numFmt w:val="bullet"/>
+      <w:lvlText w:val=""/>
+      <w:lvlJc w:val="left"/>
+      <w:pPr>
+        <w:tabs>
+          <w:tab w:val="num" w:pos="5040"/>
+        </w:tabs>
+        <w:ind w:left="5040" w:hanging="360"/>
+      </w:pPr>
+      <w:rPr>
+        <w:rFonts w:ascii="Wingdings" w:hAnsi="Wingdings" w:hint="default"/>
+        <w:sz w:val="20"/>
+      </w:rPr>
+    </w:lvl>
+    <w:lvl w:ilvl="7" w:tentative="1">
+      <w:start w:val="1"/>
+      <w:numFmt w:val="bullet"/>
+      <w:lvlText w:val=""/>
+      <w:lvlJc w:val="left"/>
+      <w:pPr>
+        <w:tabs>
+          <w:tab w:val="num" w:pos="5760"/>
+        </w:tabs>
+        <w:ind w:left="5760" w:hanging="360"/>
+      </w:pPr>
+      <w:rPr>
+        <w:rFonts w:ascii="Wingdings" w:hAnsi="Wingdings" w:hint="default"/>
+        <w:sz w:val="20"/>
+      </w:rPr>
+    </w:lvl>
+    <w:lvl w:ilvl="8" w:tentative="1">
+      <w:start w:val="1"/>
+      <w:numFmt w:val="bullet"/>
+      <w:lvlText w:val=""/>
+      <w:lvlJc w:val="left"/>
+      <w:pPr>
+        <w:tabs>
+          <w:tab w:val="num" w:pos="6480"/>
+        </w:tabs>
+        <w:ind w:left="6480" w:hanging="360"/>
+      </w:pPr>
+      <w:rPr>
+        <w:rFonts w:ascii="Wingdings" w:hAnsi="Wingdings" w:hint="default"/>
+        <w:sz w:val="20"/>
+      </w:rPr>
+    </w:lvl>
+  </w:abstractNum>
+  <w:abstractNum w:abstractNumId="12" w15:restartNumberingAfterBreak="0">
+    <w:nsid w:val="39CB52EB"/>
+    <w:multiLevelType w:val="multilevel"/>
+    <w:tmpl w:val="973437F6"/>
+    <w:lvl w:ilvl="0">
+      <w:start w:val="4"/>
+      <w:numFmt w:val="decimal"/>
+      <w:lvlText w:val="%1"/>
+      <w:lvlJc w:val="left"/>
+      <w:pPr>
+        <w:ind w:left="360" w:hanging="360"/>
+      </w:pPr>
+      <w:rPr>
+        <w:rFonts w:hint="default"/>
+      </w:rPr>
+    </w:lvl>
+    <w:lvl w:ilvl="1">
+      <w:start w:val="5"/>
+      <w:numFmt w:val="decimal"/>
+      <w:lvlText w:val="%1.%2"/>
+      <w:lvlJc w:val="left"/>
+      <w:pPr>
+        <w:ind w:left="360" w:hanging="360"/>
+      </w:pPr>
+      <w:rPr>
+        <w:rFonts w:hint="default"/>
+      </w:rPr>
+    </w:lvl>
+    <w:lvl w:ilvl="2">
+      <w:start w:val="1"/>
+      <w:numFmt w:val="decimal"/>
+      <w:lvlText w:val="%1.%2.%3"/>
+      <w:lvlJc w:val="left"/>
+      <w:pPr>
+        <w:ind w:left="720" w:hanging="720"/>
+      </w:pPr>
+      <w:rPr>
+        <w:rFonts w:hint="default"/>
+      </w:rPr>
+    </w:lvl>
+    <w:lvl w:ilvl="3">
+      <w:start w:val="1"/>
+      <w:numFmt w:val="decimal"/>
+      <w:lvlText w:val="%1.%2.%3.%4"/>
+      <w:lvlJc w:val="left"/>
+      <w:pPr>
+        <w:ind w:left="1080" w:hanging="1080"/>
+      </w:pPr>
+      <w:rPr>
+        <w:rFonts w:hint="default"/>
+      </w:rPr>
+    </w:lvl>
+    <w:lvl w:ilvl="4">
+      <w:start w:val="1"/>
+      <w:numFmt w:val="decimal"/>
+      <w:lvlText w:val="%1.%2.%3.%4.%5"/>
+      <w:lvlJc w:val="left"/>
+      <w:pPr>
+        <w:ind w:left="1080" w:hanging="1080"/>
+      </w:pPr>
+      <w:rPr>
+        <w:rFonts w:hint="default"/>
+      </w:rPr>
+    </w:lvl>
+    <w:lvl w:ilvl="5">
+      <w:start w:val="1"/>
+      <w:numFmt w:val="decimal"/>
+      <w:lvlText w:val="%1.%2.%3.%4.%5.%6"/>
+      <w:lvlJc w:val="left"/>
+      <w:pPr>
+        <w:ind w:left="1440" w:hanging="1440"/>
+      </w:pPr>
+      <w:rPr>
+        <w:rFonts w:hint="default"/>
+      </w:rPr>
+    </w:lvl>
+    <w:lvl w:ilvl="6">
+      <w:start w:val="1"/>
+      <w:numFmt w:val="decimal"/>
+      <w:lvlText w:val="%1.%2.%3.%4.%5.%6.%7"/>
+      <w:lvlJc w:val="left"/>
+      <w:pPr>
+        <w:ind w:left="1440" w:hanging="1440"/>
+      </w:pPr>
+      <w:rPr>
+        <w:rFonts w:hint="default"/>
+      </w:rPr>
+    </w:lvl>
+    <w:lvl w:ilvl="7">
+      <w:start w:val="1"/>
+      <w:numFmt w:val="decimal"/>
+      <w:lvlText w:val="%1.%2.%3.%4.%5.%6.%7.%8"/>
+      <w:lvlJc w:val="left"/>
+      <w:pPr>
+        <w:ind w:left="1800" w:hanging="1800"/>
+      </w:pPr>
+      <w:rPr>
+        <w:rFonts w:hint="default"/>
+      </w:rPr>
+    </w:lvl>
+    <w:lvl w:ilvl="8">
+      <w:start w:val="1"/>
+      <w:numFmt w:val="decimal"/>
+      <w:lvlText w:val="%1.%2.%3.%4.%5.%6.%7.%8.%9"/>
+      <w:lvlJc w:val="left"/>
+      <w:pPr>
+        <w:ind w:left="2160" w:hanging="2160"/>
+      </w:pPr>
+      <w:rPr>
+        <w:rFonts w:hint="default"/>
+      </w:rPr>
+    </w:lvl>
+  </w:abstractNum>
+  <w:abstractNum w:abstractNumId="13" w15:restartNumberingAfterBreak="0">
     <w:nsid w:val="3D261515"/>
     <w:multiLevelType w:val="multilevel"/>
     <w:tmpl w:val="D5A48844"/>
@@ -1826,7 +4219,1199 @@
       </w:rPr>
     </w:lvl>
   </w:abstractNum>
-  <w:abstractNum w:abstractNumId="5" w15:restartNumberingAfterBreak="0">
+  <w:abstractNum w:abstractNumId="14" w15:restartNumberingAfterBreak="0">
+    <w:nsid w:val="49EF2A9E"/>
+    <w:multiLevelType w:val="multilevel"/>
+    <w:tmpl w:val="748A7570"/>
+    <w:lvl w:ilvl="0">
+      <w:start w:val="1"/>
+      <w:numFmt w:val="bullet"/>
+      <w:lvlText w:val=""/>
+      <w:lvlJc w:val="left"/>
+      <w:pPr>
+        <w:tabs>
+          <w:tab w:val="num" w:pos="720"/>
+        </w:tabs>
+        <w:ind w:left="720" w:hanging="360"/>
+      </w:pPr>
+      <w:rPr>
+        <w:rFonts w:ascii="Symbol" w:hAnsi="Symbol" w:hint="default"/>
+        <w:sz w:val="20"/>
+      </w:rPr>
+    </w:lvl>
+    <w:lvl w:ilvl="1" w:tentative="1">
+      <w:start w:val="1"/>
+      <w:numFmt w:val="bullet"/>
+      <w:lvlText w:val="o"/>
+      <w:lvlJc w:val="left"/>
+      <w:pPr>
+        <w:tabs>
+          <w:tab w:val="num" w:pos="1440"/>
+        </w:tabs>
+        <w:ind w:left="1440" w:hanging="360"/>
+      </w:pPr>
+      <w:rPr>
+        <w:rFonts w:ascii="Courier New" w:hAnsi="Courier New" w:hint="default"/>
+        <w:sz w:val="20"/>
+      </w:rPr>
+    </w:lvl>
+    <w:lvl w:ilvl="2" w:tentative="1">
+      <w:start w:val="1"/>
+      <w:numFmt w:val="bullet"/>
+      <w:lvlText w:val=""/>
+      <w:lvlJc w:val="left"/>
+      <w:pPr>
+        <w:tabs>
+          <w:tab w:val="num" w:pos="2160"/>
+        </w:tabs>
+        <w:ind w:left="2160" w:hanging="360"/>
+      </w:pPr>
+      <w:rPr>
+        <w:rFonts w:ascii="Wingdings" w:hAnsi="Wingdings" w:hint="default"/>
+        <w:sz w:val="20"/>
+      </w:rPr>
+    </w:lvl>
+    <w:lvl w:ilvl="3" w:tentative="1">
+      <w:start w:val="1"/>
+      <w:numFmt w:val="bullet"/>
+      <w:lvlText w:val=""/>
+      <w:lvlJc w:val="left"/>
+      <w:pPr>
+        <w:tabs>
+          <w:tab w:val="num" w:pos="2880"/>
+        </w:tabs>
+        <w:ind w:left="2880" w:hanging="360"/>
+      </w:pPr>
+      <w:rPr>
+        <w:rFonts w:ascii="Wingdings" w:hAnsi="Wingdings" w:hint="default"/>
+        <w:sz w:val="20"/>
+      </w:rPr>
+    </w:lvl>
+    <w:lvl w:ilvl="4" w:tentative="1">
+      <w:start w:val="1"/>
+      <w:numFmt w:val="bullet"/>
+      <w:lvlText w:val=""/>
+      <w:lvlJc w:val="left"/>
+      <w:pPr>
+        <w:tabs>
+          <w:tab w:val="num" w:pos="3600"/>
+        </w:tabs>
+        <w:ind w:left="3600" w:hanging="360"/>
+      </w:pPr>
+      <w:rPr>
+        <w:rFonts w:ascii="Wingdings" w:hAnsi="Wingdings" w:hint="default"/>
+        <w:sz w:val="20"/>
+      </w:rPr>
+    </w:lvl>
+    <w:lvl w:ilvl="5" w:tentative="1">
+      <w:start w:val="1"/>
+      <w:numFmt w:val="bullet"/>
+      <w:lvlText w:val=""/>
+      <w:lvlJc w:val="left"/>
+      <w:pPr>
+        <w:tabs>
+          <w:tab w:val="num" w:pos="4320"/>
+        </w:tabs>
+        <w:ind w:left="4320" w:hanging="360"/>
+      </w:pPr>
+      <w:rPr>
+        <w:rFonts w:ascii="Wingdings" w:hAnsi="Wingdings" w:hint="default"/>
+        <w:sz w:val="20"/>
+      </w:rPr>
+    </w:lvl>
+    <w:lvl w:ilvl="6" w:tentative="1">
+      <w:start w:val="1"/>
+      <w:numFmt w:val="bullet"/>
+      <w:lvlText w:val=""/>
+      <w:lvlJc w:val="left"/>
+      <w:pPr>
+        <w:tabs>
+          <w:tab w:val="num" w:pos="5040"/>
+        </w:tabs>
+        <w:ind w:left="5040" w:hanging="360"/>
+      </w:pPr>
+      <w:rPr>
+        <w:rFonts w:ascii="Wingdings" w:hAnsi="Wingdings" w:hint="default"/>
+        <w:sz w:val="20"/>
+      </w:rPr>
+    </w:lvl>
+    <w:lvl w:ilvl="7" w:tentative="1">
+      <w:start w:val="1"/>
+      <w:numFmt w:val="bullet"/>
+      <w:lvlText w:val=""/>
+      <w:lvlJc w:val="left"/>
+      <w:pPr>
+        <w:tabs>
+          <w:tab w:val="num" w:pos="5760"/>
+        </w:tabs>
+        <w:ind w:left="5760" w:hanging="360"/>
+      </w:pPr>
+      <w:rPr>
+        <w:rFonts w:ascii="Wingdings" w:hAnsi="Wingdings" w:hint="default"/>
+        <w:sz w:val="20"/>
+      </w:rPr>
+    </w:lvl>
+    <w:lvl w:ilvl="8" w:tentative="1">
+      <w:start w:val="1"/>
+      <w:numFmt w:val="bullet"/>
+      <w:lvlText w:val=""/>
+      <w:lvlJc w:val="left"/>
+      <w:pPr>
+        <w:tabs>
+          <w:tab w:val="num" w:pos="6480"/>
+        </w:tabs>
+        <w:ind w:left="6480" w:hanging="360"/>
+      </w:pPr>
+      <w:rPr>
+        <w:rFonts w:ascii="Wingdings" w:hAnsi="Wingdings" w:hint="default"/>
+        <w:sz w:val="20"/>
+      </w:rPr>
+    </w:lvl>
+  </w:abstractNum>
+  <w:abstractNum w:abstractNumId="15" w15:restartNumberingAfterBreak="0">
+    <w:nsid w:val="550B4A08"/>
+    <w:multiLevelType w:val="multilevel"/>
+    <w:tmpl w:val="A1FCD3BC"/>
+    <w:lvl w:ilvl="0">
+      <w:start w:val="1"/>
+      <w:numFmt w:val="bullet"/>
+      <w:lvlText w:val=""/>
+      <w:lvlJc w:val="left"/>
+      <w:pPr>
+        <w:tabs>
+          <w:tab w:val="num" w:pos="720"/>
+        </w:tabs>
+        <w:ind w:left="720" w:hanging="360"/>
+      </w:pPr>
+      <w:rPr>
+        <w:rFonts w:ascii="Symbol" w:hAnsi="Symbol" w:hint="default"/>
+        <w:sz w:val="20"/>
+      </w:rPr>
+    </w:lvl>
+    <w:lvl w:ilvl="1" w:tentative="1">
+      <w:start w:val="1"/>
+      <w:numFmt w:val="bullet"/>
+      <w:lvlText w:val="o"/>
+      <w:lvlJc w:val="left"/>
+      <w:pPr>
+        <w:tabs>
+          <w:tab w:val="num" w:pos="1440"/>
+        </w:tabs>
+        <w:ind w:left="1440" w:hanging="360"/>
+      </w:pPr>
+      <w:rPr>
+        <w:rFonts w:ascii="Courier New" w:hAnsi="Courier New" w:hint="default"/>
+        <w:sz w:val="20"/>
+      </w:rPr>
+    </w:lvl>
+    <w:lvl w:ilvl="2" w:tentative="1">
+      <w:start w:val="1"/>
+      <w:numFmt w:val="bullet"/>
+      <w:lvlText w:val=""/>
+      <w:lvlJc w:val="left"/>
+      <w:pPr>
+        <w:tabs>
+          <w:tab w:val="num" w:pos="2160"/>
+        </w:tabs>
+        <w:ind w:left="2160" w:hanging="360"/>
+      </w:pPr>
+      <w:rPr>
+        <w:rFonts w:ascii="Wingdings" w:hAnsi="Wingdings" w:hint="default"/>
+        <w:sz w:val="20"/>
+      </w:rPr>
+    </w:lvl>
+    <w:lvl w:ilvl="3" w:tentative="1">
+      <w:start w:val="1"/>
+      <w:numFmt w:val="bullet"/>
+      <w:lvlText w:val=""/>
+      <w:lvlJc w:val="left"/>
+      <w:pPr>
+        <w:tabs>
+          <w:tab w:val="num" w:pos="2880"/>
+        </w:tabs>
+        <w:ind w:left="2880" w:hanging="360"/>
+      </w:pPr>
+      <w:rPr>
+        <w:rFonts w:ascii="Wingdings" w:hAnsi="Wingdings" w:hint="default"/>
+        <w:sz w:val="20"/>
+      </w:rPr>
+    </w:lvl>
+    <w:lvl w:ilvl="4" w:tentative="1">
+      <w:start w:val="1"/>
+      <w:numFmt w:val="bullet"/>
+      <w:lvlText w:val=""/>
+      <w:lvlJc w:val="left"/>
+      <w:pPr>
+        <w:tabs>
+          <w:tab w:val="num" w:pos="3600"/>
+        </w:tabs>
+        <w:ind w:left="3600" w:hanging="360"/>
+      </w:pPr>
+      <w:rPr>
+        <w:rFonts w:ascii="Wingdings" w:hAnsi="Wingdings" w:hint="default"/>
+        <w:sz w:val="20"/>
+      </w:rPr>
+    </w:lvl>
+    <w:lvl w:ilvl="5" w:tentative="1">
+      <w:start w:val="1"/>
+      <w:numFmt w:val="bullet"/>
+      <w:lvlText w:val=""/>
+      <w:lvlJc w:val="left"/>
+      <w:pPr>
+        <w:tabs>
+          <w:tab w:val="num" w:pos="4320"/>
+        </w:tabs>
+        <w:ind w:left="4320" w:hanging="360"/>
+      </w:pPr>
+      <w:rPr>
+        <w:rFonts w:ascii="Wingdings" w:hAnsi="Wingdings" w:hint="default"/>
+        <w:sz w:val="20"/>
+      </w:rPr>
+    </w:lvl>
+    <w:lvl w:ilvl="6" w:tentative="1">
+      <w:start w:val="1"/>
+      <w:numFmt w:val="bullet"/>
+      <w:lvlText w:val=""/>
+      <w:lvlJc w:val="left"/>
+      <w:pPr>
+        <w:tabs>
+          <w:tab w:val="num" w:pos="5040"/>
+        </w:tabs>
+        <w:ind w:left="5040" w:hanging="360"/>
+      </w:pPr>
+      <w:rPr>
+        <w:rFonts w:ascii="Wingdings" w:hAnsi="Wingdings" w:hint="default"/>
+        <w:sz w:val="20"/>
+      </w:rPr>
+    </w:lvl>
+    <w:lvl w:ilvl="7" w:tentative="1">
+      <w:start w:val="1"/>
+      <w:numFmt w:val="bullet"/>
+      <w:lvlText w:val=""/>
+      <w:lvlJc w:val="left"/>
+      <w:pPr>
+        <w:tabs>
+          <w:tab w:val="num" w:pos="5760"/>
+        </w:tabs>
+        <w:ind w:left="5760" w:hanging="360"/>
+      </w:pPr>
+      <w:rPr>
+        <w:rFonts w:ascii="Wingdings" w:hAnsi="Wingdings" w:hint="default"/>
+        <w:sz w:val="20"/>
+      </w:rPr>
+    </w:lvl>
+    <w:lvl w:ilvl="8" w:tentative="1">
+      <w:start w:val="1"/>
+      <w:numFmt w:val="bullet"/>
+      <w:lvlText w:val=""/>
+      <w:lvlJc w:val="left"/>
+      <w:pPr>
+        <w:tabs>
+          <w:tab w:val="num" w:pos="6480"/>
+        </w:tabs>
+        <w:ind w:left="6480" w:hanging="360"/>
+      </w:pPr>
+      <w:rPr>
+        <w:rFonts w:ascii="Wingdings" w:hAnsi="Wingdings" w:hint="default"/>
+        <w:sz w:val="20"/>
+      </w:rPr>
+    </w:lvl>
+  </w:abstractNum>
+  <w:abstractNum w:abstractNumId="16" w15:restartNumberingAfterBreak="0">
+    <w:nsid w:val="5AAF3B99"/>
+    <w:multiLevelType w:val="multilevel"/>
+    <w:tmpl w:val="5EA8B038"/>
+    <w:lvl w:ilvl="0">
+      <w:start w:val="1"/>
+      <w:numFmt w:val="bullet"/>
+      <w:lvlText w:val=""/>
+      <w:lvlJc w:val="left"/>
+      <w:pPr>
+        <w:tabs>
+          <w:tab w:val="num" w:pos="720"/>
+        </w:tabs>
+        <w:ind w:left="720" w:hanging="360"/>
+      </w:pPr>
+      <w:rPr>
+        <w:rFonts w:ascii="Symbol" w:hAnsi="Symbol" w:hint="default"/>
+        <w:sz w:val="20"/>
+      </w:rPr>
+    </w:lvl>
+    <w:lvl w:ilvl="1" w:tentative="1">
+      <w:start w:val="1"/>
+      <w:numFmt w:val="bullet"/>
+      <w:lvlText w:val="o"/>
+      <w:lvlJc w:val="left"/>
+      <w:pPr>
+        <w:tabs>
+          <w:tab w:val="num" w:pos="1440"/>
+        </w:tabs>
+        <w:ind w:left="1440" w:hanging="360"/>
+      </w:pPr>
+      <w:rPr>
+        <w:rFonts w:ascii="Courier New" w:hAnsi="Courier New" w:hint="default"/>
+        <w:sz w:val="20"/>
+      </w:rPr>
+    </w:lvl>
+    <w:lvl w:ilvl="2" w:tentative="1">
+      <w:start w:val="1"/>
+      <w:numFmt w:val="bullet"/>
+      <w:lvlText w:val=""/>
+      <w:lvlJc w:val="left"/>
+      <w:pPr>
+        <w:tabs>
+          <w:tab w:val="num" w:pos="2160"/>
+        </w:tabs>
+        <w:ind w:left="2160" w:hanging="360"/>
+      </w:pPr>
+      <w:rPr>
+        <w:rFonts w:ascii="Wingdings" w:hAnsi="Wingdings" w:hint="default"/>
+        <w:sz w:val="20"/>
+      </w:rPr>
+    </w:lvl>
+    <w:lvl w:ilvl="3" w:tentative="1">
+      <w:start w:val="1"/>
+      <w:numFmt w:val="bullet"/>
+      <w:lvlText w:val=""/>
+      <w:lvlJc w:val="left"/>
+      <w:pPr>
+        <w:tabs>
+          <w:tab w:val="num" w:pos="2880"/>
+        </w:tabs>
+        <w:ind w:left="2880" w:hanging="360"/>
+      </w:pPr>
+      <w:rPr>
+        <w:rFonts w:ascii="Wingdings" w:hAnsi="Wingdings" w:hint="default"/>
+        <w:sz w:val="20"/>
+      </w:rPr>
+    </w:lvl>
+    <w:lvl w:ilvl="4" w:tentative="1">
+      <w:start w:val="1"/>
+      <w:numFmt w:val="bullet"/>
+      <w:lvlText w:val=""/>
+      <w:lvlJc w:val="left"/>
+      <w:pPr>
+        <w:tabs>
+          <w:tab w:val="num" w:pos="3600"/>
+        </w:tabs>
+        <w:ind w:left="3600" w:hanging="360"/>
+      </w:pPr>
+      <w:rPr>
+        <w:rFonts w:ascii="Wingdings" w:hAnsi="Wingdings" w:hint="default"/>
+        <w:sz w:val="20"/>
+      </w:rPr>
+    </w:lvl>
+    <w:lvl w:ilvl="5" w:tentative="1">
+      <w:start w:val="1"/>
+      <w:numFmt w:val="bullet"/>
+      <w:lvlText w:val=""/>
+      <w:lvlJc w:val="left"/>
+      <w:pPr>
+        <w:tabs>
+          <w:tab w:val="num" w:pos="4320"/>
+        </w:tabs>
+        <w:ind w:left="4320" w:hanging="360"/>
+      </w:pPr>
+      <w:rPr>
+        <w:rFonts w:ascii="Wingdings" w:hAnsi="Wingdings" w:hint="default"/>
+        <w:sz w:val="20"/>
+      </w:rPr>
+    </w:lvl>
+    <w:lvl w:ilvl="6" w:tentative="1">
+      <w:start w:val="1"/>
+      <w:numFmt w:val="bullet"/>
+      <w:lvlText w:val=""/>
+      <w:lvlJc w:val="left"/>
+      <w:pPr>
+        <w:tabs>
+          <w:tab w:val="num" w:pos="5040"/>
+        </w:tabs>
+        <w:ind w:left="5040" w:hanging="360"/>
+      </w:pPr>
+      <w:rPr>
+        <w:rFonts w:ascii="Wingdings" w:hAnsi="Wingdings" w:hint="default"/>
+        <w:sz w:val="20"/>
+      </w:rPr>
+    </w:lvl>
+    <w:lvl w:ilvl="7" w:tentative="1">
+      <w:start w:val="1"/>
+      <w:numFmt w:val="bullet"/>
+      <w:lvlText w:val=""/>
+      <w:lvlJc w:val="left"/>
+      <w:pPr>
+        <w:tabs>
+          <w:tab w:val="num" w:pos="5760"/>
+        </w:tabs>
+        <w:ind w:left="5760" w:hanging="360"/>
+      </w:pPr>
+      <w:rPr>
+        <w:rFonts w:ascii="Wingdings" w:hAnsi="Wingdings" w:hint="default"/>
+        <w:sz w:val="20"/>
+      </w:rPr>
+    </w:lvl>
+    <w:lvl w:ilvl="8" w:tentative="1">
+      <w:start w:val="1"/>
+      <w:numFmt w:val="bullet"/>
+      <w:lvlText w:val=""/>
+      <w:lvlJc w:val="left"/>
+      <w:pPr>
+        <w:tabs>
+          <w:tab w:val="num" w:pos="6480"/>
+        </w:tabs>
+        <w:ind w:left="6480" w:hanging="360"/>
+      </w:pPr>
+      <w:rPr>
+        <w:rFonts w:ascii="Wingdings" w:hAnsi="Wingdings" w:hint="default"/>
+        <w:sz w:val="20"/>
+      </w:rPr>
+    </w:lvl>
+  </w:abstractNum>
+  <w:abstractNum w:abstractNumId="17" w15:restartNumberingAfterBreak="0">
+    <w:nsid w:val="5D4F616A"/>
+    <w:multiLevelType w:val="multilevel"/>
+    <w:tmpl w:val="E1341694"/>
+    <w:lvl w:ilvl="0">
+      <w:start w:val="1"/>
+      <w:numFmt w:val="bullet"/>
+      <w:lvlText w:val=""/>
+      <w:lvlJc w:val="left"/>
+      <w:pPr>
+        <w:tabs>
+          <w:tab w:val="num" w:pos="720"/>
+        </w:tabs>
+        <w:ind w:left="720" w:hanging="360"/>
+      </w:pPr>
+      <w:rPr>
+        <w:rFonts w:ascii="Symbol" w:hAnsi="Symbol" w:hint="default"/>
+        <w:sz w:val="20"/>
+      </w:rPr>
+    </w:lvl>
+    <w:lvl w:ilvl="1" w:tentative="1">
+      <w:start w:val="1"/>
+      <w:numFmt w:val="bullet"/>
+      <w:lvlText w:val="o"/>
+      <w:lvlJc w:val="left"/>
+      <w:pPr>
+        <w:tabs>
+          <w:tab w:val="num" w:pos="1440"/>
+        </w:tabs>
+        <w:ind w:left="1440" w:hanging="360"/>
+      </w:pPr>
+      <w:rPr>
+        <w:rFonts w:ascii="Courier New" w:hAnsi="Courier New" w:hint="default"/>
+        <w:sz w:val="20"/>
+      </w:rPr>
+    </w:lvl>
+    <w:lvl w:ilvl="2" w:tentative="1">
+      <w:start w:val="1"/>
+      <w:numFmt w:val="bullet"/>
+      <w:lvlText w:val=""/>
+      <w:lvlJc w:val="left"/>
+      <w:pPr>
+        <w:tabs>
+          <w:tab w:val="num" w:pos="2160"/>
+        </w:tabs>
+        <w:ind w:left="2160" w:hanging="360"/>
+      </w:pPr>
+      <w:rPr>
+        <w:rFonts w:ascii="Wingdings" w:hAnsi="Wingdings" w:hint="default"/>
+        <w:sz w:val="20"/>
+      </w:rPr>
+    </w:lvl>
+    <w:lvl w:ilvl="3" w:tentative="1">
+      <w:start w:val="1"/>
+      <w:numFmt w:val="bullet"/>
+      <w:lvlText w:val=""/>
+      <w:lvlJc w:val="left"/>
+      <w:pPr>
+        <w:tabs>
+          <w:tab w:val="num" w:pos="2880"/>
+        </w:tabs>
+        <w:ind w:left="2880" w:hanging="360"/>
+      </w:pPr>
+      <w:rPr>
+        <w:rFonts w:ascii="Wingdings" w:hAnsi="Wingdings" w:hint="default"/>
+        <w:sz w:val="20"/>
+      </w:rPr>
+    </w:lvl>
+    <w:lvl w:ilvl="4" w:tentative="1">
+      <w:start w:val="1"/>
+      <w:numFmt w:val="bullet"/>
+      <w:lvlText w:val=""/>
+      <w:lvlJc w:val="left"/>
+      <w:pPr>
+        <w:tabs>
+          <w:tab w:val="num" w:pos="3600"/>
+        </w:tabs>
+        <w:ind w:left="3600" w:hanging="360"/>
+      </w:pPr>
+      <w:rPr>
+        <w:rFonts w:ascii="Wingdings" w:hAnsi="Wingdings" w:hint="default"/>
+        <w:sz w:val="20"/>
+      </w:rPr>
+    </w:lvl>
+    <w:lvl w:ilvl="5" w:tentative="1">
+      <w:start w:val="1"/>
+      <w:numFmt w:val="bullet"/>
+      <w:lvlText w:val=""/>
+      <w:lvlJc w:val="left"/>
+      <w:pPr>
+        <w:tabs>
+          <w:tab w:val="num" w:pos="4320"/>
+        </w:tabs>
+        <w:ind w:left="4320" w:hanging="360"/>
+      </w:pPr>
+      <w:rPr>
+        <w:rFonts w:ascii="Wingdings" w:hAnsi="Wingdings" w:hint="default"/>
+        <w:sz w:val="20"/>
+      </w:rPr>
+    </w:lvl>
+    <w:lvl w:ilvl="6" w:tentative="1">
+      <w:start w:val="1"/>
+      <w:numFmt w:val="bullet"/>
+      <w:lvlText w:val=""/>
+      <w:lvlJc w:val="left"/>
+      <w:pPr>
+        <w:tabs>
+          <w:tab w:val="num" w:pos="5040"/>
+        </w:tabs>
+        <w:ind w:left="5040" w:hanging="360"/>
+      </w:pPr>
+      <w:rPr>
+        <w:rFonts w:ascii="Wingdings" w:hAnsi="Wingdings" w:hint="default"/>
+        <w:sz w:val="20"/>
+      </w:rPr>
+    </w:lvl>
+    <w:lvl w:ilvl="7" w:tentative="1">
+      <w:start w:val="1"/>
+      <w:numFmt w:val="bullet"/>
+      <w:lvlText w:val=""/>
+      <w:lvlJc w:val="left"/>
+      <w:pPr>
+        <w:tabs>
+          <w:tab w:val="num" w:pos="5760"/>
+        </w:tabs>
+        <w:ind w:left="5760" w:hanging="360"/>
+      </w:pPr>
+      <w:rPr>
+        <w:rFonts w:ascii="Wingdings" w:hAnsi="Wingdings" w:hint="default"/>
+        <w:sz w:val="20"/>
+      </w:rPr>
+    </w:lvl>
+    <w:lvl w:ilvl="8" w:tentative="1">
+      <w:start w:val="1"/>
+      <w:numFmt w:val="bullet"/>
+      <w:lvlText w:val=""/>
+      <w:lvlJc w:val="left"/>
+      <w:pPr>
+        <w:tabs>
+          <w:tab w:val="num" w:pos="6480"/>
+        </w:tabs>
+        <w:ind w:left="6480" w:hanging="360"/>
+      </w:pPr>
+      <w:rPr>
+        <w:rFonts w:ascii="Wingdings" w:hAnsi="Wingdings" w:hint="default"/>
+        <w:sz w:val="20"/>
+      </w:rPr>
+    </w:lvl>
+  </w:abstractNum>
+  <w:abstractNum w:abstractNumId="18" w15:restartNumberingAfterBreak="0">
+    <w:nsid w:val="60641AC1"/>
+    <w:multiLevelType w:val="multilevel"/>
+    <w:tmpl w:val="18F27590"/>
+    <w:lvl w:ilvl="0">
+      <w:start w:val="1"/>
+      <w:numFmt w:val="bullet"/>
+      <w:lvlText w:val=""/>
+      <w:lvlJc w:val="left"/>
+      <w:pPr>
+        <w:tabs>
+          <w:tab w:val="num" w:pos="720"/>
+        </w:tabs>
+        <w:ind w:left="720" w:hanging="360"/>
+      </w:pPr>
+      <w:rPr>
+        <w:rFonts w:ascii="Symbol" w:hAnsi="Symbol" w:hint="default"/>
+        <w:sz w:val="20"/>
+      </w:rPr>
+    </w:lvl>
+    <w:lvl w:ilvl="1" w:tentative="1">
+      <w:start w:val="1"/>
+      <w:numFmt w:val="bullet"/>
+      <w:lvlText w:val="o"/>
+      <w:lvlJc w:val="left"/>
+      <w:pPr>
+        <w:tabs>
+          <w:tab w:val="num" w:pos="1440"/>
+        </w:tabs>
+        <w:ind w:left="1440" w:hanging="360"/>
+      </w:pPr>
+      <w:rPr>
+        <w:rFonts w:ascii="Courier New" w:hAnsi="Courier New" w:hint="default"/>
+        <w:sz w:val="20"/>
+      </w:rPr>
+    </w:lvl>
+    <w:lvl w:ilvl="2" w:tentative="1">
+      <w:start w:val="1"/>
+      <w:numFmt w:val="bullet"/>
+      <w:lvlText w:val=""/>
+      <w:lvlJc w:val="left"/>
+      <w:pPr>
+        <w:tabs>
+          <w:tab w:val="num" w:pos="2160"/>
+        </w:tabs>
+        <w:ind w:left="2160" w:hanging="360"/>
+      </w:pPr>
+      <w:rPr>
+        <w:rFonts w:ascii="Wingdings" w:hAnsi="Wingdings" w:hint="default"/>
+        <w:sz w:val="20"/>
+      </w:rPr>
+    </w:lvl>
+    <w:lvl w:ilvl="3" w:tentative="1">
+      <w:start w:val="1"/>
+      <w:numFmt w:val="bullet"/>
+      <w:lvlText w:val=""/>
+      <w:lvlJc w:val="left"/>
+      <w:pPr>
+        <w:tabs>
+          <w:tab w:val="num" w:pos="2880"/>
+        </w:tabs>
+        <w:ind w:left="2880" w:hanging="360"/>
+      </w:pPr>
+      <w:rPr>
+        <w:rFonts w:ascii="Wingdings" w:hAnsi="Wingdings" w:hint="default"/>
+        <w:sz w:val="20"/>
+      </w:rPr>
+    </w:lvl>
+    <w:lvl w:ilvl="4" w:tentative="1">
+      <w:start w:val="1"/>
+      <w:numFmt w:val="bullet"/>
+      <w:lvlText w:val=""/>
+      <w:lvlJc w:val="left"/>
+      <w:pPr>
+        <w:tabs>
+          <w:tab w:val="num" w:pos="3600"/>
+        </w:tabs>
+        <w:ind w:left="3600" w:hanging="360"/>
+      </w:pPr>
+      <w:rPr>
+        <w:rFonts w:ascii="Wingdings" w:hAnsi="Wingdings" w:hint="default"/>
+        <w:sz w:val="20"/>
+      </w:rPr>
+    </w:lvl>
+    <w:lvl w:ilvl="5" w:tentative="1">
+      <w:start w:val="1"/>
+      <w:numFmt w:val="bullet"/>
+      <w:lvlText w:val=""/>
+      <w:lvlJc w:val="left"/>
+      <w:pPr>
+        <w:tabs>
+          <w:tab w:val="num" w:pos="4320"/>
+        </w:tabs>
+        <w:ind w:left="4320" w:hanging="360"/>
+      </w:pPr>
+      <w:rPr>
+        <w:rFonts w:ascii="Wingdings" w:hAnsi="Wingdings" w:hint="default"/>
+        <w:sz w:val="20"/>
+      </w:rPr>
+    </w:lvl>
+    <w:lvl w:ilvl="6" w:tentative="1">
+      <w:start w:val="1"/>
+      <w:numFmt w:val="bullet"/>
+      <w:lvlText w:val=""/>
+      <w:lvlJc w:val="left"/>
+      <w:pPr>
+        <w:tabs>
+          <w:tab w:val="num" w:pos="5040"/>
+        </w:tabs>
+        <w:ind w:left="5040" w:hanging="360"/>
+      </w:pPr>
+      <w:rPr>
+        <w:rFonts w:ascii="Wingdings" w:hAnsi="Wingdings" w:hint="default"/>
+        <w:sz w:val="20"/>
+      </w:rPr>
+    </w:lvl>
+    <w:lvl w:ilvl="7" w:tentative="1">
+      <w:start w:val="1"/>
+      <w:numFmt w:val="bullet"/>
+      <w:lvlText w:val=""/>
+      <w:lvlJc w:val="left"/>
+      <w:pPr>
+        <w:tabs>
+          <w:tab w:val="num" w:pos="5760"/>
+        </w:tabs>
+        <w:ind w:left="5760" w:hanging="360"/>
+      </w:pPr>
+      <w:rPr>
+        <w:rFonts w:ascii="Wingdings" w:hAnsi="Wingdings" w:hint="default"/>
+        <w:sz w:val="20"/>
+      </w:rPr>
+    </w:lvl>
+    <w:lvl w:ilvl="8" w:tentative="1">
+      <w:start w:val="1"/>
+      <w:numFmt w:val="bullet"/>
+      <w:lvlText w:val=""/>
+      <w:lvlJc w:val="left"/>
+      <w:pPr>
+        <w:tabs>
+          <w:tab w:val="num" w:pos="6480"/>
+        </w:tabs>
+        <w:ind w:left="6480" w:hanging="360"/>
+      </w:pPr>
+      <w:rPr>
+        <w:rFonts w:ascii="Wingdings" w:hAnsi="Wingdings" w:hint="default"/>
+        <w:sz w:val="20"/>
+      </w:rPr>
+    </w:lvl>
+  </w:abstractNum>
+  <w:abstractNum w:abstractNumId="19" w15:restartNumberingAfterBreak="0">
+    <w:nsid w:val="629F2701"/>
+    <w:multiLevelType w:val="multilevel"/>
+    <w:tmpl w:val="FCE0B03A"/>
+    <w:lvl w:ilvl="0">
+      <w:start w:val="1"/>
+      <w:numFmt w:val="bullet"/>
+      <w:lvlText w:val=""/>
+      <w:lvlJc w:val="left"/>
+      <w:pPr>
+        <w:tabs>
+          <w:tab w:val="num" w:pos="720"/>
+        </w:tabs>
+        <w:ind w:left="720" w:hanging="360"/>
+      </w:pPr>
+      <w:rPr>
+        <w:rFonts w:ascii="Symbol" w:hAnsi="Symbol" w:hint="default"/>
+        <w:sz w:val="20"/>
+      </w:rPr>
+    </w:lvl>
+    <w:lvl w:ilvl="1" w:tentative="1">
+      <w:start w:val="1"/>
+      <w:numFmt w:val="bullet"/>
+      <w:lvlText w:val="o"/>
+      <w:lvlJc w:val="left"/>
+      <w:pPr>
+        <w:tabs>
+          <w:tab w:val="num" w:pos="1440"/>
+        </w:tabs>
+        <w:ind w:left="1440" w:hanging="360"/>
+      </w:pPr>
+      <w:rPr>
+        <w:rFonts w:ascii="Courier New" w:hAnsi="Courier New" w:hint="default"/>
+        <w:sz w:val="20"/>
+      </w:rPr>
+    </w:lvl>
+    <w:lvl w:ilvl="2" w:tentative="1">
+      <w:start w:val="1"/>
+      <w:numFmt w:val="bullet"/>
+      <w:lvlText w:val=""/>
+      <w:lvlJc w:val="left"/>
+      <w:pPr>
+        <w:tabs>
+          <w:tab w:val="num" w:pos="2160"/>
+        </w:tabs>
+        <w:ind w:left="2160" w:hanging="360"/>
+      </w:pPr>
+      <w:rPr>
+        <w:rFonts w:ascii="Wingdings" w:hAnsi="Wingdings" w:hint="default"/>
+        <w:sz w:val="20"/>
+      </w:rPr>
+    </w:lvl>
+    <w:lvl w:ilvl="3" w:tentative="1">
+      <w:start w:val="1"/>
+      <w:numFmt w:val="bullet"/>
+      <w:lvlText w:val=""/>
+      <w:lvlJc w:val="left"/>
+      <w:pPr>
+        <w:tabs>
+          <w:tab w:val="num" w:pos="2880"/>
+        </w:tabs>
+        <w:ind w:left="2880" w:hanging="360"/>
+      </w:pPr>
+      <w:rPr>
+        <w:rFonts w:ascii="Wingdings" w:hAnsi="Wingdings" w:hint="default"/>
+        <w:sz w:val="20"/>
+      </w:rPr>
+    </w:lvl>
+    <w:lvl w:ilvl="4" w:tentative="1">
+      <w:start w:val="1"/>
+      <w:numFmt w:val="bullet"/>
+      <w:lvlText w:val=""/>
+      <w:lvlJc w:val="left"/>
+      <w:pPr>
+        <w:tabs>
+          <w:tab w:val="num" w:pos="3600"/>
+        </w:tabs>
+        <w:ind w:left="3600" w:hanging="360"/>
+      </w:pPr>
+      <w:rPr>
+        <w:rFonts w:ascii="Wingdings" w:hAnsi="Wingdings" w:hint="default"/>
+        <w:sz w:val="20"/>
+      </w:rPr>
+    </w:lvl>
+    <w:lvl w:ilvl="5" w:tentative="1">
+      <w:start w:val="1"/>
+      <w:numFmt w:val="bullet"/>
+      <w:lvlText w:val=""/>
+      <w:lvlJc w:val="left"/>
+      <w:pPr>
+        <w:tabs>
+          <w:tab w:val="num" w:pos="4320"/>
+        </w:tabs>
+        <w:ind w:left="4320" w:hanging="360"/>
+      </w:pPr>
+      <w:rPr>
+        <w:rFonts w:ascii="Wingdings" w:hAnsi="Wingdings" w:hint="default"/>
+        <w:sz w:val="20"/>
+      </w:rPr>
+    </w:lvl>
+    <w:lvl w:ilvl="6" w:tentative="1">
+      <w:start w:val="1"/>
+      <w:numFmt w:val="bullet"/>
+      <w:lvlText w:val=""/>
+      <w:lvlJc w:val="left"/>
+      <w:pPr>
+        <w:tabs>
+          <w:tab w:val="num" w:pos="5040"/>
+        </w:tabs>
+        <w:ind w:left="5040" w:hanging="360"/>
+      </w:pPr>
+      <w:rPr>
+        <w:rFonts w:ascii="Wingdings" w:hAnsi="Wingdings" w:hint="default"/>
+        <w:sz w:val="20"/>
+      </w:rPr>
+    </w:lvl>
+    <w:lvl w:ilvl="7" w:tentative="1">
+      <w:start w:val="1"/>
+      <w:numFmt w:val="bullet"/>
+      <w:lvlText w:val=""/>
+      <w:lvlJc w:val="left"/>
+      <w:pPr>
+        <w:tabs>
+          <w:tab w:val="num" w:pos="5760"/>
+        </w:tabs>
+        <w:ind w:left="5760" w:hanging="360"/>
+      </w:pPr>
+      <w:rPr>
+        <w:rFonts w:ascii="Wingdings" w:hAnsi="Wingdings" w:hint="default"/>
+        <w:sz w:val="20"/>
+      </w:rPr>
+    </w:lvl>
+    <w:lvl w:ilvl="8" w:tentative="1">
+      <w:start w:val="1"/>
+      <w:numFmt w:val="bullet"/>
+      <w:lvlText w:val=""/>
+      <w:lvlJc w:val="left"/>
+      <w:pPr>
+        <w:tabs>
+          <w:tab w:val="num" w:pos="6480"/>
+        </w:tabs>
+        <w:ind w:left="6480" w:hanging="360"/>
+      </w:pPr>
+      <w:rPr>
+        <w:rFonts w:ascii="Wingdings" w:hAnsi="Wingdings" w:hint="default"/>
+        <w:sz w:val="20"/>
+      </w:rPr>
+    </w:lvl>
+  </w:abstractNum>
+  <w:abstractNum w:abstractNumId="20" w15:restartNumberingAfterBreak="0">
+    <w:nsid w:val="634A5A1B"/>
+    <w:multiLevelType w:val="multilevel"/>
+    <w:tmpl w:val="17F806A8"/>
+    <w:lvl w:ilvl="0">
+      <w:start w:val="1"/>
+      <w:numFmt w:val="bullet"/>
+      <w:lvlText w:val=""/>
+      <w:lvlJc w:val="left"/>
+      <w:pPr>
+        <w:tabs>
+          <w:tab w:val="num" w:pos="720"/>
+        </w:tabs>
+        <w:ind w:left="720" w:hanging="360"/>
+      </w:pPr>
+      <w:rPr>
+        <w:rFonts w:ascii="Symbol" w:hAnsi="Symbol" w:hint="default"/>
+        <w:sz w:val="20"/>
+      </w:rPr>
+    </w:lvl>
+    <w:lvl w:ilvl="1" w:tentative="1">
+      <w:start w:val="1"/>
+      <w:numFmt w:val="bullet"/>
+      <w:lvlText w:val="o"/>
+      <w:lvlJc w:val="left"/>
+      <w:pPr>
+        <w:tabs>
+          <w:tab w:val="num" w:pos="1440"/>
+        </w:tabs>
+        <w:ind w:left="1440" w:hanging="360"/>
+      </w:pPr>
+      <w:rPr>
+        <w:rFonts w:ascii="Courier New" w:hAnsi="Courier New" w:hint="default"/>
+        <w:sz w:val="20"/>
+      </w:rPr>
+    </w:lvl>
+    <w:lvl w:ilvl="2" w:tentative="1">
+      <w:start w:val="1"/>
+      <w:numFmt w:val="bullet"/>
+      <w:lvlText w:val=""/>
+      <w:lvlJc w:val="left"/>
+      <w:pPr>
+        <w:tabs>
+          <w:tab w:val="num" w:pos="2160"/>
+        </w:tabs>
+        <w:ind w:left="2160" w:hanging="360"/>
+      </w:pPr>
+      <w:rPr>
+        <w:rFonts w:ascii="Wingdings" w:hAnsi="Wingdings" w:hint="default"/>
+        <w:sz w:val="20"/>
+      </w:rPr>
+    </w:lvl>
+    <w:lvl w:ilvl="3" w:tentative="1">
+      <w:start w:val="1"/>
+      <w:numFmt w:val="bullet"/>
+      <w:lvlText w:val=""/>
+      <w:lvlJc w:val="left"/>
+      <w:pPr>
+        <w:tabs>
+          <w:tab w:val="num" w:pos="2880"/>
+        </w:tabs>
+        <w:ind w:left="2880" w:hanging="360"/>
+      </w:pPr>
+      <w:rPr>
+        <w:rFonts w:ascii="Wingdings" w:hAnsi="Wingdings" w:hint="default"/>
+        <w:sz w:val="20"/>
+      </w:rPr>
+    </w:lvl>
+    <w:lvl w:ilvl="4" w:tentative="1">
+      <w:start w:val="1"/>
+      <w:numFmt w:val="bullet"/>
+      <w:lvlText w:val=""/>
+      <w:lvlJc w:val="left"/>
+      <w:pPr>
+        <w:tabs>
+          <w:tab w:val="num" w:pos="3600"/>
+        </w:tabs>
+        <w:ind w:left="3600" w:hanging="360"/>
+      </w:pPr>
+      <w:rPr>
+        <w:rFonts w:ascii="Wingdings" w:hAnsi="Wingdings" w:hint="default"/>
+        <w:sz w:val="20"/>
+      </w:rPr>
+    </w:lvl>
+    <w:lvl w:ilvl="5" w:tentative="1">
+      <w:start w:val="1"/>
+      <w:numFmt w:val="bullet"/>
+      <w:lvlText w:val=""/>
+      <w:lvlJc w:val="left"/>
+      <w:pPr>
+        <w:tabs>
+          <w:tab w:val="num" w:pos="4320"/>
+        </w:tabs>
+        <w:ind w:left="4320" w:hanging="360"/>
+      </w:pPr>
+      <w:rPr>
+        <w:rFonts w:ascii="Wingdings" w:hAnsi="Wingdings" w:hint="default"/>
+        <w:sz w:val="20"/>
+      </w:rPr>
+    </w:lvl>
+    <w:lvl w:ilvl="6" w:tentative="1">
+      <w:start w:val="1"/>
+      <w:numFmt w:val="bullet"/>
+      <w:lvlText w:val=""/>
+      <w:lvlJc w:val="left"/>
+      <w:pPr>
+        <w:tabs>
+          <w:tab w:val="num" w:pos="5040"/>
+        </w:tabs>
+        <w:ind w:left="5040" w:hanging="360"/>
+      </w:pPr>
+      <w:rPr>
+        <w:rFonts w:ascii="Wingdings" w:hAnsi="Wingdings" w:hint="default"/>
+        <w:sz w:val="20"/>
+      </w:rPr>
+    </w:lvl>
+    <w:lvl w:ilvl="7" w:tentative="1">
+      <w:start w:val="1"/>
+      <w:numFmt w:val="bullet"/>
+      <w:lvlText w:val=""/>
+      <w:lvlJc w:val="left"/>
+      <w:pPr>
+        <w:tabs>
+          <w:tab w:val="num" w:pos="5760"/>
+        </w:tabs>
+        <w:ind w:left="5760" w:hanging="360"/>
+      </w:pPr>
+      <w:rPr>
+        <w:rFonts w:ascii="Wingdings" w:hAnsi="Wingdings" w:hint="default"/>
+        <w:sz w:val="20"/>
+      </w:rPr>
+    </w:lvl>
+    <w:lvl w:ilvl="8" w:tentative="1">
+      <w:start w:val="1"/>
+      <w:numFmt w:val="bullet"/>
+      <w:lvlText w:val=""/>
+      <w:lvlJc w:val="left"/>
+      <w:pPr>
+        <w:tabs>
+          <w:tab w:val="num" w:pos="6480"/>
+        </w:tabs>
+        <w:ind w:left="6480" w:hanging="360"/>
+      </w:pPr>
+      <w:rPr>
+        <w:rFonts w:ascii="Wingdings" w:hAnsi="Wingdings" w:hint="default"/>
+        <w:sz w:val="20"/>
+      </w:rPr>
+    </w:lvl>
+  </w:abstractNum>
+  <w:abstractNum w:abstractNumId="21" w15:restartNumberingAfterBreak="0">
+    <w:nsid w:val="66906B55"/>
+    <w:multiLevelType w:val="multilevel"/>
+    <w:tmpl w:val="C6DEA9C6"/>
+    <w:lvl w:ilvl="0">
+      <w:start w:val="1"/>
+      <w:numFmt w:val="bullet"/>
+      <w:lvlText w:val=""/>
+      <w:lvlJc w:val="left"/>
+      <w:pPr>
+        <w:tabs>
+          <w:tab w:val="num" w:pos="720"/>
+        </w:tabs>
+        <w:ind w:left="720" w:hanging="360"/>
+      </w:pPr>
+      <w:rPr>
+        <w:rFonts w:ascii="Symbol" w:hAnsi="Symbol" w:hint="default"/>
+        <w:sz w:val="20"/>
+      </w:rPr>
+    </w:lvl>
+    <w:lvl w:ilvl="1" w:tentative="1">
+      <w:start w:val="1"/>
+      <w:numFmt w:val="bullet"/>
+      <w:lvlText w:val="o"/>
+      <w:lvlJc w:val="left"/>
+      <w:pPr>
+        <w:tabs>
+          <w:tab w:val="num" w:pos="1440"/>
+        </w:tabs>
+        <w:ind w:left="1440" w:hanging="360"/>
+      </w:pPr>
+      <w:rPr>
+        <w:rFonts w:ascii="Courier New" w:hAnsi="Courier New" w:hint="default"/>
+        <w:sz w:val="20"/>
+      </w:rPr>
+    </w:lvl>
+    <w:lvl w:ilvl="2" w:tentative="1">
+      <w:start w:val="1"/>
+      <w:numFmt w:val="bullet"/>
+      <w:lvlText w:val=""/>
+      <w:lvlJc w:val="left"/>
+      <w:pPr>
+        <w:tabs>
+          <w:tab w:val="num" w:pos="2160"/>
+        </w:tabs>
+        <w:ind w:left="2160" w:hanging="360"/>
+      </w:pPr>
+      <w:rPr>
+        <w:rFonts w:ascii="Wingdings" w:hAnsi="Wingdings" w:hint="default"/>
+        <w:sz w:val="20"/>
+      </w:rPr>
+    </w:lvl>
+    <w:lvl w:ilvl="3" w:tentative="1">
+      <w:start w:val="1"/>
+      <w:numFmt w:val="bullet"/>
+      <w:lvlText w:val=""/>
+      <w:lvlJc w:val="left"/>
+      <w:pPr>
+        <w:tabs>
+          <w:tab w:val="num" w:pos="2880"/>
+        </w:tabs>
+        <w:ind w:left="2880" w:hanging="360"/>
+      </w:pPr>
+      <w:rPr>
+        <w:rFonts w:ascii="Wingdings" w:hAnsi="Wingdings" w:hint="default"/>
+        <w:sz w:val="20"/>
+      </w:rPr>
+    </w:lvl>
+    <w:lvl w:ilvl="4" w:tentative="1">
+      <w:start w:val="1"/>
+      <w:numFmt w:val="bullet"/>
+      <w:lvlText w:val=""/>
+      <w:lvlJc w:val="left"/>
+      <w:pPr>
+        <w:tabs>
+          <w:tab w:val="num" w:pos="3600"/>
+        </w:tabs>
+        <w:ind w:left="3600" w:hanging="360"/>
+      </w:pPr>
+      <w:rPr>
+        <w:rFonts w:ascii="Wingdings" w:hAnsi="Wingdings" w:hint="default"/>
+        <w:sz w:val="20"/>
+      </w:rPr>
+    </w:lvl>
+    <w:lvl w:ilvl="5" w:tentative="1">
+      <w:start w:val="1"/>
+      <w:numFmt w:val="bullet"/>
+      <w:lvlText w:val=""/>
+      <w:lvlJc w:val="left"/>
+      <w:pPr>
+        <w:tabs>
+          <w:tab w:val="num" w:pos="4320"/>
+        </w:tabs>
+        <w:ind w:left="4320" w:hanging="360"/>
+      </w:pPr>
+      <w:rPr>
+        <w:rFonts w:ascii="Wingdings" w:hAnsi="Wingdings" w:hint="default"/>
+        <w:sz w:val="20"/>
+      </w:rPr>
+    </w:lvl>
+    <w:lvl w:ilvl="6" w:tentative="1">
+      <w:start w:val="1"/>
+      <w:numFmt w:val="bullet"/>
+      <w:lvlText w:val=""/>
+      <w:lvlJc w:val="left"/>
+      <w:pPr>
+        <w:tabs>
+          <w:tab w:val="num" w:pos="5040"/>
+        </w:tabs>
+        <w:ind w:left="5040" w:hanging="360"/>
+      </w:pPr>
+      <w:rPr>
+        <w:rFonts w:ascii="Wingdings" w:hAnsi="Wingdings" w:hint="default"/>
+        <w:sz w:val="20"/>
+      </w:rPr>
+    </w:lvl>
+    <w:lvl w:ilvl="7" w:tentative="1">
+      <w:start w:val="1"/>
+      <w:numFmt w:val="bullet"/>
+      <w:lvlText w:val=""/>
+      <w:lvlJc w:val="left"/>
+      <w:pPr>
+        <w:tabs>
+          <w:tab w:val="num" w:pos="5760"/>
+        </w:tabs>
+        <w:ind w:left="5760" w:hanging="360"/>
+      </w:pPr>
+      <w:rPr>
+        <w:rFonts w:ascii="Wingdings" w:hAnsi="Wingdings" w:hint="default"/>
+        <w:sz w:val="20"/>
+      </w:rPr>
+    </w:lvl>
+    <w:lvl w:ilvl="8" w:tentative="1">
+      <w:start w:val="1"/>
+      <w:numFmt w:val="bullet"/>
+      <w:lvlText w:val=""/>
+      <w:lvlJc w:val="left"/>
+      <w:pPr>
+        <w:tabs>
+          <w:tab w:val="num" w:pos="6480"/>
+        </w:tabs>
+        <w:ind w:left="6480" w:hanging="360"/>
+      </w:pPr>
+      <w:rPr>
+        <w:rFonts w:ascii="Wingdings" w:hAnsi="Wingdings" w:hint="default"/>
+        <w:sz w:val="20"/>
+      </w:rPr>
+    </w:lvl>
+  </w:abstractNum>
+  <w:abstractNum w:abstractNumId="22" w15:restartNumberingAfterBreak="0">
     <w:nsid w:val="68F53BF4"/>
     <w:multiLevelType w:val="multilevel"/>
     <w:tmpl w:val="951AB152"/>
@@ -1975,7 +5560,305 @@
       </w:rPr>
     </w:lvl>
   </w:abstractNum>
-  <w:abstractNum w:abstractNumId="6" w15:restartNumberingAfterBreak="0">
+  <w:abstractNum w:abstractNumId="23" w15:restartNumberingAfterBreak="0">
+    <w:nsid w:val="70CD3ACE"/>
+    <w:multiLevelType w:val="multilevel"/>
+    <w:tmpl w:val="42A65C36"/>
+    <w:lvl w:ilvl="0">
+      <w:start w:val="1"/>
+      <w:numFmt w:val="bullet"/>
+      <w:lvlText w:val=""/>
+      <w:lvlJc w:val="left"/>
+      <w:pPr>
+        <w:tabs>
+          <w:tab w:val="num" w:pos="720"/>
+        </w:tabs>
+        <w:ind w:left="720" w:hanging="360"/>
+      </w:pPr>
+      <w:rPr>
+        <w:rFonts w:ascii="Symbol" w:hAnsi="Symbol" w:hint="default"/>
+        <w:sz w:val="20"/>
+      </w:rPr>
+    </w:lvl>
+    <w:lvl w:ilvl="1" w:tentative="1">
+      <w:start w:val="1"/>
+      <w:numFmt w:val="bullet"/>
+      <w:lvlText w:val="o"/>
+      <w:lvlJc w:val="left"/>
+      <w:pPr>
+        <w:tabs>
+          <w:tab w:val="num" w:pos="1440"/>
+        </w:tabs>
+        <w:ind w:left="1440" w:hanging="360"/>
+      </w:pPr>
+      <w:rPr>
+        <w:rFonts w:ascii="Courier New" w:hAnsi="Courier New" w:hint="default"/>
+        <w:sz w:val="20"/>
+      </w:rPr>
+    </w:lvl>
+    <w:lvl w:ilvl="2" w:tentative="1">
+      <w:start w:val="1"/>
+      <w:numFmt w:val="bullet"/>
+      <w:lvlText w:val=""/>
+      <w:lvlJc w:val="left"/>
+      <w:pPr>
+        <w:tabs>
+          <w:tab w:val="num" w:pos="2160"/>
+        </w:tabs>
+        <w:ind w:left="2160" w:hanging="360"/>
+      </w:pPr>
+      <w:rPr>
+        <w:rFonts w:ascii="Wingdings" w:hAnsi="Wingdings" w:hint="default"/>
+        <w:sz w:val="20"/>
+      </w:rPr>
+    </w:lvl>
+    <w:lvl w:ilvl="3" w:tentative="1">
+      <w:start w:val="1"/>
+      <w:numFmt w:val="bullet"/>
+      <w:lvlText w:val=""/>
+      <w:lvlJc w:val="left"/>
+      <w:pPr>
+        <w:tabs>
+          <w:tab w:val="num" w:pos="2880"/>
+        </w:tabs>
+        <w:ind w:left="2880" w:hanging="360"/>
+      </w:pPr>
+      <w:rPr>
+        <w:rFonts w:ascii="Wingdings" w:hAnsi="Wingdings" w:hint="default"/>
+        <w:sz w:val="20"/>
+      </w:rPr>
+    </w:lvl>
+    <w:lvl w:ilvl="4" w:tentative="1">
+      <w:start w:val="1"/>
+      <w:numFmt w:val="bullet"/>
+      <w:lvlText w:val=""/>
+      <w:lvlJc w:val="left"/>
+      <w:pPr>
+        <w:tabs>
+          <w:tab w:val="num" w:pos="3600"/>
+        </w:tabs>
+        <w:ind w:left="3600" w:hanging="360"/>
+      </w:pPr>
+      <w:rPr>
+        <w:rFonts w:ascii="Wingdings" w:hAnsi="Wingdings" w:hint="default"/>
+        <w:sz w:val="20"/>
+      </w:rPr>
+    </w:lvl>
+    <w:lvl w:ilvl="5" w:tentative="1">
+      <w:start w:val="1"/>
+      <w:numFmt w:val="bullet"/>
+      <w:lvlText w:val=""/>
+      <w:lvlJc w:val="left"/>
+      <w:pPr>
+        <w:tabs>
+          <w:tab w:val="num" w:pos="4320"/>
+        </w:tabs>
+        <w:ind w:left="4320" w:hanging="360"/>
+      </w:pPr>
+      <w:rPr>
+        <w:rFonts w:ascii="Wingdings" w:hAnsi="Wingdings" w:hint="default"/>
+        <w:sz w:val="20"/>
+      </w:rPr>
+    </w:lvl>
+    <w:lvl w:ilvl="6" w:tentative="1">
+      <w:start w:val="1"/>
+      <w:numFmt w:val="bullet"/>
+      <w:lvlText w:val=""/>
+      <w:lvlJc w:val="left"/>
+      <w:pPr>
+        <w:tabs>
+          <w:tab w:val="num" w:pos="5040"/>
+        </w:tabs>
+        <w:ind w:left="5040" w:hanging="360"/>
+      </w:pPr>
+      <w:rPr>
+        <w:rFonts w:ascii="Wingdings" w:hAnsi="Wingdings" w:hint="default"/>
+        <w:sz w:val="20"/>
+      </w:rPr>
+    </w:lvl>
+    <w:lvl w:ilvl="7" w:tentative="1">
+      <w:start w:val="1"/>
+      <w:numFmt w:val="bullet"/>
+      <w:lvlText w:val=""/>
+      <w:lvlJc w:val="left"/>
+      <w:pPr>
+        <w:tabs>
+          <w:tab w:val="num" w:pos="5760"/>
+        </w:tabs>
+        <w:ind w:left="5760" w:hanging="360"/>
+      </w:pPr>
+      <w:rPr>
+        <w:rFonts w:ascii="Wingdings" w:hAnsi="Wingdings" w:hint="default"/>
+        <w:sz w:val="20"/>
+      </w:rPr>
+    </w:lvl>
+    <w:lvl w:ilvl="8" w:tentative="1">
+      <w:start w:val="1"/>
+      <w:numFmt w:val="bullet"/>
+      <w:lvlText w:val=""/>
+      <w:lvlJc w:val="left"/>
+      <w:pPr>
+        <w:tabs>
+          <w:tab w:val="num" w:pos="6480"/>
+        </w:tabs>
+        <w:ind w:left="6480" w:hanging="360"/>
+      </w:pPr>
+      <w:rPr>
+        <w:rFonts w:ascii="Wingdings" w:hAnsi="Wingdings" w:hint="default"/>
+        <w:sz w:val="20"/>
+      </w:rPr>
+    </w:lvl>
+  </w:abstractNum>
+  <w:abstractNum w:abstractNumId="24" w15:restartNumberingAfterBreak="0">
+    <w:nsid w:val="781060D5"/>
+    <w:multiLevelType w:val="multilevel"/>
+    <w:tmpl w:val="18F6E508"/>
+    <w:lvl w:ilvl="0">
+      <w:start w:val="1"/>
+      <w:numFmt w:val="bullet"/>
+      <w:lvlText w:val=""/>
+      <w:lvlJc w:val="left"/>
+      <w:pPr>
+        <w:tabs>
+          <w:tab w:val="num" w:pos="720"/>
+        </w:tabs>
+        <w:ind w:left="720" w:hanging="360"/>
+      </w:pPr>
+      <w:rPr>
+        <w:rFonts w:ascii="Symbol" w:hAnsi="Symbol" w:hint="default"/>
+        <w:sz w:val="20"/>
+      </w:rPr>
+    </w:lvl>
+    <w:lvl w:ilvl="1" w:tentative="1">
+      <w:start w:val="1"/>
+      <w:numFmt w:val="bullet"/>
+      <w:lvlText w:val="o"/>
+      <w:lvlJc w:val="left"/>
+      <w:pPr>
+        <w:tabs>
+          <w:tab w:val="num" w:pos="1440"/>
+        </w:tabs>
+        <w:ind w:left="1440" w:hanging="360"/>
+      </w:pPr>
+      <w:rPr>
+        <w:rFonts w:ascii="Courier New" w:hAnsi="Courier New" w:hint="default"/>
+        <w:sz w:val="20"/>
+      </w:rPr>
+    </w:lvl>
+    <w:lvl w:ilvl="2" w:tentative="1">
+      <w:start w:val="1"/>
+      <w:numFmt w:val="bullet"/>
+      <w:lvlText w:val=""/>
+      <w:lvlJc w:val="left"/>
+      <w:pPr>
+        <w:tabs>
+          <w:tab w:val="num" w:pos="2160"/>
+        </w:tabs>
+        <w:ind w:left="2160" w:hanging="360"/>
+      </w:pPr>
+      <w:rPr>
+        <w:rFonts w:ascii="Wingdings" w:hAnsi="Wingdings" w:hint="default"/>
+        <w:sz w:val="20"/>
+      </w:rPr>
+    </w:lvl>
+    <w:lvl w:ilvl="3" w:tentative="1">
+      <w:start w:val="1"/>
+      <w:numFmt w:val="bullet"/>
+      <w:lvlText w:val=""/>
+      <w:lvlJc w:val="left"/>
+      <w:pPr>
+        <w:tabs>
+          <w:tab w:val="num" w:pos="2880"/>
+        </w:tabs>
+        <w:ind w:left="2880" w:hanging="360"/>
+      </w:pPr>
+      <w:rPr>
+        <w:rFonts w:ascii="Wingdings" w:hAnsi="Wingdings" w:hint="default"/>
+        <w:sz w:val="20"/>
+      </w:rPr>
+    </w:lvl>
+    <w:lvl w:ilvl="4" w:tentative="1">
+      <w:start w:val="1"/>
+      <w:numFmt w:val="bullet"/>
+      <w:lvlText w:val=""/>
+      <w:lvlJc w:val="left"/>
+      <w:pPr>
+        <w:tabs>
+          <w:tab w:val="num" w:pos="3600"/>
+        </w:tabs>
+        <w:ind w:left="3600" w:hanging="360"/>
+      </w:pPr>
+      <w:rPr>
+        <w:rFonts w:ascii="Wingdings" w:hAnsi="Wingdings" w:hint="default"/>
+        <w:sz w:val="20"/>
+      </w:rPr>
+    </w:lvl>
+    <w:lvl w:ilvl="5" w:tentative="1">
+      <w:start w:val="1"/>
+      <w:numFmt w:val="bullet"/>
+      <w:lvlText w:val=""/>
+      <w:lvlJc w:val="left"/>
+      <w:pPr>
+        <w:tabs>
+          <w:tab w:val="num" w:pos="4320"/>
+        </w:tabs>
+        <w:ind w:left="4320" w:hanging="360"/>
+      </w:pPr>
+      <w:rPr>
+        <w:rFonts w:ascii="Wingdings" w:hAnsi="Wingdings" w:hint="default"/>
+        <w:sz w:val="20"/>
+      </w:rPr>
+    </w:lvl>
+    <w:lvl w:ilvl="6" w:tentative="1">
+      <w:start w:val="1"/>
+      <w:numFmt w:val="bullet"/>
+      <w:lvlText w:val=""/>
+      <w:lvlJc w:val="left"/>
+      <w:pPr>
+        <w:tabs>
+          <w:tab w:val="num" w:pos="5040"/>
+        </w:tabs>
+        <w:ind w:left="5040" w:hanging="360"/>
+      </w:pPr>
+      <w:rPr>
+        <w:rFonts w:ascii="Wingdings" w:hAnsi="Wingdings" w:hint="default"/>
+        <w:sz w:val="20"/>
+      </w:rPr>
+    </w:lvl>
+    <w:lvl w:ilvl="7" w:tentative="1">
+      <w:start w:val="1"/>
+      <w:numFmt w:val="bullet"/>
+      <w:lvlText w:val=""/>
+      <w:lvlJc w:val="left"/>
+      <w:pPr>
+        <w:tabs>
+          <w:tab w:val="num" w:pos="5760"/>
+        </w:tabs>
+        <w:ind w:left="5760" w:hanging="360"/>
+      </w:pPr>
+      <w:rPr>
+        <w:rFonts w:ascii="Wingdings" w:hAnsi="Wingdings" w:hint="default"/>
+        <w:sz w:val="20"/>
+      </w:rPr>
+    </w:lvl>
+    <w:lvl w:ilvl="8" w:tentative="1">
+      <w:start w:val="1"/>
+      <w:numFmt w:val="bullet"/>
+      <w:lvlText w:val=""/>
+      <w:lvlJc w:val="left"/>
+      <w:pPr>
+        <w:tabs>
+          <w:tab w:val="num" w:pos="6480"/>
+        </w:tabs>
+        <w:ind w:left="6480" w:hanging="360"/>
+      </w:pPr>
+      <w:rPr>
+        <w:rFonts w:ascii="Wingdings" w:hAnsi="Wingdings" w:hint="default"/>
+        <w:sz w:val="20"/>
+      </w:rPr>
+    </w:lvl>
+  </w:abstractNum>
+  <w:abstractNum w:abstractNumId="25" w15:restartNumberingAfterBreak="0">
     <w:nsid w:val="7F1C3BCB"/>
     <w:multiLevelType w:val="multilevel"/>
     <w:tmpl w:val="5A3E6406"/>
@@ -2125,25 +6008,82 @@
     </w:lvl>
   </w:abstractNum>
   <w:num w:numId="1" w16cid:durableId="193154702">
+    <w:abstractNumId w:val="22"/>
+  </w:num>
+  <w:num w:numId="2" w16cid:durableId="506601177">
+    <w:abstractNumId w:val="13"/>
+  </w:num>
+  <w:num w:numId="3" w16cid:durableId="1593125697">
+    <w:abstractNumId w:val="10"/>
+  </w:num>
+  <w:num w:numId="4" w16cid:durableId="1751466655">
+    <w:abstractNumId w:val="1"/>
+  </w:num>
+  <w:num w:numId="5" w16cid:durableId="1063064927">
     <w:abstractNumId w:val="5"/>
   </w:num>
-  <w:num w:numId="2" w16cid:durableId="506601177">
+  <w:num w:numId="6" w16cid:durableId="2038195660">
+    <w:abstractNumId w:val="6"/>
+  </w:num>
+  <w:num w:numId="7" w16cid:durableId="1411581056">
+    <w:abstractNumId w:val="25"/>
+  </w:num>
+  <w:num w:numId="8" w16cid:durableId="1469009052">
+    <w:abstractNumId w:val="9"/>
+  </w:num>
+  <w:num w:numId="9" w16cid:durableId="147478753">
+    <w:abstractNumId w:val="23"/>
+  </w:num>
+  <w:num w:numId="10" w16cid:durableId="1592812910">
+    <w:abstractNumId w:val="0"/>
+  </w:num>
+  <w:num w:numId="11" w16cid:durableId="1406956209">
+    <w:abstractNumId w:val="21"/>
+  </w:num>
+  <w:num w:numId="12" w16cid:durableId="2010912013">
+    <w:abstractNumId w:val="24"/>
+  </w:num>
+  <w:num w:numId="13" w16cid:durableId="428888338">
+    <w:abstractNumId w:val="11"/>
+  </w:num>
+  <w:num w:numId="14" w16cid:durableId="1960798941">
+    <w:abstractNumId w:val="16"/>
+  </w:num>
+  <w:num w:numId="15" w16cid:durableId="1890192139">
+    <w:abstractNumId w:val="14"/>
+  </w:num>
+  <w:num w:numId="16" w16cid:durableId="644696853">
+    <w:abstractNumId w:val="19"/>
+  </w:num>
+  <w:num w:numId="17" w16cid:durableId="1246452185">
+    <w:abstractNumId w:val="7"/>
+  </w:num>
+  <w:num w:numId="18" w16cid:durableId="1679304708">
+    <w:abstractNumId w:val="3"/>
+  </w:num>
+  <w:num w:numId="19" w16cid:durableId="900217596">
+    <w:abstractNumId w:val="15"/>
+  </w:num>
+  <w:num w:numId="20" w16cid:durableId="1354917870">
+    <w:abstractNumId w:val="20"/>
+  </w:num>
+  <w:num w:numId="21" w16cid:durableId="1126510998">
+    <w:abstractNumId w:val="17"/>
+  </w:num>
+  <w:num w:numId="22" w16cid:durableId="1850291477">
+    <w:abstractNumId w:val="2"/>
+  </w:num>
+  <w:num w:numId="23" w16cid:durableId="975375579">
     <w:abstractNumId w:val="4"/>
   </w:num>
-  <w:num w:numId="3" w16cid:durableId="1593125697">
-    <w:abstractNumId w:val="3"/>
+  <w:num w:numId="24" w16cid:durableId="747195047">
+    <w:abstractNumId w:val="12"/>
   </w:num>
-  <w:num w:numId="4" w16cid:durableId="1751466655">
-    <w:abstractNumId w:val="0"/>
+  <w:num w:numId="25" w16cid:durableId="1194727065">
+    <w:abstractNumId w:val="18"/>
   </w:num>
-  <w:num w:numId="5" w16cid:durableId="1063064927">
-    <w:abstractNumId w:val="1"/>
-  </w:num>
-  <w:num w:numId="6" w16cid:durableId="2038195660">
-    <w:abstractNumId w:val="2"/>
-  </w:num>
-  <w:num w:numId="7" w16cid:durableId="1411581056">
-    <w:abstractNumId w:val="6"/>
+  <w:num w:numId="26" w16cid:durableId="482546548">
+    <w:abstractNumId w:val="8"/>
   </w:num>
 </w:numbering>
 </file>
